--- a/manuscript/ms.docx
+++ b/manuscript/ms.docx
@@ -126,7 +126,7 @@
       </w:r>
     </w:p>
     <w:bookmarkEnd w:id="22"/>
-    <w:bookmarkStart w:id="33" w:name="author-note"/>
+    <w:bookmarkStart w:id="37" w:name="author-note"/>
     <w:p>
       <w:pPr>
         <w:pStyle w:val="Heading1"/>
@@ -290,6 +290,81 @@
         <w:pStyle w:val="BodyText"/>
       </w:pPr>
       <w:r>
+        <w:t xml:space="preserve">Dominique Makowski</w:t>
+      </w:r>
+      <w:r>
+        <w:t xml:space="preserve"> </w:t>
+      </w:r>
+      <w:bookmarkStart w:id="34" w:name="orchid"/>
+      <w:r>
+        <w:drawing>
+          <wp:inline>
+            <wp:extent cx="152279" cy="152279"/>
+            <wp:effectExtent b="0" l="0" r="0" t="0"/>
+            <wp:docPr descr="Orcid ID Logo: A green circle with white letters ID" title="" id="32" name="Picture"/>
+            <a:graphic>
+              <a:graphicData uri="http://schemas.openxmlformats.org/drawingml/2006/picture">
+                <pic:pic>
+                  <pic:nvPicPr>
+                    <pic:cNvPr descr="_extensions/wjschne/apaquarto/ORCID-iD_icon-vector.svg" id="33" name="Picture"/>
+                    <pic:cNvPicPr>
+                      <a:picLocks noChangeArrowheads="1" noChangeAspect="1"/>
+                    </pic:cNvPicPr>
+                  </pic:nvPicPr>
+                  <pic:blipFill>
+                    <a:blip>
+                      <a:extLst>
+                        <a:ext uri="{28A0092B-C50C-407E-A947-70E740481C1C}">
+                          <a14:useLocalDpi xmlns:a14="http://schemas.microsoft.com/office/drawing/2010/main" val="0"/>
+                        </a:ext>
+                        <a:ext uri="{96DAC541-7B7A-43D3-8B79-37D633B846F1}">
+                          <asvg:svgBlip xmlns:asvg="http://schemas.microsoft.com/office/drawing/2016/SVG/main" r:embed="rId23"/>
+                        </a:ext>
+                      </a:extLst>
+                    </a:blip>
+                    <a:stretch>
+                      <a:fillRect/>
+                    </a:stretch>
+                  </pic:blipFill>
+                  <pic:spPr bwMode="auto">
+                    <a:xfrm>
+                      <a:off x="0" y="0"/>
+                      <a:ext cx="152279" cy="152279"/>
+                    </a:xfrm>
+                    <a:prstGeom prst="rect">
+                      <a:avLst/>
+                    </a:prstGeom>
+                    <a:noFill/>
+                    <a:ln w="9525">
+                      <a:noFill/>
+                      <a:headEnd/>
+                      <a:tailEnd/>
+                    </a:ln>
+                  </pic:spPr>
+                </pic:pic>
+              </a:graphicData>
+            </a:graphic>
+          </wp:inline>
+        </w:drawing>
+      </w:r>
+      <w:bookmarkEnd w:id="34"/>
+      <w:r>
+        <w:t xml:space="preserve"> </w:t>
+      </w:r>
+      <w:hyperlink r:id="rId35">
+        <w:r>
+          <w:rPr>
+            <w:rStyle w:val="Hyperlink"/>
+          </w:rPr>
+          <w:t xml:space="preserve">https://orcid.org/0000-0001-5375-9967</w:t>
+        </w:r>
+      </w:hyperlink>
+    </w:p>
+    <w:p>
+      <w:pPr>
+        <w:pStyle w:val="BodyText"/>
+      </w:pPr>
+      <w:r>
         <w:t xml:space="preserve">The analyses herein were not preregistered. Data, code, and materials for this manuscript are available at https://github.com/jgeller112/exGauss_commentary. The entire manuscript, including all analyses and figures, can be reproduced by downloading the repository and following the instructions in its README. The authors have no conflicts of interest to disclose.</w:t>
       </w:r>
     </w:p>
@@ -362,7 +437,7 @@
       <w:r>
         <w:t xml:space="preserve"> </w:t>
       </w:r>
-      <w:hyperlink r:id="rId32">
+      <w:hyperlink r:id="rId36">
         <w:r>
           <w:rPr>
             <w:rStyle w:val="Hyperlink"/>
@@ -376,8 +451,8 @@
         <w:br w:type="page"/>
       </w:r>
     </w:p>
-    <w:bookmarkEnd w:id="33"/>
-    <w:bookmarkStart w:id="34" w:name="abstract"/>
+    <w:bookmarkEnd w:id="37"/>
+    <w:bookmarkStart w:id="38" w:name="abstract"/>
     <w:p>
       <w:pPr>
         <w:pStyle w:val="Heading1"/>
@@ -474,12 +549,27 @@
       </w:r>
     </w:p>
     <w:p>
+      <w:pPr>
+        <w:pStyle w:val="BodyText"/>
+      </w:pPr>
+      <w:r>
+        <w:rPr>
+          <w:i/>
+          <w:iCs/>
+        </w:rPr>
+        <w:t xml:space="preserve">Word Count</w:t>
+      </w:r>
+      <w:r>
+        <w:t xml:space="preserve">: 5202</w:t>
+      </w:r>
+    </w:p>
+    <w:p>
       <w:r>
         <w:br w:type="page"/>
       </w:r>
     </w:p>
-    <w:bookmarkEnd w:id="34"/>
-    <w:bookmarkStart w:id="68" w:name="firstheader"/>
+    <w:bookmarkEnd w:id="38"/>
+    <w:bookmarkStart w:id="39" w:name="firstheader"/>
     <w:p>
       <w:pPr>
         <w:pStyle w:val="Heading1"/>
@@ -506,7 +596,13 @@
           <w:rPr>
             <w:rStyle w:val="Hyperlink"/>
           </w:rPr>
-          <w:t xml:space="preserve">Pfadt et al., 2025</w:t>
+          <w:t xml:space="preserve">Pfadt et al.</w:t>
+        </w:r>
+        <w:r>
+          <w:rPr>
+            <w:rStyle w:val="Hyperlink"/>
+          </w:rPr>
+          <w:t xml:space="preserve">, 2025</w:t>
         </w:r>
       </w:hyperlink>
       <w:r>
@@ -596,7 +692,7 @@
         <w:t xml:space="preserve">)</w:t>
       </w:r>
       <w:r>
-        <w:t xml:space="preserve">, together with growing distrust of published findings</w:t>
+        <w:t xml:space="preserve">, together with growing distrust of published findings, has pushed many researchers toward statistical alternatives</w:t>
       </w:r>
       <w:r>
         <w:t xml:space="preserve"> </w:t>
@@ -616,7 +712,7 @@
         <w:t xml:space="preserve">)</w:t>
       </w:r>
       <w:r>
-        <w:t xml:space="preserve">, has pushed many researchers toward statistical alternatives.</w:t>
+        <w:t xml:space="preserve">.</w:t>
       </w:r>
     </w:p>
     <w:p>
@@ -624,7 +720,7 @@
         <w:pStyle w:val="BodyText"/>
       </w:pPr>
       <w:r>
-        <w:t xml:space="preserve">One domain that has seen increased adoption of Bayesian methods is experimental psychology, where one of the most common dependent variables is response times (RT), which is a measure of how long it takes a person to initiate some type of response in the presense of a stimulus (i.e., motor, written, or spoken). RT data offers a window into cognitive processes undelying behavior</w:t>
+        <w:t xml:space="preserve">One domain that has seen increased adoption of Bayesian methods is experimental psychology, where one of the most common dependent variables is response times (RT), which is a measure of how long it takes a person to initiate a response (e.g., motor, written, or spoken) to a stimulus. RT data offers a window into cognitive processes underlying behavior</w:t>
       </w:r>
       <w:r>
         <w:t xml:space="preserve"> </w:t>
@@ -1014,7 +1110,7 @@
         <w:t xml:space="preserve"> </w:t>
       </w:r>
       <w:r>
-        <w:t xml:space="preserve">in R which provides a high-level interface to the probablitsic programming language Stan</w:t>
+        <w:t xml:space="preserve">in R, which provides a high-level interface to the probabilistic programming language Stan</w:t>
       </w:r>
       <w:r>
         <w:t xml:space="preserve"> </w:t>
@@ -1378,19 +1474,20 @@
         <w:t xml:space="preserve">corresponds to the location of the Gaussian component — the conventional ex-Gaussian parameter used in RT research — rather than the mean of the full distribution. We illustrate this first with a simulated dataset and then through reanalysis of a published finding. Our goal is to improve the accuracy and interpretability of inferences drawn from these models. This issue is particularly important because the ex-Gaussian distribution is widely used to distinguish changes in the central portion of the RT distribution from changes in its positively skewed tail.</w:t>
       </w:r>
     </w:p>
-    <w:bookmarkStart w:id="59" w:name="simulation-example"/>
+    <w:bookmarkEnd w:id="39"/>
+    <w:bookmarkStart w:id="71" w:name="simulation-example"/>
+    <w:p>
+      <w:pPr>
+        <w:pStyle w:val="Heading1"/>
+      </w:pPr>
+      <w:r>
+        <w:t xml:space="preserve">Simulation Example</w:t>
+      </w:r>
+    </w:p>
+    <w:bookmarkStart w:id="48" w:name="data-generation"/>
     <w:p>
       <w:pPr>
         <w:pStyle w:val="Heading2"/>
-      </w:pPr>
-      <w:r>
-        <w:t xml:space="preserve">Simulation Example</w:t>
-      </w:r>
-    </w:p>
-    <w:bookmarkStart w:id="43" w:name="data-generation"/>
-    <w:p>
-      <w:pPr>
-        <w:pStyle w:val="Heading3"/>
       </w:pPr>
       <w:r>
         <w:t xml:space="preserve">Data Generation</w:t>
@@ -1450,7 +1547,7 @@
         <w:rPr>
           <w:rStyle w:val="FootnoteReference"/>
         </w:rPr>
-        <w:footnoteReference w:id="35"/>
+        <w:footnoteReference w:id="40"/>
       </w:r>
       <w:r>
         <w:t xml:space="preserve">. In</w:t>
@@ -1615,7 +1712,7 @@
       <w:tr>
         <w:tc>
           <w:tcPr/>
-          <w:bookmarkStart w:id="36" w:name="lst-install-brms-exgaussian"/>
+          <w:bookmarkStart w:id="41" w:name="lst-install-brms-exgaussian"/>
           <w:p>
             <w:pPr>
               <w:jc w:val="center"/>
@@ -1668,11 +1765,11 @@
               <w:t xml:space="preserve">(cogmod)</w:t>
             </w:r>
           </w:p>
-          <w:bookmarkEnd w:id="36"/>
+          <w:bookmarkEnd w:id="41"/>
         </w:tc>
       </w:tr>
     </w:tbl>
-    <w:bookmarkStart w:id="37" w:name="tbl-exgauss"/>
+    <w:bookmarkStart w:id="42" w:name="tbl-exgauss"/>
     <w:p>
       <w:pPr>
         <w:pStyle w:val="FigureTitle"/>
@@ -1923,7 +2020,7 @@
         </w:tc>
       </w:tr>
     </w:tbl>
-    <w:bookmarkEnd w:id="37"/>
+    <w:bookmarkEnd w:id="42"/>
     <w:p>
       <w:pPr>
         <w:pStyle w:val="AfterWithoutNote"/>
@@ -1956,7 +2053,7 @@
       <w:tr>
         <w:tc>
           <w:tcPr/>
-          <w:bookmarkStart w:id="38" w:name="lst-simulate-data"/>
+          <w:bookmarkStart w:id="43" w:name="lst-simulate-data"/>
           <w:p>
             <w:pPr>
               <w:jc w:val="center"/>
@@ -2540,7 +2637,7 @@
               <w:t xml:space="preserve">)</w:t>
             </w:r>
           </w:p>
-          <w:bookmarkEnd w:id="38"/>
+          <w:bookmarkEnd w:id="43"/>
         </w:tc>
       </w:tr>
     </w:tbl>
@@ -2680,7 +2777,7 @@
         <w:t xml:space="preserve">is identical (600 ms) in both conditions.</w:t>
       </w:r>
     </w:p>
-    <w:bookmarkStart w:id="42" w:name="fig-datagen"/>
+    <w:bookmarkStart w:id="47" w:name="fig-datagen"/>
     <w:p>
       <w:pPr>
         <w:pStyle w:val="FigureTitle"/>
@@ -2867,18 +2964,18 @@
           <wp:inline>
             <wp:extent cx="5943600" cy="4754880"/>
             <wp:effectExtent b="0" l="0" r="0" t="0"/>
-            <wp:docPr descr="" title="" id="40" name="Picture"/>
+            <wp:docPr descr="" title="" id="45" name="Picture"/>
             <a:graphic>
               <a:graphicData uri="http://schemas.openxmlformats.org/drawingml/2006/picture">
                 <pic:pic>
                   <pic:nvPicPr>
-                    <pic:cNvPr descr="ms_files/figure-docx/fig-datagen-1.png" id="41" name="Picture"/>
+                    <pic:cNvPr descr="ms_files/figure-docx/fig-datagen-1.png" id="46" name="Picture"/>
                     <pic:cNvPicPr>
                       <a:picLocks noChangeArrowheads="1" noChangeAspect="1"/>
                     </pic:cNvPicPr>
                   </pic:nvPicPr>
                   <pic:blipFill>
-                    <a:blip r:embed="rId39"/>
+                    <a:blip r:embed="rId44"/>
                     <a:stretch>
                       <a:fillRect/>
                     </a:stretch>
@@ -2905,12 +3002,12 @@
         </w:drawing>
       </w:r>
     </w:p>
-    <w:bookmarkEnd w:id="42"/>
-    <w:bookmarkEnd w:id="43"/>
-    <w:bookmarkStart w:id="48" w:name="default-brms-parameterization"/>
-    <w:p>
-      <w:pPr>
-        <w:pStyle w:val="Heading3"/>
+    <w:bookmarkEnd w:id="47"/>
+    <w:bookmarkEnd w:id="48"/>
+    <w:bookmarkStart w:id="57" w:name="default-brms-parameterization"/>
+    <w:p>
+      <w:pPr>
+        <w:pStyle w:val="Heading2"/>
       </w:pPr>
       <w:r>
         <w:t xml:space="preserve">Default {brms} Parameterization</w:t>
@@ -3217,24 +3314,18 @@
         <w:t xml:space="preserve">Both the expected response and the exponential component are allowed to vary across conditions.</w:t>
       </w:r>
     </w:p>
-    <w:p>
-      <w:pPr>
-        <w:pStyle w:val="Heading4"/>
-        <w:rPr>
-          <w:vanish/>
-          <w:specVanish/>
-        </w:rPr>
-      </w:pPr>
-      <w:r>
-        <w:t>Prior Specification.</w:t>
-      </w:r>
-      <w:r>
-        <w:t xml:space="preserve"> </w:t>
-      </w:r>
-    </w:p>
-    <w:p>
-      <w:pPr>
-        <w:pStyle w:val="BodyText"/>
+    <w:bookmarkStart w:id="51" w:name="prior-specification"/>
+    <w:p>
+      <w:pPr>
+        <w:pStyle w:val="Heading3"/>
+      </w:pPr>
+      <w:r>
+        <w:t xml:space="preserve">Prior Specification</w:t>
+      </w:r>
+    </w:p>
+    <w:p>
+      <w:pPr>
+        <w:pStyle w:val="FirstParagraph"/>
       </w:pPr>
       <w:r>
         <w:t xml:space="preserve">The priors were selected to reflect the known scale of the simulated data while remaining sufficiently broad to allow the model to recover deviations from the generating values.</w:t>
@@ -3257,7 +3348,7 @@
         <w:t xml:space="preserve">shows these priors alongside those used for the classical parameterization introduced later, so the two specifications can be compared directly.</w:t>
       </w:r>
     </w:p>
-    <w:bookmarkStart w:id="44" w:name="tbl-priors"/>
+    <w:bookmarkStart w:id="49" w:name="tbl-priors"/>
     <w:p>
       <w:pPr>
         <w:pStyle w:val="FigureTitle"/>
@@ -3621,10 +3712,144 @@
         </w:tc>
       </w:tr>
     </w:tbl>
-    <w:bookmarkEnd w:id="44"/>
+    <w:bookmarkEnd w:id="49"/>
     <w:p>
       <w:pPr>
         <w:pStyle w:val="AfterWithoutNote"/>
+      </w:pPr>
+      <w:r>
+        <w:t xml:space="preserve">In {brms}, the</w:t>
+      </w:r>
+      <w:r>
+        <w:t xml:space="preserve"> </w:t>
+      </w:r>
+      <w:r>
+        <w:rPr>
+          <w:rStyle w:val="VerbatimChar"/>
+        </w:rPr>
+        <w:t xml:space="preserve">bf()</w:t>
+      </w:r>
+      <w:r>
+        <w:t xml:space="preserve"> </w:t>
+      </w:r>
+      <w:r>
+        <w:t xml:space="preserve">function combines separate linear-model formulas for each parameter of the response distribution into a single distributional-formula object passed to</w:t>
+      </w:r>
+      <w:r>
+        <w:t xml:space="preserve"> </w:t>
+      </w:r>
+      <w:r>
+        <w:rPr>
+          <w:rStyle w:val="VerbatimChar"/>
+        </w:rPr>
+        <w:t xml:space="preserve">brm()</w:t>
+      </w:r>
+      <w:r>
+        <w:t xml:space="preserve">. For the ex-Gaussian family, this lets</w:t>
+      </w:r>
+      <w:r>
+        <w:t xml:space="preserve"> </w:t>
+      </w:r>
+      <w:r>
+        <w:rPr>
+          <w:rStyle w:val="VerbatimChar"/>
+        </w:rPr>
+        <w:t xml:space="preserve">mu</w:t>
+      </w:r>
+      <w:r>
+        <w:t xml:space="preserve">,</w:t>
+      </w:r>
+      <w:r>
+        <w:t xml:space="preserve"> </w:t>
+      </w:r>
+      <w:r>
+        <w:rPr>
+          <w:rStyle w:val="VerbatimChar"/>
+        </w:rPr>
+        <w:t xml:space="preserve">sigma</w:t>
+      </w:r>
+      <w:r>
+        <w:t xml:space="preserve">, and</w:t>
+      </w:r>
+      <w:r>
+        <w:t xml:space="preserve"> </w:t>
+      </w:r>
+      <w:r>
+        <w:rPr>
+          <w:rStyle w:val="VerbatimChar"/>
+        </w:rPr>
+        <w:t xml:space="preserve">beta</w:t>
+      </w:r>
+      <w:r>
+        <w:t xml:space="preserve"> </w:t>
+      </w:r>
+      <w:r>
+        <w:t xml:space="preserve">each be modeled by their own predictors within one call: below,</w:t>
+      </w:r>
+      <w:r>
+        <w:t xml:space="preserve"> </w:t>
+      </w:r>
+      <w:r>
+        <w:rPr>
+          <w:rStyle w:val="VerbatimChar"/>
+        </w:rPr>
+        <w:t xml:space="preserve">rt ~ Blur</w:t>
+      </w:r>
+      <w:r>
+        <w:t xml:space="preserve"> </w:t>
+      </w:r>
+      <w:r>
+        <w:t xml:space="preserve">models</w:t>
+      </w:r>
+      <w:r>
+        <w:t xml:space="preserve"> </w:t>
+      </w:r>
+      <w:r>
+        <w:rPr>
+          <w:rStyle w:val="VerbatimChar"/>
+        </w:rPr>
+        <w:t xml:space="preserve">mu</w:t>
+      </w:r>
+      <w:r>
+        <w:t xml:space="preserve"> </w:t>
+      </w:r>
+      <w:r>
+        <w:t xml:space="preserve">as a function of Blur,</w:t>
+      </w:r>
+      <w:r>
+        <w:t xml:space="preserve"> </w:t>
+      </w:r>
+      <w:r>
+        <w:rPr>
+          <w:rStyle w:val="VerbatimChar"/>
+        </w:rPr>
+        <w:t xml:space="preserve">sigma ~ 1</w:t>
+      </w:r>
+      <w:r>
+        <w:t xml:space="preserve"> </w:t>
+      </w:r>
+      <w:r>
+        <w:t xml:space="preserve">holds the Gaussian standard deviation constant across conditions, and</w:t>
+      </w:r>
+      <w:r>
+        <w:t xml:space="preserve"> </w:t>
+      </w:r>
+      <w:r>
+        <w:rPr>
+          <w:rStyle w:val="VerbatimChar"/>
+        </w:rPr>
+        <w:t xml:space="preserve">beta ~ Blur</w:t>
+      </w:r>
+      <w:r>
+        <w:t xml:space="preserve"> </w:t>
+      </w:r>
+      <w:r>
+        <w:t xml:space="preserve">allows the exponential mean to vary by Blur as well. The model is fit with 2 MCMC chains of 2,000 iterations each (including 500 warmup iterations), more than sufficient for a model this simple.</w:t>
+      </w:r>
+    </w:p>
+    <w:p>
+      <w:pPr>
+        <w:pStyle w:val="BodyText"/>
       </w:pPr>
       <w:r>
         <w:t xml:space="preserve">The model can then be fit as follows (</w:t>
@@ -3654,7 +3879,7 @@
       <w:tr>
         <w:tc>
           <w:tcPr/>
-          <w:bookmarkStart w:id="45" w:name="lst-fit-default"/>
+          <w:bookmarkStart w:id="50" w:name="lst-fit-default"/>
           <w:p>
             <w:pPr>
               <w:jc w:val="center"/>
@@ -3866,7 +4091,13 @@
               <w:rPr>
                 <w:rStyle w:val="NormalTok"/>
               </w:rPr>
-              <w:t xml:space="preserve"> priors_default,</w:t>
+              <w:t xml:space="preserve"> priors_default, </w:t>
+            </w:r>
+            <w:r>
+              <w:rPr>
+                <w:rStyle w:val="CommentTok"/>
+              </w:rPr>
+              <w:t xml:space="preserve"># priors from above</w:t>
             </w:r>
             <w:r>
               <w:br/>
@@ -3971,6 +4202,39 @@
               <w:rPr>
                 <w:rStyle w:val="NormalTok"/>
               </w:rPr>
+              <w:t xml:space="preserve">, </w:t>
+            </w:r>
+            <w:r>
+              <w:br/>
+            </w:r>
+            <w:r>
+              <w:rPr>
+                <w:rStyle w:val="NormalTok"/>
+              </w:rPr>
+              <w:t xml:space="preserve">  </w:t>
+            </w:r>
+            <w:r>
+              <w:rPr>
+                <w:rStyle w:val="AttributeTok"/>
+              </w:rPr>
+              <w:t xml:space="preserve">warmup =</w:t>
+            </w:r>
+            <w:r>
+              <w:rPr>
+                <w:rStyle w:val="NormalTok"/>
+              </w:rPr>
+              <w:t xml:space="preserve"> </w:t>
+            </w:r>
+            <w:r>
+              <w:rPr>
+                <w:rStyle w:val="DecValTok"/>
+              </w:rPr>
+              <w:t xml:space="preserve">500</w:t>
+            </w:r>
+            <w:r>
+              <w:rPr>
+                <w:rStyle w:val="NormalTok"/>
+              </w:rPr>
               <w:t xml:space="preserve">,</w:t>
             </w:r>
             <w:r>
@@ -3986,7 +4250,7 @@
               <w:rPr>
                 <w:rStyle w:val="AttributeTok"/>
               </w:rPr>
-              <w:t xml:space="preserve">warmup =</w:t>
+              <w:t xml:space="preserve">backend =</w:t>
             </w:r>
             <w:r>
               <w:rPr>
@@ -3996,9 +4260,42 @@
             </w:r>
             <w:r>
               <w:rPr>
+                <w:rStyle w:val="StringTok"/>
+              </w:rPr>
+              <w:t xml:space="preserve">"cmdstanr"</w:t>
+            </w:r>
+            <w:r>
+              <w:rPr>
+                <w:rStyle w:val="NormalTok"/>
+              </w:rPr>
+              <w:t xml:space="preserve">,</w:t>
+            </w:r>
+            <w:r>
+              <w:br/>
+            </w:r>
+            <w:r>
+              <w:rPr>
+                <w:rStyle w:val="NormalTok"/>
+              </w:rPr>
+              <w:t xml:space="preserve">  </w:t>
+            </w:r>
+            <w:r>
+              <w:rPr>
+                <w:rStyle w:val="AttributeTok"/>
+              </w:rPr>
+              <w:t xml:space="preserve">cores =</w:t>
+            </w:r>
+            <w:r>
+              <w:rPr>
+                <w:rStyle w:val="NormalTok"/>
+              </w:rPr>
+              <w:t xml:space="preserve"> </w:t>
+            </w:r>
+            <w:r>
+              <w:rPr>
                 <w:rStyle w:val="DecValTok"/>
               </w:rPr>
-              <w:t xml:space="preserve">500</w:t>
+              <w:t xml:space="preserve">4</w:t>
             </w:r>
             <w:r>
               <w:rPr>
@@ -4019,7 +4316,7 @@
               <w:rPr>
                 <w:rStyle w:val="AttributeTok"/>
               </w:rPr>
-              <w:t xml:space="preserve">backend =</w:t>
+              <w:t xml:space="preserve">seed =</w:t>
             </w:r>
             <w:r>
               <w:rPr>
@@ -4029,15 +4326,72 @@
             </w:r>
             <w:r>
               <w:rPr>
+                <w:rStyle w:val="DecValTok"/>
+              </w:rPr>
+              <w:t xml:space="preserve">1234</w:t>
+            </w:r>
+            <w:r>
+              <w:rPr>
+                <w:rStyle w:val="NormalTok"/>
+              </w:rPr>
+              <w:t xml:space="preserve">, </w:t>
+            </w:r>
+            <w:r>
+              <w:rPr>
+                <w:rStyle w:val="CommentTok"/>
+              </w:rPr>
+              <w:t xml:space="preserve"># reproducible draws</w:t>
+            </w:r>
+            <w:r>
+              <w:br/>
+            </w:r>
+            <w:r>
+              <w:rPr>
+                <w:rStyle w:val="NormalTok"/>
+              </w:rPr>
+              <w:t xml:space="preserve">  </w:t>
+            </w:r>
+            <w:r>
+              <w:rPr>
+                <w:rStyle w:val="AttributeTok"/>
+              </w:rPr>
+              <w:t xml:space="preserve">file =</w:t>
+            </w:r>
+            <w:r>
+              <w:rPr>
+                <w:rStyle w:val="NormalTok"/>
+              </w:rPr>
+              <w:t xml:space="preserve"> </w:t>
+            </w:r>
+            <w:r>
+              <w:rPr>
+                <w:rStyle w:val="FunctionTok"/>
+              </w:rPr>
+              <w:t xml:space="preserve">file.path</w:t>
+            </w:r>
+            <w:r>
+              <w:rPr>
+                <w:rStyle w:val="NormalTok"/>
+              </w:rPr>
+              <w:t xml:space="preserve">(fits_dir, </w:t>
+            </w:r>
+            <w:r>
+              <w:rPr>
                 <w:rStyle w:val="StringTok"/>
               </w:rPr>
-              <w:t xml:space="preserve">"cmdstanr"</w:t>
-            </w:r>
-            <w:r>
-              <w:rPr>
-                <w:rStyle w:val="NormalTok"/>
-              </w:rPr>
-              <w:t xml:space="preserve">,</w:t>
+              <w:t xml:space="preserve">"fit-default"</w:t>
+            </w:r>
+            <w:r>
+              <w:rPr>
+                <w:rStyle w:val="NormalTok"/>
+              </w:rPr>
+              <w:t xml:space="preserve">), </w:t>
+            </w:r>
+            <w:r>
+              <w:rPr>
+                <w:rStyle w:val="CommentTok"/>
+              </w:rPr>
+              <w:t xml:space="preserve"># cache: skip refitting if unchanged</w:t>
             </w:r>
             <w:r>
               <w:br/>
@@ -4052,7 +4406,7 @@
               <w:rPr>
                 <w:rStyle w:val="AttributeTok"/>
               </w:rPr>
-              <w:t xml:space="preserve">cores =</w:t>
+              <w:t xml:space="preserve">file_refit =</w:t>
             </w:r>
             <w:r>
               <w:rPr>
@@ -4062,15 +4416,21 @@
             </w:r>
             <w:r>
               <w:rPr>
-                <w:rStyle w:val="DecValTok"/>
-              </w:rPr>
-              <w:t xml:space="preserve">4</w:t>
-            </w:r>
-            <w:r>
-              <w:rPr>
-                <w:rStyle w:val="NormalTok"/>
-              </w:rPr>
-              <w:t xml:space="preserve">,</w:t>
+                <w:rStyle w:val="StringTok"/>
+              </w:rPr>
+              <w:t xml:space="preserve">"on_change"</w:t>
+            </w:r>
+            <w:r>
+              <w:rPr>
+                <w:rStyle w:val="NormalTok"/>
+              </w:rPr>
+              <w:t xml:space="preserve"> </w:t>
+            </w:r>
+            <w:r>
+              <w:rPr>
+                <w:rStyle w:val="CommentTok"/>
+              </w:rPr>
+              <w:t xml:space="preserve"># but do refit if the model spec above changes</w:t>
             </w:r>
             <w:r>
               <w:br/>
@@ -4079,155 +4439,21 @@
               <w:rPr>
                 <w:rStyle w:val="NormalTok"/>
               </w:rPr>
-              <w:t xml:space="preserve">  </w:t>
-            </w:r>
-            <w:r>
-              <w:rPr>
-                <w:rStyle w:val="AttributeTok"/>
-              </w:rPr>
-              <w:t xml:space="preserve">seed =</w:t>
-            </w:r>
-            <w:r>
-              <w:rPr>
-                <w:rStyle w:val="NormalTok"/>
-              </w:rPr>
-              <w:t xml:space="preserve"> </w:t>
-            </w:r>
-            <w:r>
-              <w:rPr>
-                <w:rStyle w:val="DecValTok"/>
-              </w:rPr>
-              <w:t xml:space="preserve">1234</w:t>
-            </w:r>
-            <w:r>
-              <w:rPr>
-                <w:rStyle w:val="NormalTok"/>
-              </w:rPr>
-              <w:t xml:space="preserve">, </w:t>
-            </w:r>
-            <w:r>
-              <w:rPr>
-                <w:rStyle w:val="CommentTok"/>
-              </w:rPr>
-              <w:t xml:space="preserve"># reproducible draws</w:t>
-            </w:r>
-            <w:r>
-              <w:br/>
-            </w:r>
-            <w:r>
-              <w:rPr>
-                <w:rStyle w:val="NormalTok"/>
-              </w:rPr>
-              <w:t xml:space="preserve">  </w:t>
-            </w:r>
-            <w:r>
-              <w:rPr>
-                <w:rStyle w:val="AttributeTok"/>
-              </w:rPr>
-              <w:t xml:space="preserve">file =</w:t>
-            </w:r>
-            <w:r>
-              <w:rPr>
-                <w:rStyle w:val="NormalTok"/>
-              </w:rPr>
-              <w:t xml:space="preserve"> </w:t>
-            </w:r>
-            <w:r>
-              <w:rPr>
-                <w:rStyle w:val="FunctionTok"/>
-              </w:rPr>
-              <w:t xml:space="preserve">file.path</w:t>
-            </w:r>
-            <w:r>
-              <w:rPr>
-                <w:rStyle w:val="NormalTok"/>
-              </w:rPr>
-              <w:t xml:space="preserve">(fits_dir, </w:t>
-            </w:r>
-            <w:r>
-              <w:rPr>
-                <w:rStyle w:val="StringTok"/>
-              </w:rPr>
-              <w:t xml:space="preserve">"fit-default"</w:t>
-            </w:r>
-            <w:r>
-              <w:rPr>
-                <w:rStyle w:val="NormalTok"/>
-              </w:rPr>
-              <w:t xml:space="preserve">), </w:t>
-            </w:r>
-            <w:r>
-              <w:rPr>
-                <w:rStyle w:val="CommentTok"/>
-              </w:rPr>
-              <w:t xml:space="preserve"># cache: skip refitting if unchanged</w:t>
-            </w:r>
-            <w:r>
-              <w:br/>
-            </w:r>
-            <w:r>
-              <w:rPr>
-                <w:rStyle w:val="NormalTok"/>
-              </w:rPr>
-              <w:t xml:space="preserve">  </w:t>
-            </w:r>
-            <w:r>
-              <w:rPr>
-                <w:rStyle w:val="AttributeTok"/>
-              </w:rPr>
-              <w:t xml:space="preserve">file_refit =</w:t>
-            </w:r>
-            <w:r>
-              <w:rPr>
-                <w:rStyle w:val="NormalTok"/>
-              </w:rPr>
-              <w:t xml:space="preserve"> </w:t>
-            </w:r>
-            <w:r>
-              <w:rPr>
-                <w:rStyle w:val="StringTok"/>
-              </w:rPr>
-              <w:t xml:space="preserve">"on_change"</w:t>
-            </w:r>
-            <w:r>
-              <w:rPr>
-                <w:rStyle w:val="NormalTok"/>
-              </w:rPr>
-              <w:t xml:space="preserve"> </w:t>
-            </w:r>
-            <w:r>
-              <w:rPr>
-                <w:rStyle w:val="CommentTok"/>
-              </w:rPr>
-              <w:t xml:space="preserve"># but do refit if the model spec above changes</w:t>
-            </w:r>
-            <w:r>
-              <w:br/>
-            </w:r>
-            <w:r>
-              <w:rPr>
-                <w:rStyle w:val="NormalTok"/>
-              </w:rPr>
               <w:t xml:space="preserve">)</w:t>
             </w:r>
           </w:p>
-          <w:bookmarkEnd w:id="45"/>
+          <w:bookmarkEnd w:id="50"/>
         </w:tc>
       </w:tr>
     </w:tbl>
-    <w:p>
-      <w:pPr>
-        <w:pStyle w:val="Heading4"/>
-        <w:rPr>
-          <w:vanish/>
-          <w:specVanish/>
-        </w:rPr>
-      </w:pPr>
-      <w:r>
-        <w:t>Estimating Ex-Gaussian Parameters with {easystats}.</w:t>
-      </w:r>
-      <w:r>
-        <w:t xml:space="preserve"> </w:t>
+    <w:bookmarkEnd w:id="51"/>
+    <w:bookmarkStart w:id="52" w:name="estimating-ex-gaussian-parameters"/>
+    <w:p>
+      <w:pPr>
+        <w:pStyle w:val="Heading3"/>
+      </w:pPr>
+      <w:r>
+        <w:t xml:space="preserve">Estimating Ex-Gaussian Parameters</w:t>
       </w:r>
     </w:p>
     <w:p>
@@ -4343,27 +4569,30 @@
         <w:pStyle w:val="BodyText"/>
       </w:pPr>
       <w:r>
-        <w:t xml:space="preserve">Throughout this paper, we treat an effect as reflecting a credible difference when its 95% credible interval excludes zero and its probability of direction (pd) [i.e., the probability that the posterior distribution is strictly positive or negative;</w:t>
-      </w:r>
-      <w:r>
-        <w:t xml:space="preserve"> </w:t>
-      </w:r>
-      <w:r>
-        <w:t xml:space="preserve">Makowski et al. (</w:t>
+        <w:t xml:space="preserve">Throughout this paper, we treat an effect as reflecting a credible difference when its 95% credible interval excludes zero and its probability of direction (pd) [i.e., the probability that the posterior distribution is strictly positive or negative)</w:t>
+      </w:r>
+      <w:r>
+        <w:t xml:space="preserve"> </w:t>
+      </w:r>
+      <w:r>
+        <w:t xml:space="preserve">(</w:t>
       </w:r>
       <w:hyperlink w:anchor="ref-makowski2025modelbased">
         <w:r>
           <w:rPr>
             <w:rStyle w:val="Hyperlink"/>
           </w:rPr>
-          <w:t xml:space="preserve">2025</w:t>
+          <w:t xml:space="preserve">Makowski et al., 2025</w:t>
         </w:r>
       </w:hyperlink>
       <w:r>
         <w:t xml:space="preserve">)</w:t>
       </w:r>
       <w:r>
-        <w:t xml:space="preserve">] exceeds 97.5%. When either condition fails to hold, we describe the effect as non-credible or uncertain.</w:t>
+        <w:t xml:space="preserve"> </w:t>
+      </w:r>
+      <w:r>
+        <w:t xml:space="preserve">exceeds ~97%. When either condition fails to hold, we describe the effect as non-credible or uncertain.</w:t>
       </w:r>
     </w:p>
     <w:p>
@@ -4486,24 +4715,27 @@
         <w:t xml:space="preserve">. The expected RT is therefore 600 ms in both conditions.</w:t>
       </w:r>
     </w:p>
-    <w:p>
-      <w:pPr>
-        <w:pStyle w:val="Heading4"/>
-        <w:rPr>
-          <w:vanish/>
-          <w:specVanish/>
-        </w:rPr>
-      </w:pPr>
-      <w:r>
-        <w:t>Estimating the Expected Response (\mu).</w:t>
-      </w:r>
-      <w:r>
-        <w:t xml:space="preserve"> </w:t>
-      </w:r>
-    </w:p>
-    <w:p>
-      <w:pPr>
-        <w:pStyle w:val="BodyText"/>
+    <w:bookmarkEnd w:id="52"/>
+    <w:bookmarkStart w:id="53" w:name="estimating-the-expected-response-mu"/>
+    <w:p>
+      <w:pPr>
+        <w:pStyle w:val="Heading3"/>
+      </w:pPr>
+      <w:r>
+        <w:t xml:space="preserve">Estimating the Expected Response (</w:t>
+      </w:r>
+      <m:oMath>
+        <m:r>
+          <m:t>μ</m:t>
+        </m:r>
+      </m:oMath>
+      <w:r>
+        <w:t xml:space="preserve">)</w:t>
+      </w:r>
+    </w:p>
+    <w:p>
+      <w:pPr>
+        <w:pStyle w:val="FirstParagraph"/>
       </w:pPr>
       <w:r>
         <w:t xml:space="preserve">Condition-specific estimates of the expected response can be obtained with</w:t>
@@ -4617,7 +4849,24 @@
         <w:t xml:space="preserve">estimate_contrasts()</w:t>
       </w:r>
       <w:r>
-        <w:t xml:space="preserve">.</w:t>
+        <w:t xml:space="preserve"> </w:t>
+      </w:r>
+      <w:r>
+        <w:t xml:space="preserve">(see</w:t>
+      </w:r>
+      <w:r>
+        <w:t xml:space="preserve"> </w:t>
+      </w:r>
+      <w:hyperlink w:anchor="tbl-default-contrast">
+        <w:r>
+          <w:rPr>
+            <w:rStyle w:val="Hyperlink"/>
+          </w:rPr>
+          <w:t xml:space="preserve">Table 4</w:t>
+        </w:r>
+      </w:hyperlink>
+      <w:r>
+        <w:t xml:space="preserve">).</w:t>
       </w:r>
     </w:p>
     <w:p>
@@ -4727,19 +4976,14 @@
         </m:oMath>
       </m:oMathPara>
     </w:p>
-    <w:p>
-      <w:pPr>
-        <w:pStyle w:val="Heading4"/>
-        <w:rPr>
-          <w:vanish/>
-          <w:specVanish/>
-        </w:rPr>
-      </w:pPr>
-      <w:r>
-        <w:t>Estimating the Exponential Component.</w:t>
-      </w:r>
-      <w:r>
-        <w:t xml:space="preserve"> </w:t>
+    <w:bookmarkEnd w:id="53"/>
+    <w:bookmarkStart w:id="56" w:name="estimating-the-exponential-component"/>
+    <w:p>
+      <w:pPr>
+        <w:pStyle w:val="Heading3"/>
+      </w:pPr>
+      <w:r>
+        <w:t xml:space="preserve">Estimating the Exponential Component</w:t>
       </w:r>
     </w:p>
     <w:p>
@@ -4911,7 +5155,7 @@
         <w:t xml:space="preserve">shows both the expected response and the exponential component together, by condition.</w:t>
       </w:r>
     </w:p>
-    <w:bookmarkStart w:id="46" w:name="tbl-default-means"/>
+    <w:bookmarkStart w:id="54" w:name="tbl-default-means"/>
     <w:p>
       <w:pPr>
         <w:pStyle w:val="FigureTitle"/>
@@ -4969,15 +5213,344 @@
     <w:tbl>
       <w:tblPr>
         <w:tblStyle w:val="Table"/>
-        <w:tblW w:type="pct" w:w="3889"/>
+        <w:tblW w:type="pct" w:w="3194"/>
         <w:tblLayout w:type="fixed"/>
         <w:tblLook w:firstRow="1" w:lastRow="0" w:firstColumn="0" w:lastColumn="0" w:noHBand="0" w:noVBand="0" w:val="0020"/>
       </w:tblPr>
       <w:tblGrid>
         <w:gridCol w:w="1210"/>
         <w:gridCol w:w="1320"/>
-        <w:gridCol w:w="880"/>
-        <w:gridCol w:w="1870"/>
+        <w:gridCol w:w="2530"/>
+      </w:tblGrid>
+      <w:tr>
+        <w:trPr>
+          <w:tblHeader w:val="on"/>
+        </w:trPr>
+        <w:tc>
+          <w:tcPr/>
+          <w:p>
+            <w:pPr>
+              <w:pStyle w:val="Compact"/>
+            </w:pPr>
+            <w:r>
+              <w:t xml:space="preserve">Blur</w:t>
+            </w:r>
+          </w:p>
+        </w:tc>
+        <w:tc>
+          <w:tcPr/>
+          <w:p>
+            <w:pPr>
+              <w:pStyle w:val="Compact"/>
+            </w:pPr>
+            <w:r>
+              <w:t xml:space="preserve">Parameter</w:t>
+            </w:r>
+          </w:p>
+        </w:tc>
+        <w:tc>
+          <w:tcPr/>
+          <w:p>
+            <w:pPr>
+              <w:pStyle w:val="Compact"/>
+            </w:pPr>
+            <w:r>
+              <w:t xml:space="preserve">Mean [95% CrI]</w:t>
+            </w:r>
+          </w:p>
+        </w:tc>
+      </w:tr>
+      <w:tr>
+        <w:tc>
+          <w:tcPr/>
+          <w:p>
+            <w:pPr>
+              <w:pStyle w:val="Compact"/>
+            </w:pPr>
+            <w:r>
+              <w:t xml:space="preserve">Clear</w:t>
+            </w:r>
+          </w:p>
+        </w:tc>
+        <w:tc>
+          <w:tcPr/>
+          <w:p>
+            <w:pPr>
+              <w:pStyle w:val="Compact"/>
+            </w:pPr>
+            <w:r>
+              <w:t xml:space="preserve">E(RT)</w:t>
+            </w:r>
+          </w:p>
+        </w:tc>
+        <w:tc>
+          <w:tcPr/>
+          <w:p>
+            <w:pPr>
+              <w:pStyle w:val="Compact"/>
+            </w:pPr>
+            <w:r>
+              <w:t xml:space="preserve">580.8 [559.1, 603.8]</w:t>
+            </w:r>
+          </w:p>
+        </w:tc>
+      </w:tr>
+      <w:tr>
+        <w:tc>
+          <w:tcPr/>
+          <w:p>
+            <w:pPr>
+              <w:pStyle w:val="Compact"/>
+            </w:pPr>
+          </w:p>
+        </w:tc>
+        <w:tc>
+          <w:tcPr/>
+          <w:p>
+            <w:pPr>
+              <w:pStyle w:val="Compact"/>
+            </w:pPr>
+            <w:r>
+              <w:t xml:space="preserve">β</w:t>
+            </w:r>
+          </w:p>
+        </w:tc>
+        <w:tc>
+          <w:tcPr/>
+          <w:p>
+            <w:pPr>
+              <w:pStyle w:val="Compact"/>
+            </w:pPr>
+            <w:r>
+              <w:t xml:space="preserve">107.3 [79.1, 139.6]</w:t>
+            </w:r>
+          </w:p>
+        </w:tc>
+      </w:tr>
+      <w:tr>
+        <w:tc>
+          <w:tcPr/>
+          <w:p>
+            <w:pPr>
+              <w:pStyle w:val="Compact"/>
+            </w:pPr>
+            <w:r>
+              <w:t xml:space="preserve">Low-Blur</w:t>
+            </w:r>
+          </w:p>
+        </w:tc>
+        <w:tc>
+          <w:tcPr/>
+          <w:p>
+            <w:pPr>
+              <w:pStyle w:val="Compact"/>
+            </w:pPr>
+            <w:r>
+              <w:t xml:space="preserve">E(RT)</w:t>
+            </w:r>
+          </w:p>
+        </w:tc>
+        <w:tc>
+          <w:tcPr/>
+          <w:p>
+            <w:pPr>
+              <w:pStyle w:val="Compact"/>
+            </w:pPr>
+            <w:r>
+              <w:t xml:space="preserve">603.2 [588.0, 618.9]</w:t>
+            </w:r>
+          </w:p>
+        </w:tc>
+      </w:tr>
+      <w:tr>
+        <w:tc>
+          <w:tcPr/>
+          <w:p>
+            <w:pPr>
+              <w:pStyle w:val="Compact"/>
+            </w:pPr>
+          </w:p>
+        </w:tc>
+        <w:tc>
+          <w:tcPr/>
+          <w:p>
+            <w:pPr>
+              <w:pStyle w:val="Compact"/>
+            </w:pPr>
+            <w:r>
+              <w:t xml:space="preserve">β</w:t>
+            </w:r>
+          </w:p>
+        </w:tc>
+        <w:tc>
+          <w:tcPr/>
+          <w:p>
+            <w:pPr>
+              <w:pStyle w:val="Compact"/>
+            </w:pPr>
+            <w:r>
+              <w:t xml:space="preserve">55.7 [34.9, 79.5]</w:t>
+            </w:r>
+          </w:p>
+        </w:tc>
+      </w:tr>
+    </w:tbl>
+    <w:bookmarkEnd w:id="54"/>
+    <w:p>
+      <w:pPr>
+        <w:pStyle w:val="AfterWithoutNote"/>
+      </w:pPr>
+      <w:r>
+        <w:t xml:space="preserve">These estimates should be close to 600 ms for</w:t>
+      </w:r>
+      <w:r>
+        <w:t xml:space="preserve"> </w:t>
+      </w:r>
+      <m:oMath>
+        <m:r>
+          <m:t>E</m:t>
+        </m:r>
+        <m:r>
+          <m:rPr>
+            <m:sty m:val="p"/>
+          </m:rPr>
+          <m:t>(</m:t>
+        </m:r>
+        <m:r>
+          <m:t>R</m:t>
+        </m:r>
+        <m:r>
+          <m:t>T</m:t>
+        </m:r>
+        <m:r>
+          <m:rPr>
+            <m:sty m:val="p"/>
+          </m:rPr>
+          <m:t>)</m:t>
+        </m:r>
+      </m:oMath>
+      <w:r>
+        <w:t xml:space="preserve"> </w:t>
+      </w:r>
+      <w:r>
+        <w:t xml:space="preserve">in both conditions, and approximately 100 ms for Clear and 50 ms for Low-Blur for</w:t>
+      </w:r>
+      <w:r>
+        <w:t xml:space="preserve"> </w:t>
+      </w:r>
+      <w:r>
+        <w:rPr>
+          <w:rStyle w:val="VerbatimChar"/>
+        </w:rPr>
+        <w:t xml:space="preserve">beta</w:t>
+      </w:r>
+      <w:r>
+        <w:t xml:space="preserve">.</w:t>
+      </w:r>
+    </w:p>
+    <w:p>
+      <w:pPr>
+        <w:pStyle w:val="BodyText"/>
+      </w:pPr>
+      <w:r>
+        <w:t xml:space="preserve">The corresponding contrasts can be obtained using</w:t>
+      </w:r>
+      <w:r>
+        <w:t xml:space="preserve"> </w:t>
+      </w:r>
+      <w:r>
+        <w:rPr>
+          <w:rStyle w:val="VerbatimChar"/>
+        </w:rPr>
+        <w:t xml:space="preserve">estimate_contrasts()</w:t>
+      </w:r>
+      <w:r>
+        <w:t xml:space="preserve"> </w:t>
+      </w:r>
+      <w:r>
+        <w:t xml:space="preserve">(see</w:t>
+      </w:r>
+      <w:r>
+        <w:t xml:space="preserve"> </w:t>
+      </w:r>
+      <w:hyperlink w:anchor="tbl-default-contrast">
+        <w:r>
+          <w:rPr>
+            <w:rStyle w:val="Hyperlink"/>
+          </w:rPr>
+          <w:t xml:space="preserve">Table 4</w:t>
+        </w:r>
+      </w:hyperlink>
+      <w:r>
+        <w:t xml:space="preserve">).</w:t>
+      </w:r>
+    </w:p>
+    <w:bookmarkStart w:id="55" w:name="tbl-default-contrast"/>
+    <w:p>
+      <w:pPr>
+        <w:pStyle w:val="FigureTitle"/>
+      </w:pPr>
+      <w:r>
+        <w:t xml:space="preserve">Table 4</w:t>
+      </w:r>
+    </w:p>
+    <w:p>
+      <w:pPr>
+        <w:pStyle w:val="Caption"/>
+      </w:pPr>
+      <w:r>
+        <w:t xml:space="preserve">Blur contrast in the expected response,</w:t>
+      </w:r>
+      <w:r>
+        <w:t xml:space="preserve"> </w:t>
+      </w:r>
+      <m:oMath>
+        <m:r>
+          <m:t>E</m:t>
+        </m:r>
+        <m:r>
+          <m:rPr>
+            <m:sty m:val="p"/>
+          </m:rPr>
+          <m:t>(</m:t>
+        </m:r>
+        <m:r>
+          <m:t>R</m:t>
+        </m:r>
+        <m:r>
+          <m:t>T</m:t>
+        </m:r>
+        <m:r>
+          <m:rPr>
+            <m:sty m:val="p"/>
+          </m:rPr>
+          <m:t>)</m:t>
+        </m:r>
+      </m:oMath>
+      <w:r>
+        <w:t xml:space="preserve">, and the exponential component (</w:t>
+      </w:r>
+      <w:r>
+        <w:rPr>
+          <w:rStyle w:val="VerbatimChar"/>
+        </w:rPr>
+        <w:t xml:space="preserve">beta</w:t>
+      </w:r>
+      <w:r>
+        <w:t xml:space="preserve">), from the default brms model.</w:t>
+      </w:r>
+    </w:p>
+    <w:tbl>
+      <w:tblPr>
+        <w:tblStyle w:val="Table"/>
+        <w:tblW w:type="pct" w:w="4306"/>
+        <w:tblLayout w:type="fixed"/>
+        <w:tblLook w:firstRow="1" w:lastRow="0" w:firstColumn="0" w:lastColumn="0" w:noHBand="0" w:noVBand="0" w:val="0020"/>
+      </w:tblPr>
+      <w:tblGrid>
+        <w:gridCol w:w="2090"/>
+        <w:gridCol w:w="1320"/>
+        <w:gridCol w:w="2530"/>
         <w:gridCol w:w="880"/>
       </w:tblGrid>
       <w:tr>
@@ -4991,7 +5564,7 @@
               <w:pStyle w:val="Compact"/>
             </w:pPr>
             <w:r>
-              <w:t xml:space="preserve">Blur</w:t>
+              <w:t xml:space="preserve">Contrast</w:t>
             </w:r>
           </w:p>
         </w:tc>
@@ -5013,18 +5586,7 @@
               <w:pStyle w:val="Compact"/>
             </w:pPr>
             <w:r>
-              <w:t xml:space="preserve">Mean</w:t>
-            </w:r>
-          </w:p>
-        </w:tc>
-        <w:tc>
-          <w:tcPr/>
-          <w:p>
-            <w:pPr>
-              <w:pStyle w:val="Compact"/>
-            </w:pPr>
-            <w:r>
-              <w:t xml:space="preserve">95% CrI</w:t>
+              <w:t xml:space="preserve">Mean [95% CrI]</w:t>
             </w:r>
           </w:p>
         </w:tc>
@@ -5048,7 +5610,7 @@
               <w:pStyle w:val="Compact"/>
             </w:pPr>
             <w:r>
-              <w:t xml:space="preserve">Clear</w:t>
+              <w:t xml:space="preserve">Low-Blur - Clear</w:t>
             </w:r>
           </w:p>
         </w:tc>
@@ -5070,7 +5632,7 @@
               <w:pStyle w:val="Compact"/>
             </w:pPr>
             <w:r>
-              <w:t xml:space="preserve">580.8</w:t>
+              <w:t xml:space="preserve">22.4 [-4.8, 48.8]</w:t>
             </w:r>
           </w:p>
         </w:tc>
@@ -5081,18 +5643,7 @@
               <w:pStyle w:val="Compact"/>
             </w:pPr>
             <w:r>
-              <w:t xml:space="preserve">[559.1, 603.8]</w:t>
-            </w:r>
-          </w:p>
-        </w:tc>
-        <w:tc>
-          <w:tcPr/>
-          <w:p>
-            <w:pPr>
-              <w:pStyle w:val="Compact"/>
-            </w:pPr>
-            <w:r>
-              <w:t xml:space="preserve">1.000</w:t>
+              <w:t xml:space="preserve">0.949</w:t>
             </w:r>
           </w:p>
         </w:tc>
@@ -5104,6 +5655,9 @@
             <w:pPr>
               <w:pStyle w:val="Compact"/>
             </w:pPr>
+            <w:r>
+              <w:t xml:space="preserve">Low-Blur - Clear</w:t>
+            </w:r>
           </w:p>
         </w:tc>
         <w:tc>
@@ -5124,7 +5678,7 @@
               <w:pStyle w:val="Compact"/>
             </w:pPr>
             <w:r>
-              <w:t xml:space="preserve">107.3</w:t>
+              <w:t xml:space="preserve">-51.6 [-86.1, -19.7]</w:t>
             </w:r>
           </w:p>
         </w:tc>
@@ -5135,452 +5689,13 @@
               <w:pStyle w:val="Compact"/>
             </w:pPr>
             <w:r>
-              <w:t xml:space="preserve">[79.1, 139.6]</w:t>
-            </w:r>
-          </w:p>
-        </w:tc>
-        <w:tc>
-          <w:tcPr/>
-          <w:p>
-            <w:pPr>
-              <w:pStyle w:val="Compact"/>
-            </w:pPr>
-            <w:r>
-              <w:t xml:space="preserve">1.000</w:t>
-            </w:r>
-          </w:p>
-        </w:tc>
-      </w:tr>
-      <w:tr>
-        <w:tc>
-          <w:tcPr/>
-          <w:p>
-            <w:pPr>
-              <w:pStyle w:val="Compact"/>
-            </w:pPr>
-            <w:r>
-              <w:t xml:space="preserve">Low-Blur</w:t>
-            </w:r>
-          </w:p>
-        </w:tc>
-        <w:tc>
-          <w:tcPr/>
-          <w:p>
-            <w:pPr>
-              <w:pStyle w:val="Compact"/>
-            </w:pPr>
-            <w:r>
-              <w:t xml:space="preserve">E(RT)</w:t>
-            </w:r>
-          </w:p>
-        </w:tc>
-        <w:tc>
-          <w:tcPr/>
-          <w:p>
-            <w:pPr>
-              <w:pStyle w:val="Compact"/>
-            </w:pPr>
-            <w:r>
-              <w:t xml:space="preserve">603.2</w:t>
-            </w:r>
-          </w:p>
-        </w:tc>
-        <w:tc>
-          <w:tcPr/>
-          <w:p>
-            <w:pPr>
-              <w:pStyle w:val="Compact"/>
-            </w:pPr>
-            <w:r>
-              <w:t xml:space="preserve">[588.0, 618.9]</w:t>
-            </w:r>
-          </w:p>
-        </w:tc>
-        <w:tc>
-          <w:tcPr/>
-          <w:p>
-            <w:pPr>
-              <w:pStyle w:val="Compact"/>
-            </w:pPr>
-            <w:r>
-              <w:t xml:space="preserve">1.000</w:t>
-            </w:r>
-          </w:p>
-        </w:tc>
-      </w:tr>
-      <w:tr>
-        <w:tc>
-          <w:tcPr/>
-          <w:p>
-            <w:pPr>
-              <w:pStyle w:val="Compact"/>
-            </w:pPr>
-          </w:p>
-        </w:tc>
-        <w:tc>
-          <w:tcPr/>
-          <w:p>
-            <w:pPr>
-              <w:pStyle w:val="Compact"/>
-            </w:pPr>
-            <w:r>
-              <w:t xml:space="preserve">β</w:t>
-            </w:r>
-          </w:p>
-        </w:tc>
-        <w:tc>
-          <w:tcPr/>
-          <w:p>
-            <w:pPr>
-              <w:pStyle w:val="Compact"/>
-            </w:pPr>
-            <w:r>
-              <w:t xml:space="preserve">55.7</w:t>
-            </w:r>
-          </w:p>
-        </w:tc>
-        <w:tc>
-          <w:tcPr/>
-          <w:p>
-            <w:pPr>
-              <w:pStyle w:val="Compact"/>
-            </w:pPr>
-            <w:r>
-              <w:t xml:space="preserve">[34.9, 79.5]</w:t>
-            </w:r>
-          </w:p>
-        </w:tc>
-        <w:tc>
-          <w:tcPr/>
-          <w:p>
-            <w:pPr>
-              <w:pStyle w:val="Compact"/>
-            </w:pPr>
-            <w:r>
-              <w:t xml:space="preserve">1.000</w:t>
+              <w:t xml:space="preserve">0.999</w:t>
             </w:r>
           </w:p>
         </w:tc>
       </w:tr>
     </w:tbl>
-    <w:bookmarkEnd w:id="46"/>
-    <w:p>
-      <w:pPr>
-        <w:pStyle w:val="AfterWithoutNote"/>
-      </w:pPr>
-      <w:r>
-        <w:t xml:space="preserve">These estimates should be close to 600 ms for</w:t>
-      </w:r>
-      <w:r>
-        <w:t xml:space="preserve"> </w:t>
-      </w:r>
-      <m:oMath>
-        <m:r>
-          <m:t>E</m:t>
-        </m:r>
-        <m:r>
-          <m:rPr>
-            <m:sty m:val="p"/>
-          </m:rPr>
-          <m:t>(</m:t>
-        </m:r>
-        <m:r>
-          <m:t>R</m:t>
-        </m:r>
-        <m:r>
-          <m:t>T</m:t>
-        </m:r>
-        <m:r>
-          <m:rPr>
-            <m:sty m:val="p"/>
-          </m:rPr>
-          <m:t>)</m:t>
-        </m:r>
-      </m:oMath>
-      <w:r>
-        <w:t xml:space="preserve"> </w:t>
-      </w:r>
-      <w:r>
-        <w:t xml:space="preserve">in both conditions, and approximately 100 ms for Clear and 50 ms for Low-Blur for</w:t>
-      </w:r>
-      <w:r>
-        <w:t xml:space="preserve"> </w:t>
-      </w:r>
-      <w:r>
-        <w:rPr>
-          <w:rStyle w:val="VerbatimChar"/>
-        </w:rPr>
-        <w:t xml:space="preserve">beta</w:t>
-      </w:r>
-      <w:r>
-        <w:t xml:space="preserve">.</w:t>
-      </w:r>
-    </w:p>
-    <w:p>
-      <w:pPr>
-        <w:pStyle w:val="BodyText"/>
-      </w:pPr>
-      <w:r>
-        <w:t xml:space="preserve">The corresponding contrasts can be obtained using</w:t>
-      </w:r>
-      <w:r>
-        <w:t xml:space="preserve"> </w:t>
-      </w:r>
-      <w:r>
-        <w:rPr>
-          <w:rStyle w:val="VerbatimChar"/>
-        </w:rPr>
-        <w:t xml:space="preserve">estimate_contrasts()</w:t>
-      </w:r>
-      <w:r>
-        <w:t xml:space="preserve">.</w:t>
-      </w:r>
-    </w:p>
-    <w:bookmarkStart w:id="47" w:name="tbl-default-contrast"/>
-    <w:p>
-      <w:pPr>
-        <w:pStyle w:val="FigureTitle"/>
-      </w:pPr>
-      <w:r>
-        <w:t xml:space="preserve">Table 4</w:t>
-      </w:r>
-    </w:p>
-    <w:p>
-      <w:pPr>
-        <w:pStyle w:val="Caption"/>
-      </w:pPr>
-      <w:r>
-        <w:t xml:space="preserve">Blur contrast in the expected response,</w:t>
-      </w:r>
-      <w:r>
-        <w:t xml:space="preserve"> </w:t>
-      </w:r>
-      <m:oMath>
-        <m:r>
-          <m:t>E</m:t>
-        </m:r>
-        <m:r>
-          <m:rPr>
-            <m:sty m:val="p"/>
-          </m:rPr>
-          <m:t>(</m:t>
-        </m:r>
-        <m:r>
-          <m:t>R</m:t>
-        </m:r>
-        <m:r>
-          <m:t>T</m:t>
-        </m:r>
-        <m:r>
-          <m:rPr>
-            <m:sty m:val="p"/>
-          </m:rPr>
-          <m:t>)</m:t>
-        </m:r>
-      </m:oMath>
-      <w:r>
-        <w:t xml:space="preserve">, and the exponential component (</w:t>
-      </w:r>
-      <w:r>
-        <w:rPr>
-          <w:rStyle w:val="VerbatimChar"/>
-        </w:rPr>
-        <w:t xml:space="preserve">beta</w:t>
-      </w:r>
-      <w:r>
-        <w:t xml:space="preserve">), from the default brms model.</w:t>
-      </w:r>
-    </w:p>
-    <w:tbl>
-      <w:tblPr>
-        <w:tblStyle w:val="Table"/>
-        <w:tblW w:type="pct" w:w="4653"/>
-        <w:tblLayout w:type="fixed"/>
-        <w:tblLook w:firstRow="1" w:lastRow="0" w:firstColumn="0" w:lastColumn="0" w:noHBand="0" w:noVBand="0" w:val="0020"/>
-      </w:tblPr>
-      <w:tblGrid>
-        <w:gridCol w:w="2090"/>
-        <w:gridCol w:w="1320"/>
-        <w:gridCol w:w="1210"/>
-        <w:gridCol w:w="1870"/>
-        <w:gridCol w:w="880"/>
-      </w:tblGrid>
-      <w:tr>
-        <w:trPr>
-          <w:tblHeader w:val="on"/>
-        </w:trPr>
-        <w:tc>
-          <w:tcPr/>
-          <w:p>
-            <w:pPr>
-              <w:pStyle w:val="Compact"/>
-            </w:pPr>
-            <w:r>
-              <w:t xml:space="preserve">Contrast</w:t>
-            </w:r>
-          </w:p>
-        </w:tc>
-        <w:tc>
-          <w:tcPr/>
-          <w:p>
-            <w:pPr>
-              <w:pStyle w:val="Compact"/>
-            </w:pPr>
-            <w:r>
-              <w:t xml:space="preserve">Parameter</w:t>
-            </w:r>
-          </w:p>
-        </w:tc>
-        <w:tc>
-          <w:tcPr/>
-          <w:p>
-            <w:pPr>
-              <w:pStyle w:val="Compact"/>
-            </w:pPr>
-            <w:r>
-              <w:t xml:space="preserve">Estimate</w:t>
-            </w:r>
-          </w:p>
-        </w:tc>
-        <w:tc>
-          <w:tcPr/>
-          <w:p>
-            <w:pPr>
-              <w:pStyle w:val="Compact"/>
-            </w:pPr>
-            <w:r>
-              <w:t xml:space="preserve">95% CrI</w:t>
-            </w:r>
-          </w:p>
-        </w:tc>
-        <w:tc>
-          <w:tcPr/>
-          <w:p>
-            <w:pPr>
-              <w:pStyle w:val="Compact"/>
-            </w:pPr>
-            <w:r>
-              <w:t xml:space="preserve">pd</w:t>
-            </w:r>
-          </w:p>
-        </w:tc>
-      </w:tr>
-      <w:tr>
-        <w:tc>
-          <w:tcPr/>
-          <w:p>
-            <w:pPr>
-              <w:pStyle w:val="Compact"/>
-            </w:pPr>
-            <w:r>
-              <w:t xml:space="preserve">Low-Blur - Clear</w:t>
-            </w:r>
-          </w:p>
-        </w:tc>
-        <w:tc>
-          <w:tcPr/>
-          <w:p>
-            <w:pPr>
-              <w:pStyle w:val="Compact"/>
-            </w:pPr>
-            <w:r>
-              <w:t xml:space="preserve">E(RT)</w:t>
-            </w:r>
-          </w:p>
-        </w:tc>
-        <w:tc>
-          <w:tcPr/>
-          <w:p>
-            <w:pPr>
-              <w:pStyle w:val="Compact"/>
-            </w:pPr>
-            <w:r>
-              <w:t xml:space="preserve">22.4</w:t>
-            </w:r>
-          </w:p>
-        </w:tc>
-        <w:tc>
-          <w:tcPr/>
-          <w:p>
-            <w:pPr>
-              <w:pStyle w:val="Compact"/>
-            </w:pPr>
-            <w:r>
-              <w:t xml:space="preserve">[-4.8, 48.8]</w:t>
-            </w:r>
-          </w:p>
-        </w:tc>
-        <w:tc>
-          <w:tcPr/>
-          <w:p>
-            <w:pPr>
-              <w:pStyle w:val="Compact"/>
-            </w:pPr>
-            <w:r>
-              <w:t xml:space="preserve">0.949</w:t>
-            </w:r>
-          </w:p>
-        </w:tc>
-      </w:tr>
-      <w:tr>
-        <w:tc>
-          <w:tcPr/>
-          <w:p>
-            <w:pPr>
-              <w:pStyle w:val="Compact"/>
-            </w:pPr>
-            <w:r>
-              <w:t xml:space="preserve">Low-Blur - Clear</w:t>
-            </w:r>
-          </w:p>
-        </w:tc>
-        <w:tc>
-          <w:tcPr/>
-          <w:p>
-            <w:pPr>
-              <w:pStyle w:val="Compact"/>
-            </w:pPr>
-            <w:r>
-              <w:t xml:space="preserve">β</w:t>
-            </w:r>
-          </w:p>
-        </w:tc>
-        <w:tc>
-          <w:tcPr/>
-          <w:p>
-            <w:pPr>
-              <w:pStyle w:val="Compact"/>
-            </w:pPr>
-            <w:r>
-              <w:t xml:space="preserve">-51.6</w:t>
-            </w:r>
-          </w:p>
-        </w:tc>
-        <w:tc>
-          <w:tcPr/>
-          <w:p>
-            <w:pPr>
-              <w:pStyle w:val="Compact"/>
-            </w:pPr>
-            <w:r>
-              <w:t xml:space="preserve">[-86.1, -19.7]</w:t>
-            </w:r>
-          </w:p>
-        </w:tc>
-        <w:tc>
-          <w:tcPr/>
-          <w:p>
-            <w:pPr>
-              <w:pStyle w:val="Compact"/>
-            </w:pPr>
-            <w:r>
-              <w:t xml:space="preserve">0.999</w:t>
-            </w:r>
-          </w:p>
-        </w:tc>
-      </w:tr>
-    </w:tbl>
-    <w:bookmarkEnd w:id="47"/>
+    <w:bookmarkEnd w:id="55"/>
     <w:p>
       <w:pPr>
         <w:pStyle w:val="AfterWithoutNote"/>
@@ -5662,11 +5777,12 @@
         <w:t xml:space="preserve">contrast, which is approximately 50 ms.</w:t>
       </w:r>
     </w:p>
-    <w:bookmarkEnd w:id="48"/>
-    <w:bookmarkStart w:id="58" w:name="classical-ex-gaussian-parameterization"/>
-    <w:p>
-      <w:pPr>
-        <w:pStyle w:val="Heading3"/>
+    <w:bookmarkEnd w:id="56"/>
+    <w:bookmarkEnd w:id="57"/>
+    <w:bookmarkStart w:id="70" w:name="classical-ex-gaussian-parameterization"/>
+    <w:p>
+      <w:pPr>
+        <w:pStyle w:val="Heading2"/>
       </w:pPr>
       <w:r>
         <w:t xml:space="preserve">Classical Ex-Gaussian Parameterization</w:t>
@@ -5677,7 +5793,7 @@
         <w:pStyle w:val="FirstParagraph"/>
       </w:pPr>
       <w:r>
-        <w:t xml:space="preserve">As we have shown above, the default paramterization gives you the exected RT of the entire distribution. We can instead fit the model using the</w:t>
+        <w:t xml:space="preserve">As we have shown above, the default parameterization yields the expected RT of the entire distribution. We can instead fit the model using the</w:t>
       </w:r>
       <w:r>
         <w:t xml:space="preserve"> </w:t>
@@ -6197,7 +6313,7 @@
         <w:rPr>
           <w:rStyle w:val="FootnoteReference"/>
         </w:rPr>
-        <w:footnoteReference w:id="49"/>
+        <w:footnoteReference w:id="58"/>
       </w:r>
       <w:r>
         <w:t xml:space="preserve">, which implements the exponentially modified Gaussian density. That built-in function is parameterized by the rate of the exponential component rather than its mean, so</w:t>
@@ -6240,24 +6356,18 @@
         <w:t xml:space="preserve">before being passed in. The custom family simply relabels and re-links Stan’s existing exponentially modified Gaussian implementation.</w:t>
       </w:r>
     </w:p>
-    <w:p>
-      <w:pPr>
-        <w:pStyle w:val="Heading4"/>
-        <w:rPr>
-          <w:vanish/>
-          <w:specVanish/>
-        </w:rPr>
-      </w:pPr>
-      <w:r>
-        <w:t>Prior Specification.</w:t>
-      </w:r>
-      <w:r>
-        <w:t xml:space="preserve"> </w:t>
-      </w:r>
-    </w:p>
-    <w:p>
-      <w:pPr>
-        <w:pStyle w:val="BodyText"/>
+    <w:bookmarkStart w:id="61" w:name="prior-specification-1"/>
+    <w:p>
+      <w:pPr>
+        <w:pStyle w:val="Heading3"/>
+      </w:pPr>
+      <w:r>
+        <w:t xml:space="preserve">Prior Specification</w:t>
+      </w:r>
+    </w:p>
+    <w:p>
+      <w:pPr>
+        <w:pStyle w:val="FirstParagraph"/>
       </w:pPr>
       <w:r>
         <w:t xml:space="preserve">The priors for the classical model follow the same reasoning as those for the default model, shown together in</w:t>
@@ -6282,7 +6392,79 @@
         <w:pStyle w:val="BodyText"/>
       </w:pPr>
       <w:r>
-        <w:t xml:space="preserve">The model is then fit using (</w:t>
+        <w:t xml:space="preserve">As before,</w:t>
+      </w:r>
+      <w:r>
+        <w:t xml:space="preserve"> </w:t>
+      </w:r>
+      <w:r>
+        <w:rPr>
+          <w:rStyle w:val="VerbatimChar"/>
+        </w:rPr>
+        <w:t xml:space="preserve">bf()</w:t>
+      </w:r>
+      <w:r>
+        <w:t xml:space="preserve"> </w:t>
+      </w:r>
+      <w:r>
+        <w:t xml:space="preserve">combines the per-parameter formulas into a single distributional model, but now</w:t>
+      </w:r>
+      <w:r>
+        <w:t xml:space="preserve"> </w:t>
+      </w:r>
+      <w:r>
+        <w:rPr>
+          <w:rStyle w:val="VerbatimChar"/>
+        </w:rPr>
+        <w:t xml:space="preserve">mu</w:t>
+      </w:r>
+      <w:r>
+        <w:t xml:space="preserve"> </w:t>
+      </w:r>
+      <w:r>
+        <w:t xml:space="preserve">is the Gaussian location itself,</w:t>
+      </w:r>
+      <w:r>
+        <w:t xml:space="preserve"> </w:t>
+      </w:r>
+      <w:r>
+        <w:rPr>
+          <w:rStyle w:val="VerbatimChar"/>
+        </w:rPr>
+        <w:t xml:space="preserve">tau</w:t>
+      </w:r>
+      <w:r>
+        <w:t xml:space="preserve"> </w:t>
+      </w:r>
+      <w:r>
+        <w:t xml:space="preserve">(rather than</w:t>
+      </w:r>
+      <w:r>
+        <w:t xml:space="preserve"> </w:t>
+      </w:r>
+      <w:r>
+        <w:rPr>
+          <w:rStyle w:val="VerbatimChar"/>
+        </w:rPr>
+        <w:t xml:space="preserve">beta</w:t>
+      </w:r>
+      <w:r>
+        <w:t xml:space="preserve">) carries the exponential-mean submodel, and</w:t>
+      </w:r>
+      <w:r>
+        <w:t xml:space="preserve"> </w:t>
+      </w:r>
+      <w:r>
+        <w:rPr>
+          <w:rStyle w:val="VerbatimChar"/>
+        </w:rPr>
+        <w:t xml:space="preserve">sigma</w:t>
+      </w:r>
+      <w:r>
+        <w:t xml:space="preserve"> </w:t>
+      </w:r>
+      <w:r>
+        <w:t xml:space="preserve">is estimated explicitly via its own formula rather than left to a family default. The model is then fit using (</w:t>
       </w:r>
       <w:hyperlink w:anchor="lst-fit-classical">
         <w:r>
@@ -6309,7 +6491,7 @@
       <w:tr>
         <w:tc>
           <w:tcPr/>
-          <w:bookmarkStart w:id="51" w:name="lst-fit-classical"/>
+          <w:bookmarkStart w:id="60" w:name="lst-fit-classical"/>
           <w:p>
             <w:pPr>
               <w:jc w:val="center"/>
@@ -7001,23 +7183,18 @@
               <w:t xml:space="preserve">)</w:t>
             </w:r>
           </w:p>
-          <w:bookmarkEnd w:id="51"/>
+          <w:bookmarkEnd w:id="60"/>
         </w:tc>
       </w:tr>
     </w:tbl>
-    <w:p>
-      <w:pPr>
-        <w:pStyle w:val="Heading4"/>
-        <w:rPr>
-          <w:vanish/>
-          <w:specVanish/>
-        </w:rPr>
-      </w:pPr>
-      <w:r>
-        <w:t>Estimating the Gaussian-Location Parameter.</w:t>
-      </w:r>
-      <w:r>
-        <w:t xml:space="preserve"> </w:t>
+    <w:bookmarkEnd w:id="61"/>
+    <w:bookmarkStart w:id="62" w:name="Xf1881fa03386ccd01ef8a6de585e309ed9529e2"/>
+    <w:p>
+      <w:pPr>
+        <w:pStyle w:val="Heading3"/>
+      </w:pPr>
+      <w:r>
+        <w:t xml:space="preserve">Estimating the Gaussian-Location Parameter</w:t>
       </w:r>
     </w:p>
     <w:p>
@@ -7064,7 +7241,24 @@
         <w:t xml:space="preserve">estimate_contrasts()</w:t>
       </w:r>
       <w:r>
-        <w:t xml:space="preserve">.</w:t>
+        <w:t xml:space="preserve"> </w:t>
+      </w:r>
+      <w:r>
+        <w:t xml:space="preserve">(see</w:t>
+      </w:r>
+      <w:r>
+        <w:t xml:space="preserve"> </w:t>
+      </w:r>
+      <w:hyperlink w:anchor="tbl-classical-contrast">
+        <w:r>
+          <w:rPr>
+            <w:rStyle w:val="Hyperlink"/>
+          </w:rPr>
+          <w:t xml:space="preserve">Table 6</w:t>
+        </w:r>
+      </w:hyperlink>
+      <w:r>
+        <w:t xml:space="preserve">).</w:t>
       </w:r>
     </w:p>
     <w:p>
@@ -7075,24 +7269,19 @@
         <w:t xml:space="preserve">The posterior mean will not necessarily equal exactly 50 ms because of sampling variability. However, the 95% credible interval should contain the population value of 50 ms when the model successfully recovers the simulated effect.</w:t>
       </w:r>
     </w:p>
-    <w:p>
-      <w:pPr>
-        <w:pStyle w:val="Heading4"/>
-        <w:rPr>
-          <w:vanish/>
-          <w:specVanish/>
-        </w:rPr>
-      </w:pPr>
-      <w:r>
-        <w:t>Estimating the Exponential Component.</w:t>
-      </w:r>
-      <w:r>
-        <w:t xml:space="preserve"> </w:t>
-      </w:r>
-    </w:p>
-    <w:p>
-      <w:pPr>
-        <w:pStyle w:val="BodyText"/>
+    <w:bookmarkEnd w:id="62"/>
+    <w:bookmarkStart w:id="69" w:name="estimating-the-exponential-component-1"/>
+    <w:p>
+      <w:pPr>
+        <w:pStyle w:val="Heading3"/>
+      </w:pPr>
+      <w:r>
+        <w:t xml:space="preserve">Estimating the Exponential Component</w:t>
+      </w:r>
+    </w:p>
+    <w:p>
+      <w:pPr>
+        <w:pStyle w:val="FirstParagraph"/>
       </w:pPr>
       <w:r>
         <w:t xml:space="preserve">Condition-specific estimates of</w:t>
@@ -7146,7 +7335,7 @@
         <w:t xml:space="preserve">shows the Gaussian-location and exponential-component estimates together, by condition.</w:t>
       </w:r>
     </w:p>
-    <w:bookmarkStart w:id="52" w:name="tbl-classical-means"/>
+    <w:bookmarkStart w:id="63" w:name="tbl-classical-means"/>
     <w:p>
       <w:pPr>
         <w:pStyle w:val="FigureTitle"/>
@@ -7182,15 +7371,289 @@
     <w:tbl>
       <w:tblPr>
         <w:tblStyle w:val="Table"/>
-        <w:tblW w:type="pct" w:w="3889"/>
+        <w:tblW w:type="pct" w:w="3194"/>
         <w:tblLayout w:type="fixed"/>
         <w:tblLook w:firstRow="1" w:lastRow="0" w:firstColumn="0" w:lastColumn="0" w:noHBand="0" w:noVBand="0" w:val="0020"/>
       </w:tblPr>
       <w:tblGrid>
         <w:gridCol w:w="1210"/>
         <w:gridCol w:w="1320"/>
-        <w:gridCol w:w="880"/>
-        <w:gridCol w:w="1870"/>
+        <w:gridCol w:w="2530"/>
+      </w:tblGrid>
+      <w:tr>
+        <w:trPr>
+          <w:tblHeader w:val="on"/>
+        </w:trPr>
+        <w:tc>
+          <w:tcPr/>
+          <w:p>
+            <w:pPr>
+              <w:pStyle w:val="Compact"/>
+            </w:pPr>
+            <w:r>
+              <w:t xml:space="preserve">Blur</w:t>
+            </w:r>
+          </w:p>
+        </w:tc>
+        <w:tc>
+          <w:tcPr/>
+          <w:p>
+            <w:pPr>
+              <w:pStyle w:val="Compact"/>
+            </w:pPr>
+            <w:r>
+              <w:t xml:space="preserve">Parameter</w:t>
+            </w:r>
+          </w:p>
+        </w:tc>
+        <w:tc>
+          <w:tcPr/>
+          <w:p>
+            <w:pPr>
+              <w:pStyle w:val="Compact"/>
+            </w:pPr>
+            <w:r>
+              <w:t xml:space="preserve">Mean [95% CrI]</w:t>
+            </w:r>
+          </w:p>
+        </w:tc>
+      </w:tr>
+      <w:tr>
+        <w:tc>
+          <w:tcPr/>
+          <w:p>
+            <w:pPr>
+              <w:pStyle w:val="Compact"/>
+            </w:pPr>
+            <w:r>
+              <w:t xml:space="preserve">Clear</w:t>
+            </w:r>
+          </w:p>
+        </w:tc>
+        <w:tc>
+          <w:tcPr/>
+          <w:p>
+            <w:pPr>
+              <w:pStyle w:val="Compact"/>
+            </w:pPr>
+            <w:r>
+              <w:t xml:space="preserve">μ</w:t>
+            </w:r>
+          </w:p>
+        </w:tc>
+        <w:tc>
+          <w:tcPr/>
+          <w:p>
+            <w:pPr>
+              <w:pStyle w:val="Compact"/>
+            </w:pPr>
+            <w:r>
+              <w:t xml:space="preserve">477.3 [451.8, 502.0]</w:t>
+            </w:r>
+          </w:p>
+        </w:tc>
+      </w:tr>
+      <w:tr>
+        <w:tc>
+          <w:tcPr/>
+          <w:p>
+            <w:pPr>
+              <w:pStyle w:val="Compact"/>
+            </w:pPr>
+          </w:p>
+        </w:tc>
+        <w:tc>
+          <w:tcPr/>
+          <w:p>
+            <w:pPr>
+              <w:pStyle w:val="Compact"/>
+            </w:pPr>
+            <w:r>
+              <w:t xml:space="preserve">τ</w:t>
+            </w:r>
+          </w:p>
+        </w:tc>
+        <w:tc>
+          <w:tcPr/>
+          <w:p>
+            <w:pPr>
+              <w:pStyle w:val="Compact"/>
+            </w:pPr>
+            <w:r>
+              <w:t xml:space="preserve">103.3 [76.3, 135.5]</w:t>
+            </w:r>
+          </w:p>
+        </w:tc>
+      </w:tr>
+      <w:tr>
+        <w:tc>
+          <w:tcPr/>
+          <w:p>
+            <w:pPr>
+              <w:pStyle w:val="Compact"/>
+            </w:pPr>
+            <w:r>
+              <w:t xml:space="preserve">Low-Blur</w:t>
+            </w:r>
+          </w:p>
+        </w:tc>
+        <w:tc>
+          <w:tcPr/>
+          <w:p>
+            <w:pPr>
+              <w:pStyle w:val="Compact"/>
+            </w:pPr>
+            <w:r>
+              <w:t xml:space="preserve">μ</w:t>
+            </w:r>
+          </w:p>
+        </w:tc>
+        <w:tc>
+          <w:tcPr/>
+          <w:p>
+            <w:pPr>
+              <w:pStyle w:val="Compact"/>
+            </w:pPr>
+            <w:r>
+              <w:t xml:space="preserve">545.3 [524.1, 567.3]</w:t>
+            </w:r>
+          </w:p>
+        </w:tc>
+      </w:tr>
+      <w:tr>
+        <w:tc>
+          <w:tcPr/>
+          <w:p>
+            <w:pPr>
+              <w:pStyle w:val="Compact"/>
+            </w:pPr>
+          </w:p>
+        </w:tc>
+        <w:tc>
+          <w:tcPr/>
+          <w:p>
+            <w:pPr>
+              <w:pStyle w:val="Compact"/>
+            </w:pPr>
+            <w:r>
+              <w:t xml:space="preserve">τ</w:t>
+            </w:r>
+          </w:p>
+        </w:tc>
+        <w:tc>
+          <w:tcPr/>
+          <w:p>
+            <w:pPr>
+              <w:pStyle w:val="Compact"/>
+            </w:pPr>
+            <w:r>
+              <w:t xml:space="preserve">57.3 [37.0, 81.5]</w:t>
+            </w:r>
+          </w:p>
+        </w:tc>
+      </w:tr>
+    </w:tbl>
+    <w:bookmarkEnd w:id="63"/>
+    <w:p>
+      <w:pPr>
+        <w:pStyle w:val="AfterWithoutNote"/>
+      </w:pPr>
+      <w:r>
+        <w:t xml:space="preserve">The estimates should be close to 100 ms for Clear and 50 ms for Low-Blur for</w:t>
+      </w:r>
+      <w:r>
+        <w:t xml:space="preserve"> </w:t>
+      </w:r>
+      <m:oMath>
+        <m:r>
+          <m:t>τ</m:t>
+        </m:r>
+      </m:oMath>
+      <w:r>
+        <w:t xml:space="preserve">.</w:t>
+      </w:r>
+    </w:p>
+    <w:p>
+      <w:pPr>
+        <w:pStyle w:val="BodyText"/>
+      </w:pPr>
+      <w:r>
+        <w:t xml:space="preserve">The corresponding contrast can be obtained using</w:t>
+      </w:r>
+      <w:r>
+        <w:t xml:space="preserve"> </w:t>
+      </w:r>
+      <w:r>
+        <w:rPr>
+          <w:rStyle w:val="VerbatimChar"/>
+        </w:rPr>
+        <w:t xml:space="preserve">estimate_contrasts()</w:t>
+      </w:r>
+      <w:r>
+        <w:t xml:space="preserve"> </w:t>
+      </w:r>
+      <w:r>
+        <w:t xml:space="preserve">(see</w:t>
+      </w:r>
+      <w:r>
+        <w:t xml:space="preserve"> </w:t>
+      </w:r>
+      <w:hyperlink w:anchor="tbl-classical-contrast">
+        <w:r>
+          <w:rPr>
+            <w:rStyle w:val="Hyperlink"/>
+          </w:rPr>
+          <w:t xml:space="preserve">Table 6</w:t>
+        </w:r>
+      </w:hyperlink>
+      <w:r>
+        <w:t xml:space="preserve">).</w:t>
+      </w:r>
+    </w:p>
+    <w:bookmarkStart w:id="64" w:name="tbl-classical-contrast"/>
+    <w:p>
+      <w:pPr>
+        <w:pStyle w:val="FigureTitle"/>
+      </w:pPr>
+      <w:r>
+        <w:t xml:space="preserve">Table 6</w:t>
+      </w:r>
+    </w:p>
+    <w:p>
+      <w:pPr>
+        <w:pStyle w:val="Caption"/>
+      </w:pPr>
+      <w:r>
+        <w:t xml:space="preserve">Blur contrast in the Gaussian-location (</w:t>
+      </w:r>
+      <m:oMath>
+        <m:r>
+          <m:t>μ</m:t>
+        </m:r>
+      </m:oMath>
+      <w:r>
+        <w:t xml:space="preserve">) and exponential (</w:t>
+      </w:r>
+      <m:oMath>
+        <m:r>
+          <m:t>τ</m:t>
+        </m:r>
+      </m:oMath>
+      <w:r>
+        <w:t xml:space="preserve">) parameters, from the classical model.</w:t>
+      </w:r>
+    </w:p>
+    <w:tbl>
+      <w:tblPr>
+        <w:tblStyle w:val="Table"/>
+        <w:tblW w:type="pct" w:w="4306"/>
+        <w:tblLayout w:type="fixed"/>
+        <w:tblLook w:firstRow="1" w:lastRow="0" w:firstColumn="0" w:lastColumn="0" w:noHBand="0" w:noVBand="0" w:val="0020"/>
+      </w:tblPr>
+      <w:tblGrid>
+        <w:gridCol w:w="2090"/>
+        <w:gridCol w:w="1320"/>
+        <w:gridCol w:w="2530"/>
         <w:gridCol w:w="880"/>
       </w:tblGrid>
       <w:tr>
@@ -7204,7 +7667,7 @@
               <w:pStyle w:val="Compact"/>
             </w:pPr>
             <w:r>
-              <w:t xml:space="preserve">Blur</w:t>
+              <w:t xml:space="preserve">Contrast</w:t>
             </w:r>
           </w:p>
         </w:tc>
@@ -7226,18 +7689,7 @@
               <w:pStyle w:val="Compact"/>
             </w:pPr>
             <w:r>
-              <w:t xml:space="preserve">Mean</w:t>
-            </w:r>
-          </w:p>
-        </w:tc>
-        <w:tc>
-          <w:tcPr/>
-          <w:p>
-            <w:pPr>
-              <w:pStyle w:val="Compact"/>
-            </w:pPr>
-            <w:r>
-              <w:t xml:space="preserve">95% CrI</w:t>
+              <w:t xml:space="preserve">Mean [95% CrI]</w:t>
             </w:r>
           </w:p>
         </w:tc>
@@ -7261,7 +7713,7 @@
               <w:pStyle w:val="Compact"/>
             </w:pPr>
             <w:r>
-              <w:t xml:space="preserve">Clear</w:t>
+              <w:t xml:space="preserve">Low-Blur - Clear</w:t>
             </w:r>
           </w:p>
         </w:tc>
@@ -7283,18 +7735,7 @@
               <w:pStyle w:val="Compact"/>
             </w:pPr>
             <w:r>
-              <w:t xml:space="preserve">477.3</w:t>
-            </w:r>
-          </w:p>
-        </w:tc>
-        <w:tc>
-          <w:tcPr/>
-          <w:p>
-            <w:pPr>
-              <w:pStyle w:val="Compact"/>
-            </w:pPr>
-            <w:r>
-              <w:t xml:space="preserve">[451.8, 502.0]</w:t>
+              <w:t xml:space="preserve">68.0 [41.0, 95.1]</w:t>
             </w:r>
           </w:p>
         </w:tc>
@@ -7317,6 +7758,9 @@
             <w:pPr>
               <w:pStyle w:val="Compact"/>
             </w:pPr>
+            <w:r>
+              <w:t xml:space="preserve">Low-Blur - Clear</w:t>
+            </w:r>
           </w:p>
         </w:tc>
         <w:tc>
@@ -7337,7 +7781,7 @@
               <w:pStyle w:val="Compact"/>
             </w:pPr>
             <w:r>
-              <w:t xml:space="preserve">103.3</w:t>
+              <w:t xml:space="preserve">-46.0 [-77.8, -14.3]</w:t>
             </w:r>
           </w:p>
         </w:tc>
@@ -7348,397 +7792,13 @@
               <w:pStyle w:val="Compact"/>
             </w:pPr>
             <w:r>
-              <w:t xml:space="preserve">[76.3, 135.5]</w:t>
-            </w:r>
-          </w:p>
-        </w:tc>
-        <w:tc>
-          <w:tcPr/>
-          <w:p>
-            <w:pPr>
-              <w:pStyle w:val="Compact"/>
-            </w:pPr>
-            <w:r>
-              <w:t xml:space="preserve">1.000</w:t>
-            </w:r>
-          </w:p>
-        </w:tc>
-      </w:tr>
-      <w:tr>
-        <w:tc>
-          <w:tcPr/>
-          <w:p>
-            <w:pPr>
-              <w:pStyle w:val="Compact"/>
-            </w:pPr>
-            <w:r>
-              <w:t xml:space="preserve">Low-Blur</w:t>
-            </w:r>
-          </w:p>
-        </w:tc>
-        <w:tc>
-          <w:tcPr/>
-          <w:p>
-            <w:pPr>
-              <w:pStyle w:val="Compact"/>
-            </w:pPr>
-            <w:r>
-              <w:t xml:space="preserve">μ</w:t>
-            </w:r>
-          </w:p>
-        </w:tc>
-        <w:tc>
-          <w:tcPr/>
-          <w:p>
-            <w:pPr>
-              <w:pStyle w:val="Compact"/>
-            </w:pPr>
-            <w:r>
-              <w:t xml:space="preserve">545.3</w:t>
-            </w:r>
-          </w:p>
-        </w:tc>
-        <w:tc>
-          <w:tcPr/>
-          <w:p>
-            <w:pPr>
-              <w:pStyle w:val="Compact"/>
-            </w:pPr>
-            <w:r>
-              <w:t xml:space="preserve">[524.1, 567.3]</w:t>
-            </w:r>
-          </w:p>
-        </w:tc>
-        <w:tc>
-          <w:tcPr/>
-          <w:p>
-            <w:pPr>
-              <w:pStyle w:val="Compact"/>
-            </w:pPr>
-            <w:r>
-              <w:t xml:space="preserve">1.000</w:t>
-            </w:r>
-          </w:p>
-        </w:tc>
-      </w:tr>
-      <w:tr>
-        <w:tc>
-          <w:tcPr/>
-          <w:p>
-            <w:pPr>
-              <w:pStyle w:val="Compact"/>
-            </w:pPr>
-          </w:p>
-        </w:tc>
-        <w:tc>
-          <w:tcPr/>
-          <w:p>
-            <w:pPr>
-              <w:pStyle w:val="Compact"/>
-            </w:pPr>
-            <w:r>
-              <w:t xml:space="preserve">τ</w:t>
-            </w:r>
-          </w:p>
-        </w:tc>
-        <w:tc>
-          <w:tcPr/>
-          <w:p>
-            <w:pPr>
-              <w:pStyle w:val="Compact"/>
-            </w:pPr>
-            <w:r>
-              <w:t xml:space="preserve">57.3</w:t>
-            </w:r>
-          </w:p>
-        </w:tc>
-        <w:tc>
-          <w:tcPr/>
-          <w:p>
-            <w:pPr>
-              <w:pStyle w:val="Compact"/>
-            </w:pPr>
-            <w:r>
-              <w:t xml:space="preserve">[37.0, 81.5]</w:t>
-            </w:r>
-          </w:p>
-        </w:tc>
-        <w:tc>
-          <w:tcPr/>
-          <w:p>
-            <w:pPr>
-              <w:pStyle w:val="Compact"/>
-            </w:pPr>
-            <w:r>
               <w:t xml:space="preserve">1.000</w:t>
             </w:r>
           </w:p>
         </w:tc>
       </w:tr>
     </w:tbl>
-    <w:bookmarkEnd w:id="52"/>
-    <w:p>
-      <w:pPr>
-        <w:pStyle w:val="AfterWithoutNote"/>
-      </w:pPr>
-      <w:r>
-        <w:t xml:space="preserve">The estimates should be close to 100 ms for Clear and 50 ms for Low-Blur for</w:t>
-      </w:r>
-      <w:r>
-        <w:t xml:space="preserve"> </w:t>
-      </w:r>
-      <m:oMath>
-        <m:r>
-          <m:t>τ</m:t>
-        </m:r>
-      </m:oMath>
-      <w:r>
-        <w:t xml:space="preserve">.</w:t>
-      </w:r>
-    </w:p>
-    <w:p>
-      <w:pPr>
-        <w:pStyle w:val="BodyText"/>
-      </w:pPr>
-      <w:r>
-        <w:t xml:space="preserve">The corresponding contrast can be obtained using</w:t>
-      </w:r>
-      <w:r>
-        <w:t xml:space="preserve"> </w:t>
-      </w:r>
-      <w:r>
-        <w:rPr>
-          <w:rStyle w:val="VerbatimChar"/>
-        </w:rPr>
-        <w:t xml:space="preserve">estimate_contrasts()</w:t>
-      </w:r>
-      <w:r>
-        <w:t xml:space="preserve">.</w:t>
-      </w:r>
-    </w:p>
-    <w:bookmarkStart w:id="53" w:name="tbl-classical-contrast"/>
-    <w:p>
-      <w:pPr>
-        <w:pStyle w:val="FigureTitle"/>
-      </w:pPr>
-      <w:r>
-        <w:t xml:space="preserve">Table 6</w:t>
-      </w:r>
-    </w:p>
-    <w:p>
-      <w:pPr>
-        <w:pStyle w:val="Caption"/>
-      </w:pPr>
-      <w:r>
-        <w:t xml:space="preserve">Blur contrast in the Gaussian-location (</w:t>
-      </w:r>
-      <m:oMath>
-        <m:r>
-          <m:t>μ</m:t>
-        </m:r>
-      </m:oMath>
-      <w:r>
-        <w:t xml:space="preserve">) and exponential (</w:t>
-      </w:r>
-      <m:oMath>
-        <m:r>
-          <m:t>τ</m:t>
-        </m:r>
-      </m:oMath>
-      <w:r>
-        <w:t xml:space="preserve">) parameters, from the classical model.</w:t>
-      </w:r>
-    </w:p>
-    <w:tbl>
-      <w:tblPr>
-        <w:tblStyle w:val="Table"/>
-        <w:tblW w:type="pct" w:w="4444"/>
-        <w:tblLayout w:type="fixed"/>
-        <w:tblLook w:firstRow="1" w:lastRow="0" w:firstColumn="0" w:lastColumn="0" w:noHBand="0" w:noVBand="0" w:val="0020"/>
-      </w:tblPr>
-      <w:tblGrid>
-        <w:gridCol w:w="2090"/>
-        <w:gridCol w:w="1320"/>
-        <w:gridCol w:w="880"/>
-        <w:gridCol w:w="1870"/>
-        <w:gridCol w:w="880"/>
-      </w:tblGrid>
-      <w:tr>
-        <w:trPr>
-          <w:tblHeader w:val="on"/>
-        </w:trPr>
-        <w:tc>
-          <w:tcPr/>
-          <w:p>
-            <w:pPr>
-              <w:pStyle w:val="Compact"/>
-            </w:pPr>
-            <w:r>
-              <w:t xml:space="preserve">Contrast</w:t>
-            </w:r>
-          </w:p>
-        </w:tc>
-        <w:tc>
-          <w:tcPr/>
-          <w:p>
-            <w:pPr>
-              <w:pStyle w:val="Compact"/>
-            </w:pPr>
-            <w:r>
-              <w:t xml:space="preserve">Parameter</w:t>
-            </w:r>
-          </w:p>
-        </w:tc>
-        <w:tc>
-          <w:tcPr/>
-          <w:p>
-            <w:pPr>
-              <w:pStyle w:val="Compact"/>
-            </w:pPr>
-            <w:r>
-              <w:t xml:space="preserve">Mean</w:t>
-            </w:r>
-          </w:p>
-        </w:tc>
-        <w:tc>
-          <w:tcPr/>
-          <w:p>
-            <w:pPr>
-              <w:pStyle w:val="Compact"/>
-            </w:pPr>
-            <w:r>
-              <w:t xml:space="preserve">95% CrI</w:t>
-            </w:r>
-          </w:p>
-        </w:tc>
-        <w:tc>
-          <w:tcPr/>
-          <w:p>
-            <w:pPr>
-              <w:pStyle w:val="Compact"/>
-            </w:pPr>
-            <w:r>
-              <w:t xml:space="preserve">pd</w:t>
-            </w:r>
-          </w:p>
-        </w:tc>
-      </w:tr>
-      <w:tr>
-        <w:tc>
-          <w:tcPr/>
-          <w:p>
-            <w:pPr>
-              <w:pStyle w:val="Compact"/>
-            </w:pPr>
-            <w:r>
-              <w:t xml:space="preserve">Low-Blur - Clear</w:t>
-            </w:r>
-          </w:p>
-        </w:tc>
-        <w:tc>
-          <w:tcPr/>
-          <w:p>
-            <w:pPr>
-              <w:pStyle w:val="Compact"/>
-            </w:pPr>
-            <w:r>
-              <w:t xml:space="preserve">μ</w:t>
-            </w:r>
-          </w:p>
-        </w:tc>
-        <w:tc>
-          <w:tcPr/>
-          <w:p>
-            <w:pPr>
-              <w:pStyle w:val="Compact"/>
-            </w:pPr>
-            <w:r>
-              <w:t xml:space="preserve">68.0</w:t>
-            </w:r>
-          </w:p>
-        </w:tc>
-        <w:tc>
-          <w:tcPr/>
-          <w:p>
-            <w:pPr>
-              <w:pStyle w:val="Compact"/>
-            </w:pPr>
-            <w:r>
-              <w:t xml:space="preserve">[41.0, 95.1]</w:t>
-            </w:r>
-          </w:p>
-        </w:tc>
-        <w:tc>
-          <w:tcPr/>
-          <w:p>
-            <w:pPr>
-              <w:pStyle w:val="Compact"/>
-            </w:pPr>
-            <w:r>
-              <w:t xml:space="preserve">1.000</w:t>
-            </w:r>
-          </w:p>
-        </w:tc>
-      </w:tr>
-      <w:tr>
-        <w:tc>
-          <w:tcPr/>
-          <w:p>
-            <w:pPr>
-              <w:pStyle w:val="Compact"/>
-            </w:pPr>
-            <w:r>
-              <w:t xml:space="preserve">Low-Blur - Clear</w:t>
-            </w:r>
-          </w:p>
-        </w:tc>
-        <w:tc>
-          <w:tcPr/>
-          <w:p>
-            <w:pPr>
-              <w:pStyle w:val="Compact"/>
-            </w:pPr>
-            <w:r>
-              <w:t xml:space="preserve">τ</w:t>
-            </w:r>
-          </w:p>
-        </w:tc>
-        <w:tc>
-          <w:tcPr/>
-          <w:p>
-            <w:pPr>
-              <w:pStyle w:val="Compact"/>
-            </w:pPr>
-            <w:r>
-              <w:t xml:space="preserve">-46.0</w:t>
-            </w:r>
-          </w:p>
-        </w:tc>
-        <w:tc>
-          <w:tcPr/>
-          <w:p>
-            <w:pPr>
-              <w:pStyle w:val="Compact"/>
-            </w:pPr>
-            <w:r>
-              <w:t xml:space="preserve">[-77.8, -14.3]</w:t>
-            </w:r>
-          </w:p>
-        </w:tc>
-        <w:tc>
-          <w:tcPr/>
-          <w:p>
-            <w:pPr>
-              <w:pStyle w:val="Compact"/>
-            </w:pPr>
-            <w:r>
-              <w:t xml:space="preserve">1.000</w:t>
-            </w:r>
-          </w:p>
-        </w:tc>
-      </w:tr>
-    </w:tbl>
-    <w:bookmarkEnd w:id="53"/>
+    <w:bookmarkEnd w:id="64"/>
     <w:p>
       <w:pPr>
         <w:pStyle w:val="AfterWithoutNote"/>
@@ -7761,7 +7821,7 @@
         <w:t xml:space="preserve"> </w:t>
       </w:r>
       <w:r>
-        <w:t xml:space="preserve">are very similar to the default paramaterization for</w:t>
+        <w:t xml:space="preserve">are very similar to those from the default parameterization for</w:t>
       </w:r>
       <w:r>
         <w:t xml:space="preserve"> </w:t>
@@ -7976,7 +8036,7 @@
         <w:t xml:space="preserve">) does not.</w:t>
       </w:r>
     </w:p>
-    <w:bookmarkStart w:id="57" w:name="fig-abstract"/>
+    <w:bookmarkStart w:id="68" w:name="fig-abstract"/>
     <w:p>
       <w:pPr>
         <w:pStyle w:val="FigureTitle"/>
@@ -8013,18 +8073,18 @@
           <wp:inline>
             <wp:extent cx="5943600" cy="4754880"/>
             <wp:effectExtent b="0" l="0" r="0" t="0"/>
-            <wp:docPr descr="" title="" id="55" name="Picture"/>
+            <wp:docPr descr="" title="" id="66" name="Picture"/>
             <a:graphic>
               <a:graphicData uri="http://schemas.openxmlformats.org/drawingml/2006/picture">
                 <pic:pic>
                   <pic:nvPicPr>
-                    <pic:cNvPr descr="ms_files/figure-docx/fig-abstract-1.png" id="56" name="Picture"/>
+                    <pic:cNvPr descr="ms_files/figure-docx/fig-abstract-1.png" id="67" name="Picture"/>
                     <pic:cNvPicPr>
                       <a:picLocks noChangeArrowheads="1" noChangeAspect="1"/>
                     </pic:cNvPicPr>
                   </pic:nvPicPr>
                   <pic:blipFill>
-                    <a:blip r:embed="rId54"/>
+                    <a:blip r:embed="rId65"/>
                     <a:stretch>
                       <a:fillRect/>
                     </a:stretch>
@@ -8051,13 +8111,14 @@
         </w:drawing>
       </w:r>
     </w:p>
-    <w:bookmarkEnd w:id="57"/>
-    <w:bookmarkEnd w:id="58"/>
-    <w:bookmarkEnd w:id="59"/>
-    <w:bookmarkStart w:id="66" w:name="X4498437b500edc58cf24037256eef2089b9e908"/>
-    <w:p>
-      <w:pPr>
-        <w:pStyle w:val="Heading2"/>
+    <w:bookmarkEnd w:id="68"/>
+    <w:bookmarkEnd w:id="69"/>
+    <w:bookmarkEnd w:id="70"/>
+    <w:bookmarkEnd w:id="71"/>
+    <w:bookmarkStart w:id="78" w:name="X4498437b500edc58cf24037256eef2089b9e908"/>
+    <w:p>
+      <w:pPr>
+        <w:pStyle w:val="Heading1"/>
       </w:pPr>
       <w:r>
         <w:t xml:space="preserve">From Simulation to Application: Reanalysis of</w:t>
@@ -8125,7 +8186,50 @@
         <w:t xml:space="preserve">)</w:t>
       </w:r>
       <w:r>
-        <w:t xml:space="preserve">’s study was to test whether the masked priming paradigm can be successfully implemented in a Javascript-based online experiment. However,</w:t>
+        <w:t xml:space="preserve">’s study was to test whether the masked priming paradigm can be successfully implemented in a JavaScript-based online experiment built in PsychoPy</w:t>
+      </w:r>
+      <w:r>
+        <w:t xml:space="preserve"> </w:t>
+      </w:r>
+      <w:r>
+        <w:t xml:space="preserve">(</w:t>
+      </w:r>
+      <w:hyperlink w:anchor="ref-peirce2019">
+        <w:r>
+          <w:rPr>
+            <w:rStyle w:val="Hyperlink"/>
+          </w:rPr>
+          <w:t xml:space="preserve">Peirce et al., 2019</w:t>
+        </w:r>
+      </w:hyperlink>
+      <w:r>
+        <w:t xml:space="preserve">)</w:t>
+      </w:r>
+      <w:r>
+        <w:t xml:space="preserve"> </w:t>
+      </w:r>
+      <w:r>
+        <w:t xml:space="preserve">and hosted on Pavlovia. In a prototypical masked priming task</w:t>
+      </w:r>
+      <w:r>
+        <w:t xml:space="preserve"> </w:t>
+      </w:r>
+      <w:r>
+        <w:t xml:space="preserve">(</w:t>
+      </w:r>
+      <w:hyperlink w:anchor="ref-forster1984">
+        <w:r>
+          <w:rPr>
+            <w:rStyle w:val="Hyperlink"/>
+          </w:rPr>
+          <w:t xml:space="preserve">Forster &amp; Davis, 1984</w:t>
+        </w:r>
+      </w:hyperlink>
+      <w:r>
+        <w:t xml:space="preserve">)</w:t>
+      </w:r>
+      <w:r>
+        <w:t xml:space="preserve">, a stimulus (called the prime) is presented for a very short duration and immediately replaced by a target stimulus in the same location in upper case, on which participants must judge lexicality.</w:t>
       </w:r>
       <w:r>
         <w:t xml:space="preserve"> </w:t>
@@ -8148,7 +8252,56 @@
         <w:t xml:space="preserve"> </w:t>
       </w:r>
       <w:r>
-        <w:t xml:space="preserve">also attempt to make a theoretical contribution by using the ex-Gaussian model to evaluate</w:t>
+        <w:t xml:space="preserve">used masked identity priming, in which the prime is either identical to the target (e.g.,</w:t>
+      </w:r>
+      <w:r>
+        <w:t xml:space="preserve"> </w:t>
+      </w:r>
+      <w:r>
+        <w:rPr>
+          <w:i/>
+          <w:iCs/>
+        </w:rPr>
+        <w:t xml:space="preserve">region</w:t>
+      </w:r>
+      <w:r>
+        <w:t xml:space="preserve">–REGION) or unrelated (e.g.,</w:t>
+      </w:r>
+      <w:r>
+        <w:t xml:space="preserve"> </w:t>
+      </w:r>
+      <w:r>
+        <w:rPr>
+          <w:i/>
+          <w:iCs/>
+        </w:rPr>
+        <w:t xml:space="preserve">launch</w:t>
+      </w:r>
+      <w:r>
+        <w:t xml:space="preserve">–REGION). While testing whether masked priming could be obtained in an online setting was one goal,</w:t>
+      </w:r>
+      <w:r>
+        <w:t xml:space="preserve"> </w:t>
+      </w:r>
+      <w:r>
+        <w:t xml:space="preserve">Angele et al. (</w:t>
+      </w:r>
+      <w:hyperlink w:anchor="ref-angele2023">
+        <w:r>
+          <w:rPr>
+            <w:rStyle w:val="Hyperlink"/>
+          </w:rPr>
+          <w:t xml:space="preserve">2023</w:t>
+        </w:r>
+      </w:hyperlink>
+      <w:r>
+        <w:t xml:space="preserve">)</w:t>
+      </w:r>
+      <w:r>
+        <w:t xml:space="preserve"> </w:t>
+      </w:r>
+      <w:r>
+        <w:t xml:space="preserve">also attempted to make a theoretical contribution by using the ex-Gaussian model to evaluate</w:t>
       </w:r>
       <w:r>
         <w:t xml:space="preserve"> </w:t>
@@ -8191,7 +8344,7 @@
         <w:t xml:space="preserve"> </w:t>
       </w:r>
       <w:r>
-        <w:t xml:space="preserve">argued that, if the prime is identical to the target, having pre-processed the prime will allow participants to respond faster. In this case, the whole distribution of reaction times should be shifted to the left for the related condition compared to the unrelated condition, i.e., there should be an effect on</w:t>
+        <w:t xml:space="preserve">argued that if the prime is identical to the target, having pre-processed the prime will allow participants to respond faster. In this case, the whole distribution of reaction times should be shifted to the left for the identical condition compared to the unrelated condition — that is, there should be an effect on</w:t>
       </w:r>
       <w:r>
         <w:t xml:space="preserve"> </w:t>
@@ -8202,7 +8355,10 @@
         </m:r>
       </m:oMath>
       <w:r>
-        <w:t xml:space="preserve">, rather than on the slower responses, i.e.,</w:t>
+        <w:t xml:space="preserve"> </w:t>
+      </w:r>
+      <w:r>
+        <w:t xml:space="preserve">rather than on the slower responses (i.e.,</w:t>
       </w:r>
       <w:r>
         <w:t xml:space="preserve"> </w:t>
@@ -8213,7 +8369,46 @@
         </m:r>
       </m:oMath>
       <w:r>
-        <w:t xml:space="preserve">. The experiment had a more complex design than the previous examples: participants completed a masked identity priming lexical decision task across two prime exposure durations (33 ms vs. 50 ms) and two priming conditions (Identical vs. Unrelated).</w:t>
+        <w:t xml:space="preserve">). The experiment had a 2 × 2 design, crossing prime exposure duration (33.3 ms vs. 50 ms) with priming condition (Identical vs. Unrelated). Consistent with the savings hypothesis, they found a robust effect of relatedness on</w:t>
+      </w:r>
+      <w:r>
+        <w:t xml:space="preserve"> </w:t>
+      </w:r>
+      <m:oMath>
+        <m:r>
+          <m:t>μ</m:t>
+        </m:r>
+      </m:oMath>
+      <w:r>
+        <w:t xml:space="preserve">, with responses to the unrelated condition being slower on average than to the identical condition, and this priming effect was larger at the 50-ms exposure duration than at 33.3 ms (see</w:t>
+      </w:r>
+      <w:r>
+        <w:t xml:space="preserve"> </w:t>
+      </w:r>
+      <w:hyperlink w:anchor="tbl-real-contrasts">
+        <w:r>
+          <w:rPr>
+            <w:rStyle w:val="Hyperlink"/>
+          </w:rPr>
+          <w:t xml:space="preserve">Table 9</w:t>
+        </w:r>
+      </w:hyperlink>
+      <w:r>
+        <w:t xml:space="preserve"> </w:t>
+      </w:r>
+      <w:r>
+        <w:t xml:space="preserve">for estimates from this experiment). Critically, relatedness had no credible effect on</w:t>
+      </w:r>
+      <w:r>
+        <w:t xml:space="preserve"> </w:t>
+      </w:r>
+      <m:oMath>
+        <m:r>
+          <m:t>τ</m:t>
+        </m:r>
+      </m:oMath>
+      <w:r>
+        <w:t xml:space="preserve">, indicating that the priming manipulation shifted the RT distribution rather than changing its shape.</w:t>
       </w:r>
     </w:p>
     <w:p>
@@ -8570,7 +8765,7 @@
         <w:t xml:space="preserve">.</w:t>
       </w:r>
     </w:p>
-    <w:bookmarkStart w:id="60" w:name="tbl-priors-real"/>
+    <w:bookmarkStart w:id="72" w:name="tbl-priors-real"/>
     <w:p>
       <w:pPr>
         <w:pStyle w:val="FigureTitle"/>
@@ -8814,31 +9009,1043 @@
         </w:tc>
       </w:tr>
     </w:tbl>
-    <w:bookmarkEnd w:id="60"/>
-    <w:bookmarkStart w:id="61" w:name="initial-values-specification"/>
-    <w:p>
-      <w:pPr>
-        <w:pStyle w:val="Heading3"/>
-      </w:pPr>
-      <w:r>
-        <w:t xml:space="preserve">Initial Values Specification</w:t>
-      </w:r>
-    </w:p>
+    <w:bookmarkEnd w:id="72"/>
+    <w:p>
+      <w:pPr>
+        <w:pStyle w:val="AfterWithoutNote"/>
+      </w:pPr>
+      <w:r>
+        <w:t xml:space="preserve">The classical ex-Gaussian model for Experiment 1 is specified and fit as follows (</w:t>
+      </w:r>
+      <w:hyperlink w:anchor="lst-fit-real-exp1">
+        <w:r>
+          <w:rPr>
+            <w:rStyle w:val="Hyperlink"/>
+          </w:rPr>
+          <w:t xml:space="preserve">Listing 5</w:t>
+        </w:r>
+      </w:hyperlink>
+      <w:r>
+        <w:t xml:space="preserve">):</w:t>
+      </w:r>
+    </w:p>
+    <w:tbl>
+      <w:tblPr>
+        <w:tblStyle w:val="Table"/>
+        <w:tblW w:type="pct" w:w="5000"/>
+        <w:tblLayout w:type="fixed"/>
+        <w:tblLook w:firstRow="0" w:lastRow="0" w:firstColumn="0" w:lastColumn="0" w:noHBand="0" w:noVBand="0" w:val="0000"/>
+      </w:tblPr>
+      <w:tblGrid>
+        <w:gridCol w:w="7920"/>
+      </w:tblGrid>
+      <w:tr>
+        <w:tc>
+          <w:tcPr/>
+          <w:bookmarkStart w:id="73" w:name="lst-fit-real-exp1"/>
+          <w:p>
+            <w:pPr>
+              <w:jc w:val="center"/>
+            </w:pPr>
+            <w:pPr>
+              <w:jc w:val="left"/>
+              <w:spacing w:before="200"/>
+              <w:pStyle w:val="ImageCaption"/>
+            </w:pPr>
+            <w:r>
+              <w:t xml:space="preserve">Listing 5: Fitting the classical ex-Gaussian hierarchical model to Experiment 1 from</w:t>
+            </w:r>
+            <w:r>
+              <w:t xml:space="preserve"> </w:t>
+            </w:r>
+            <w:r>
+              <w:t xml:space="preserve">Angele et al. (</w:t>
+            </w:r>
+            <w:hyperlink w:anchor="ref-angele2023">
+              <w:r>
+                <w:rPr>
+                  <w:rStyle w:val="Hyperlink"/>
+                </w:rPr>
+                <w:t xml:space="preserve">2023</w:t>
+              </w:r>
+            </w:hyperlink>
+            <w:r>
+              <w:t xml:space="preserve">)</w:t>
+            </w:r>
+            <w:r>
+              <w:t xml:space="preserve">.</w:t>
+            </w:r>
+          </w:p>
+          <w:p>
+            <w:pPr>
+              <w:pStyle w:val="SourceCode"/>
+              <w:jc w:val="center"/>
+            </w:pPr>
+            <w:r>
+              <w:rPr>
+                <w:rStyle w:val="CommentTok"/>
+              </w:rPr>
+              <w:t xml:space="preserve"># Fit classical ex-Gaussian hierarchical model to Experiment 1 RT data</w:t>
+            </w:r>
+            <w:r>
+              <w:br/>
+            </w:r>
+            <w:r>
+              <w:rPr>
+                <w:rStyle w:val="NormalTok"/>
+              </w:rPr>
+              <w:t xml:space="preserve">blmm_exp1_classical_rt </w:t>
+            </w:r>
+            <w:r>
+              <w:rPr>
+                <w:rStyle w:val="OtherTok"/>
+              </w:rPr>
+              <w:t xml:space="preserve">&lt;-</w:t>
+            </w:r>
+            <w:r>
+              <w:rPr>
+                <w:rStyle w:val="NormalTok"/>
+              </w:rPr>
+              <w:t xml:space="preserve"> </w:t>
+            </w:r>
+            <w:r>
+              <w:rPr>
+                <w:rStyle w:val="FunctionTok"/>
+              </w:rPr>
+              <w:t xml:space="preserve">brm</w:t>
+            </w:r>
+            <w:r>
+              <w:rPr>
+                <w:rStyle w:val="NormalTok"/>
+              </w:rPr>
+              <w:t xml:space="preserve">(</w:t>
+            </w:r>
+            <w:r>
+              <w:br/>
+            </w:r>
+            <w:r>
+              <w:rPr>
+                <w:rStyle w:val="NormalTok"/>
+              </w:rPr>
+              <w:t xml:space="preserve">  </w:t>
+            </w:r>
+            <w:r>
+              <w:rPr>
+                <w:rStyle w:val="AttributeTok"/>
+              </w:rPr>
+              <w:t xml:space="preserve">data =</w:t>
+            </w:r>
+            <w:r>
+              <w:rPr>
+                <w:rStyle w:val="NormalTok"/>
+              </w:rPr>
+              <w:t xml:space="preserve"> data_fit,</w:t>
+            </w:r>
+            <w:r>
+              <w:br/>
+            </w:r>
+            <w:r>
+              <w:rPr>
+                <w:rStyle w:val="NormalTok"/>
+              </w:rPr>
+              <w:t xml:space="preserve">  </w:t>
+            </w:r>
+            <w:r>
+              <w:rPr>
+                <w:rStyle w:val="AttributeTok"/>
+              </w:rPr>
+              <w:t xml:space="preserve">formula =</w:t>
+            </w:r>
+            <w:r>
+              <w:rPr>
+                <w:rStyle w:val="NormalTok"/>
+              </w:rPr>
+              <w:t xml:space="preserve"> </w:t>
+            </w:r>
+            <w:r>
+              <w:rPr>
+                <w:rStyle w:val="FunctionTok"/>
+              </w:rPr>
+              <w:t xml:space="preserve">bf</w:t>
+            </w:r>
+            <w:r>
+              <w:rPr>
+                <w:rStyle w:val="NormalTok"/>
+              </w:rPr>
+              <w:t xml:space="preserve">(</w:t>
+            </w:r>
+            <w:r>
+              <w:br/>
+            </w:r>
+            <w:r>
+              <w:rPr>
+                <w:rStyle w:val="NormalTok"/>
+              </w:rPr>
+              <w:t xml:space="preserve">    rt </w:t>
+            </w:r>
+            <w:r>
+              <w:rPr>
+                <w:rStyle w:val="SpecialCharTok"/>
+              </w:rPr>
+              <w:t xml:space="preserve">~</w:t>
+            </w:r>
+            <w:r>
+              <w:rPr>
+                <w:rStyle w:val="NormalTok"/>
+              </w:rPr>
+              <w:t xml:space="preserve"> Condition </w:t>
+            </w:r>
+            <w:r>
+              <w:rPr>
+                <w:rStyle w:val="SpecialCharTok"/>
+              </w:rPr>
+              <w:t xml:space="preserve">*</w:t>
+            </w:r>
+            <w:r>
+              <w:br/>
+            </w:r>
+            <w:r>
+              <w:rPr>
+                <w:rStyle w:val="NormalTok"/>
+              </w:rPr>
+              <w:t xml:space="preserve">      PrimeDuration </w:t>
+            </w:r>
+            <w:r>
+              <w:rPr>
+                <w:rStyle w:val="SpecialCharTok"/>
+              </w:rPr>
+              <w:t xml:space="preserve">+</w:t>
+            </w:r>
+            <w:r>
+              <w:br/>
+            </w:r>
+            <w:r>
+              <w:rPr>
+                <w:rStyle w:val="NormalTok"/>
+              </w:rPr>
+              <w:t xml:space="preserve">      (</w:t>
+            </w:r>
+            <w:r>
+              <w:rPr>
+                <w:rStyle w:val="DecValTok"/>
+              </w:rPr>
+              <w:t xml:space="preserve">1</w:t>
+            </w:r>
+            <w:r>
+              <w:rPr>
+                <w:rStyle w:val="NormalTok"/>
+              </w:rPr>
+              <w:t xml:space="preserve"> </w:t>
+            </w:r>
+            <w:r>
+              <w:rPr>
+                <w:rStyle w:val="SpecialCharTok"/>
+              </w:rPr>
+              <w:t xml:space="preserve">+</w:t>
+            </w:r>
+            <w:r>
+              <w:rPr>
+                <w:rStyle w:val="NormalTok"/>
+              </w:rPr>
+              <w:t xml:space="preserve"> Condition </w:t>
+            </w:r>
+            <w:r>
+              <w:rPr>
+                <w:rStyle w:val="SpecialCharTok"/>
+              </w:rPr>
+              <w:t xml:space="preserve">*</w:t>
+            </w:r>
+            <w:r>
+              <w:rPr>
+                <w:rStyle w:val="NormalTok"/>
+              </w:rPr>
+              <w:t xml:space="preserve"> PrimeDuration </w:t>
+            </w:r>
+            <w:r>
+              <w:rPr>
+                <w:rStyle w:val="SpecialCharTok"/>
+              </w:rPr>
+              <w:t xml:space="preserve">|</w:t>
+            </w:r>
+            <w:r>
+              <w:rPr>
+                <w:rStyle w:val="NormalTok"/>
+              </w:rPr>
+              <w:t xml:space="preserve"> source) </w:t>
+            </w:r>
+            <w:r>
+              <w:rPr>
+                <w:rStyle w:val="SpecialCharTok"/>
+              </w:rPr>
+              <w:t xml:space="preserve">+</w:t>
+            </w:r>
+            <w:r>
+              <w:br/>
+            </w:r>
+            <w:r>
+              <w:rPr>
+                <w:rStyle w:val="NormalTok"/>
+              </w:rPr>
+              <w:t xml:space="preserve">      (</w:t>
+            </w:r>
+            <w:r>
+              <w:rPr>
+                <w:rStyle w:val="DecValTok"/>
+              </w:rPr>
+              <w:t xml:space="preserve">1</w:t>
+            </w:r>
+            <w:r>
+              <w:rPr>
+                <w:rStyle w:val="NormalTok"/>
+              </w:rPr>
+              <w:t xml:space="preserve"> </w:t>
+            </w:r>
+            <w:r>
+              <w:rPr>
+                <w:rStyle w:val="SpecialCharTok"/>
+              </w:rPr>
+              <w:t xml:space="preserve">+</w:t>
+            </w:r>
+            <w:r>
+              <w:rPr>
+                <w:rStyle w:val="NormalTok"/>
+              </w:rPr>
+              <w:t xml:space="preserve"> Condition </w:t>
+            </w:r>
+            <w:r>
+              <w:rPr>
+                <w:rStyle w:val="SpecialCharTok"/>
+              </w:rPr>
+              <w:t xml:space="preserve">*</w:t>
+            </w:r>
+            <w:r>
+              <w:rPr>
+                <w:rStyle w:val="NormalTok"/>
+              </w:rPr>
+              <w:t xml:space="preserve"> PrimeDuration </w:t>
+            </w:r>
+            <w:r>
+              <w:rPr>
+                <w:rStyle w:val="SpecialCharTok"/>
+              </w:rPr>
+              <w:t xml:space="preserve">|</w:t>
+            </w:r>
+            <w:r>
+              <w:rPr>
+                <w:rStyle w:val="NormalTok"/>
+              </w:rPr>
+              <w:t xml:space="preserve"> Target),</w:t>
+            </w:r>
+            <w:r>
+              <w:br/>
+            </w:r>
+            <w:r>
+              <w:rPr>
+                <w:rStyle w:val="NormalTok"/>
+              </w:rPr>
+              <w:t xml:space="preserve">    tau </w:t>
+            </w:r>
+            <w:r>
+              <w:rPr>
+                <w:rStyle w:val="SpecialCharTok"/>
+              </w:rPr>
+              <w:t xml:space="preserve">~</w:t>
+            </w:r>
+            <w:r>
+              <w:rPr>
+                <w:rStyle w:val="NormalTok"/>
+              </w:rPr>
+              <w:t xml:space="preserve"> Condition </w:t>
+            </w:r>
+            <w:r>
+              <w:rPr>
+                <w:rStyle w:val="SpecialCharTok"/>
+              </w:rPr>
+              <w:t xml:space="preserve">*</w:t>
+            </w:r>
+            <w:r>
+              <w:br/>
+            </w:r>
+            <w:r>
+              <w:rPr>
+                <w:rStyle w:val="NormalTok"/>
+              </w:rPr>
+              <w:t xml:space="preserve">      PrimeDuration </w:t>
+            </w:r>
+            <w:r>
+              <w:rPr>
+                <w:rStyle w:val="SpecialCharTok"/>
+              </w:rPr>
+              <w:t xml:space="preserve">+</w:t>
+            </w:r>
+            <w:r>
+              <w:br/>
+            </w:r>
+            <w:r>
+              <w:rPr>
+                <w:rStyle w:val="NormalTok"/>
+              </w:rPr>
+              <w:t xml:space="preserve">      (</w:t>
+            </w:r>
+            <w:r>
+              <w:rPr>
+                <w:rStyle w:val="DecValTok"/>
+              </w:rPr>
+              <w:t xml:space="preserve">1</w:t>
+            </w:r>
+            <w:r>
+              <w:rPr>
+                <w:rStyle w:val="NormalTok"/>
+              </w:rPr>
+              <w:t xml:space="preserve"> </w:t>
+            </w:r>
+            <w:r>
+              <w:rPr>
+                <w:rStyle w:val="SpecialCharTok"/>
+              </w:rPr>
+              <w:t xml:space="preserve">+</w:t>
+            </w:r>
+            <w:r>
+              <w:rPr>
+                <w:rStyle w:val="NormalTok"/>
+              </w:rPr>
+              <w:t xml:space="preserve"> Condition </w:t>
+            </w:r>
+            <w:r>
+              <w:rPr>
+                <w:rStyle w:val="SpecialCharTok"/>
+              </w:rPr>
+              <w:t xml:space="preserve">*</w:t>
+            </w:r>
+            <w:r>
+              <w:rPr>
+                <w:rStyle w:val="NormalTok"/>
+              </w:rPr>
+              <w:t xml:space="preserve"> PrimeDuration </w:t>
+            </w:r>
+            <w:r>
+              <w:rPr>
+                <w:rStyle w:val="SpecialCharTok"/>
+              </w:rPr>
+              <w:t xml:space="preserve">|</w:t>
+            </w:r>
+            <w:r>
+              <w:rPr>
+                <w:rStyle w:val="NormalTok"/>
+              </w:rPr>
+              <w:t xml:space="preserve"> source) </w:t>
+            </w:r>
+            <w:r>
+              <w:rPr>
+                <w:rStyle w:val="SpecialCharTok"/>
+              </w:rPr>
+              <w:t xml:space="preserve">+</w:t>
+            </w:r>
+            <w:r>
+              <w:br/>
+            </w:r>
+            <w:r>
+              <w:rPr>
+                <w:rStyle w:val="NormalTok"/>
+              </w:rPr>
+              <w:t xml:space="preserve">      (</w:t>
+            </w:r>
+            <w:r>
+              <w:rPr>
+                <w:rStyle w:val="DecValTok"/>
+              </w:rPr>
+              <w:t xml:space="preserve">1</w:t>
+            </w:r>
+            <w:r>
+              <w:rPr>
+                <w:rStyle w:val="NormalTok"/>
+              </w:rPr>
+              <w:t xml:space="preserve"> </w:t>
+            </w:r>
+            <w:r>
+              <w:rPr>
+                <w:rStyle w:val="SpecialCharTok"/>
+              </w:rPr>
+              <w:t xml:space="preserve">+</w:t>
+            </w:r>
+            <w:r>
+              <w:rPr>
+                <w:rStyle w:val="NormalTok"/>
+              </w:rPr>
+              <w:t xml:space="preserve"> Condition </w:t>
+            </w:r>
+            <w:r>
+              <w:rPr>
+                <w:rStyle w:val="SpecialCharTok"/>
+              </w:rPr>
+              <w:t xml:space="preserve">*</w:t>
+            </w:r>
+            <w:r>
+              <w:rPr>
+                <w:rStyle w:val="NormalTok"/>
+              </w:rPr>
+              <w:t xml:space="preserve"> PrimeDuration </w:t>
+            </w:r>
+            <w:r>
+              <w:rPr>
+                <w:rStyle w:val="SpecialCharTok"/>
+              </w:rPr>
+              <w:t xml:space="preserve">|</w:t>
+            </w:r>
+            <w:r>
+              <w:rPr>
+                <w:rStyle w:val="NormalTok"/>
+              </w:rPr>
+              <w:t xml:space="preserve"> Target),</w:t>
+            </w:r>
+            <w:r>
+              <w:br/>
+            </w:r>
+            <w:r>
+              <w:rPr>
+                <w:rStyle w:val="NormalTok"/>
+              </w:rPr>
+              <w:t xml:space="preserve">    sigma </w:t>
+            </w:r>
+            <w:r>
+              <w:rPr>
+                <w:rStyle w:val="SpecialCharTok"/>
+              </w:rPr>
+              <w:t xml:space="preserve">~</w:t>
+            </w:r>
+            <w:r>
+              <w:rPr>
+                <w:rStyle w:val="NormalTok"/>
+              </w:rPr>
+              <w:t xml:space="preserve"> </w:t>
+            </w:r>
+            <w:r>
+              <w:rPr>
+                <w:rStyle w:val="DecValTok"/>
+              </w:rPr>
+              <w:t xml:space="preserve">1</w:t>
+            </w:r>
+            <w:r>
+              <w:br/>
+            </w:r>
+            <w:r>
+              <w:rPr>
+                <w:rStyle w:val="NormalTok"/>
+              </w:rPr>
+              <w:t xml:space="preserve">  ),</w:t>
+            </w:r>
+            <w:r>
+              <w:br/>
+            </w:r>
+            <w:r>
+              <w:rPr>
+                <w:rStyle w:val="NormalTok"/>
+              </w:rPr>
+              <w:t xml:space="preserve">  </w:t>
+            </w:r>
+            <w:r>
+              <w:rPr>
+                <w:rStyle w:val="AttributeTok"/>
+              </w:rPr>
+              <w:t xml:space="preserve">warmup =</w:t>
+            </w:r>
+            <w:r>
+              <w:rPr>
+                <w:rStyle w:val="NormalTok"/>
+              </w:rPr>
+              <w:t xml:space="preserve"> </w:t>
+            </w:r>
+            <w:r>
+              <w:rPr>
+                <w:rStyle w:val="DecValTok"/>
+              </w:rPr>
+              <w:t xml:space="preserve">1000</w:t>
+            </w:r>
+            <w:r>
+              <w:rPr>
+                <w:rStyle w:val="NormalTok"/>
+              </w:rPr>
+              <w:t xml:space="preserve">,</w:t>
+            </w:r>
+            <w:r>
+              <w:br/>
+            </w:r>
+            <w:r>
+              <w:rPr>
+                <w:rStyle w:val="NormalTok"/>
+              </w:rPr>
+              <w:t xml:space="preserve">  </w:t>
+            </w:r>
+            <w:r>
+              <w:rPr>
+                <w:rStyle w:val="AttributeTok"/>
+              </w:rPr>
+              <w:t xml:space="preserve">iter =</w:t>
+            </w:r>
+            <w:r>
+              <w:rPr>
+                <w:rStyle w:val="NormalTok"/>
+              </w:rPr>
+              <w:t xml:space="preserve"> </w:t>
+            </w:r>
+            <w:r>
+              <w:rPr>
+                <w:rStyle w:val="DecValTok"/>
+              </w:rPr>
+              <w:t xml:space="preserve">5000</w:t>
+            </w:r>
+            <w:r>
+              <w:rPr>
+                <w:rStyle w:val="NormalTok"/>
+              </w:rPr>
+              <w:t xml:space="preserve">,</w:t>
+            </w:r>
+            <w:r>
+              <w:br/>
+            </w:r>
+            <w:r>
+              <w:rPr>
+                <w:rStyle w:val="NormalTok"/>
+              </w:rPr>
+              <w:t xml:space="preserve">  </w:t>
+            </w:r>
+            <w:r>
+              <w:rPr>
+                <w:rStyle w:val="AttributeTok"/>
+              </w:rPr>
+              <w:t xml:space="preserve">chains =</w:t>
+            </w:r>
+            <w:r>
+              <w:rPr>
+                <w:rStyle w:val="NormalTok"/>
+              </w:rPr>
+              <w:t xml:space="preserve"> </w:t>
+            </w:r>
+            <w:r>
+              <w:rPr>
+                <w:rStyle w:val="DecValTok"/>
+              </w:rPr>
+              <w:t xml:space="preserve">4</w:t>
+            </w:r>
+            <w:r>
+              <w:rPr>
+                <w:rStyle w:val="NormalTok"/>
+              </w:rPr>
+              <w:t xml:space="preserve">,</w:t>
+            </w:r>
+            <w:r>
+              <w:br/>
+            </w:r>
+            <w:r>
+              <w:rPr>
+                <w:rStyle w:val="NormalTok"/>
+              </w:rPr>
+              <w:t xml:space="preserve">  </w:t>
+            </w:r>
+            <w:r>
+              <w:rPr>
+                <w:rStyle w:val="AttributeTok"/>
+              </w:rPr>
+              <w:t xml:space="preserve">prior =</w:t>
+            </w:r>
+            <w:r>
+              <w:rPr>
+                <w:rStyle w:val="NormalTok"/>
+              </w:rPr>
+              <w:t xml:space="preserve"> priors_classical,</w:t>
+            </w:r>
+            <w:r>
+              <w:br/>
+            </w:r>
+            <w:r>
+              <w:rPr>
+                <w:rStyle w:val="NormalTok"/>
+              </w:rPr>
+              <w:t xml:space="preserve">  </w:t>
+            </w:r>
+            <w:r>
+              <w:rPr>
+                <w:rStyle w:val="AttributeTok"/>
+              </w:rPr>
+              <w:t xml:space="preserve">family =</w:t>
+            </w:r>
+            <w:r>
+              <w:rPr>
+                <w:rStyle w:val="NormalTok"/>
+              </w:rPr>
+              <w:t xml:space="preserve"> </w:t>
+            </w:r>
+            <w:r>
+              <w:rPr>
+                <w:rStyle w:val="FunctionTok"/>
+              </w:rPr>
+              <w:t xml:space="preserve">rt_exgaussian</w:t>
+            </w:r>
+            <w:r>
+              <w:rPr>
+                <w:rStyle w:val="NormalTok"/>
+              </w:rPr>
+              <w:t xml:space="preserve">(</w:t>
+            </w:r>
+            <w:r>
+              <w:br/>
+            </w:r>
+            <w:r>
+              <w:rPr>
+                <w:rStyle w:val="NormalTok"/>
+              </w:rPr>
+              <w:t xml:space="preserve">    </w:t>
+            </w:r>
+            <w:r>
+              <w:rPr>
+                <w:rStyle w:val="AttributeTok"/>
+              </w:rPr>
+              <w:t xml:space="preserve">link =</w:t>
+            </w:r>
+            <w:r>
+              <w:rPr>
+                <w:rStyle w:val="NormalTok"/>
+              </w:rPr>
+              <w:t xml:space="preserve"> </w:t>
+            </w:r>
+            <w:r>
+              <w:rPr>
+                <w:rStyle w:val="StringTok"/>
+              </w:rPr>
+              <w:t xml:space="preserve">"identity"</w:t>
+            </w:r>
+            <w:r>
+              <w:rPr>
+                <w:rStyle w:val="NormalTok"/>
+              </w:rPr>
+              <w:t xml:space="preserve">,</w:t>
+            </w:r>
+            <w:r>
+              <w:br/>
+            </w:r>
+            <w:r>
+              <w:rPr>
+                <w:rStyle w:val="NormalTok"/>
+              </w:rPr>
+              <w:t xml:space="preserve">    </w:t>
+            </w:r>
+            <w:r>
+              <w:rPr>
+                <w:rStyle w:val="AttributeTok"/>
+              </w:rPr>
+              <w:t xml:space="preserve">link_tau =</w:t>
+            </w:r>
+            <w:r>
+              <w:rPr>
+                <w:rStyle w:val="NormalTok"/>
+              </w:rPr>
+              <w:t xml:space="preserve"> </w:t>
+            </w:r>
+            <w:r>
+              <w:rPr>
+                <w:rStyle w:val="StringTok"/>
+              </w:rPr>
+              <w:t xml:space="preserve">"log"</w:t>
+            </w:r>
+            <w:r>
+              <w:rPr>
+                <w:rStyle w:val="NormalTok"/>
+              </w:rPr>
+              <w:t xml:space="preserve">,</w:t>
+            </w:r>
+            <w:r>
+              <w:br/>
+            </w:r>
+            <w:r>
+              <w:rPr>
+                <w:rStyle w:val="NormalTok"/>
+              </w:rPr>
+              <w:t xml:space="preserve">    </w:t>
+            </w:r>
+            <w:r>
+              <w:rPr>
+                <w:rStyle w:val="AttributeTok"/>
+              </w:rPr>
+              <w:t xml:space="preserve">link_sigma =</w:t>
+            </w:r>
+            <w:r>
+              <w:rPr>
+                <w:rStyle w:val="NormalTok"/>
+              </w:rPr>
+              <w:t xml:space="preserve"> </w:t>
+            </w:r>
+            <w:r>
+              <w:rPr>
+                <w:rStyle w:val="StringTok"/>
+              </w:rPr>
+              <w:t xml:space="preserve">"log"</w:t>
+            </w:r>
+            <w:r>
+              <w:br/>
+            </w:r>
+            <w:r>
+              <w:rPr>
+                <w:rStyle w:val="NormalTok"/>
+              </w:rPr>
+              <w:t xml:space="preserve">  ), </w:t>
+            </w:r>
+            <w:r>
+              <w:rPr>
+                <w:rStyle w:val="CommentTok"/>
+              </w:rPr>
+              <w:t xml:space="preserve"># {cogmod} family with identity/log links</w:t>
+            </w:r>
+            <w:r>
+              <w:br/>
+            </w:r>
+            <w:r>
+              <w:rPr>
+                <w:rStyle w:val="NormalTok"/>
+              </w:rPr>
+              <w:t xml:space="preserve">  </w:t>
+            </w:r>
+            <w:r>
+              <w:rPr>
+                <w:rStyle w:val="AttributeTok"/>
+              </w:rPr>
+              <w:t xml:space="preserve">stanvars =</w:t>
+            </w:r>
+            <w:r>
+              <w:rPr>
+                <w:rStyle w:val="NormalTok"/>
+              </w:rPr>
+              <w:t xml:space="preserve"> </w:t>
+            </w:r>
+            <w:r>
+              <w:rPr>
+                <w:rStyle w:val="FunctionTok"/>
+              </w:rPr>
+              <w:t xml:space="preserve">rt_exgaussian_stanvars</w:t>
+            </w:r>
+            <w:r>
+              <w:rPr>
+                <w:rStyle w:val="NormalTok"/>
+              </w:rPr>
+              <w:t xml:space="preserve">(), </w:t>
+            </w:r>
+            <w:r>
+              <w:rPr>
+                <w:rStyle w:val="CommentTok"/>
+              </w:rPr>
+              <w:t xml:space="preserve"># Stan code injected into the model</w:t>
+            </w:r>
+            <w:r>
+              <w:br/>
+            </w:r>
+            <w:r>
+              <w:rPr>
+                <w:rStyle w:val="NormalTok"/>
+              </w:rPr>
+              <w:t xml:space="preserve">  </w:t>
+            </w:r>
+            <w:r>
+              <w:rPr>
+                <w:rStyle w:val="AttributeTok"/>
+              </w:rPr>
+              <w:t xml:space="preserve">init =</w:t>
+            </w:r>
+            <w:r>
+              <w:rPr>
+                <w:rStyle w:val="NormalTok"/>
+              </w:rPr>
+              <w:t xml:space="preserve"> </w:t>
+            </w:r>
+            <w:r>
+              <w:rPr>
+                <w:rStyle w:val="DecValTok"/>
+              </w:rPr>
+              <w:t xml:space="preserve">0</w:t>
+            </w:r>
+            <w:r>
+              <w:rPr>
+                <w:rStyle w:val="NormalTok"/>
+              </w:rPr>
+              <w:t xml:space="preserve">,</w:t>
+            </w:r>
+            <w:r>
+              <w:br/>
+            </w:r>
+            <w:r>
+              <w:rPr>
+                <w:rStyle w:val="NormalTok"/>
+              </w:rPr>
+              <w:t xml:space="preserve">  </w:t>
+            </w:r>
+            <w:r>
+              <w:rPr>
+                <w:rStyle w:val="AttributeTok"/>
+              </w:rPr>
+              <w:t xml:space="preserve">cores =</w:t>
+            </w:r>
+            <w:r>
+              <w:rPr>
+                <w:rStyle w:val="NormalTok"/>
+              </w:rPr>
+              <w:t xml:space="preserve"> </w:t>
+            </w:r>
+            <w:r>
+              <w:rPr>
+                <w:rStyle w:val="DecValTok"/>
+              </w:rPr>
+              <w:t xml:space="preserve">4</w:t>
+            </w:r>
+            <w:r>
+              <w:rPr>
+                <w:rStyle w:val="NormalTok"/>
+              </w:rPr>
+              <w:t xml:space="preserve">,</w:t>
+            </w:r>
+            <w:r>
+              <w:br/>
+            </w:r>
+            <w:r>
+              <w:rPr>
+                <w:rStyle w:val="NormalTok"/>
+              </w:rPr>
+              <w:t xml:space="preserve">  </w:t>
+            </w:r>
+            <w:r>
+              <w:rPr>
+                <w:rStyle w:val="AttributeTok"/>
+              </w:rPr>
+              <w:t xml:space="preserve">backend =</w:t>
+            </w:r>
+            <w:r>
+              <w:rPr>
+                <w:rStyle w:val="NormalTok"/>
+              </w:rPr>
+              <w:t xml:space="preserve"> </w:t>
+            </w:r>
+            <w:r>
+              <w:rPr>
+                <w:rStyle w:val="StringTok"/>
+              </w:rPr>
+              <w:t xml:space="preserve">"cmdstanr"</w:t>
+            </w:r>
+            <w:r>
+              <w:rPr>
+                <w:rStyle w:val="NormalTok"/>
+              </w:rPr>
+              <w:t xml:space="preserve">,</w:t>
+            </w:r>
+            <w:r>
+              <w:br/>
+            </w:r>
+            <w:r>
+              <w:rPr>
+                <w:rStyle w:val="NormalTok"/>
+              </w:rPr>
+              <w:t xml:space="preserve">  </w:t>
+            </w:r>
+            <w:r>
+              <w:rPr>
+                <w:rStyle w:val="AttributeTok"/>
+              </w:rPr>
+              <w:t xml:space="preserve">threads =</w:t>
+            </w:r>
+            <w:r>
+              <w:rPr>
+                <w:rStyle w:val="NormalTok"/>
+              </w:rPr>
+              <w:t xml:space="preserve"> </w:t>
+            </w:r>
+            <w:r>
+              <w:rPr>
+                <w:rStyle w:val="FunctionTok"/>
+              </w:rPr>
+              <w:t xml:space="preserve">threading</w:t>
+            </w:r>
+            <w:r>
+              <w:rPr>
+                <w:rStyle w:val="NormalTok"/>
+              </w:rPr>
+              <w:t xml:space="preserve">(</w:t>
+            </w:r>
+            <w:r>
+              <w:rPr>
+                <w:rStyle w:val="DecValTok"/>
+              </w:rPr>
+              <w:t xml:space="preserve">2</w:t>
+            </w:r>
+            <w:r>
+              <w:rPr>
+                <w:rStyle w:val="NormalTok"/>
+              </w:rPr>
+              <w:t xml:space="preserve">)</w:t>
+            </w:r>
+            <w:r>
+              <w:br/>
+            </w:r>
+            <w:r>
+              <w:rPr>
+                <w:rStyle w:val="NormalTok"/>
+              </w:rPr>
+              <w:t xml:space="preserve">)</w:t>
+            </w:r>
+          </w:p>
+          <w:bookmarkEnd w:id="73"/>
+        </w:tc>
+      </w:tr>
+    </w:tbl>
     <w:p>
       <w:pPr>
         <w:pStyle w:val="FirstParagraph"/>
       </w:pPr>
       <w:r>
-        <w:t xml:space="preserve">When fitting complex hierarchical ex-Gaussian models with random effects on parameters constrained to be positive (such as</w:t>
-      </w:r>
-      <w:r>
-        <w:t xml:space="preserve"> </w:t>
-      </w:r>
-      <m:oMath>
-        <m:r>
-          <m:t>τ</m:t>
-        </m:r>
-      </m:oMath>
+        <w:t xml:space="preserve">Depending on the hardware used, this model may take more than 30 minutes to fit. Because of this, it is recommended to fit it once and then save the fitted model object to a file for later use.</w:t>
+      </w:r>
+    </w:p>
+    <w:bookmarkStart w:id="76" w:name="X09a969dfe880d70ef324f328ec384ed41cfe78f"/>
+    <w:p>
+      <w:pPr>
+        <w:pStyle w:val="Heading2"/>
+      </w:pPr>
+      <w:r>
+        <w:t xml:space="preserve">Estimating Ex-Gaussian Parameters with</w:t>
+      </w:r>
+      <w:r>
+        <w:t xml:space="preserve"> </w:t>
+      </w:r>
+      <w:r>
+        <w:rPr>
+          <w:rStyle w:val="VerbatimChar"/>
+        </w:rPr>
+        <w:t xml:space="preserve">{easystats}</w:t>
+      </w:r>
+    </w:p>
+    <w:p>
+      <w:pPr>
+        <w:pStyle w:val="FirstParagraph"/>
+      </w:pPr>
+      <w:r>
+        <w:t xml:space="preserve">As in the Simulation Example, we use</w:t>
+      </w:r>
+      <w:r>
+        <w:t xml:space="preserve"> </w:t>
+      </w:r>
+      <w:r>
+        <w:rPr>
+          <w:rStyle w:val="VerbatimChar"/>
+        </w:rPr>
+        <w:t xml:space="preserve">{modelbased}</w:t>
+      </w:r>
+      <w:r>
+        <w:t xml:space="preserve">’s</w:t>
+      </w:r>
+      <w:r>
+        <w:t xml:space="preserve"> </w:t>
+      </w:r>
+      <w:r>
+        <w:rPr>
+          <w:rStyle w:val="VerbatimChar"/>
+        </w:rPr>
+        <w:t xml:space="preserve">estimate_means()</w:t>
+      </w:r>
       <w:r>
         <w:t xml:space="preserve"> </w:t>
       </w:r>
@@ -8848,77 +10055,32 @@
       <w:r>
         <w:t xml:space="preserve"> </w:t>
       </w:r>
-      <m:oMath>
-        <m:r>
-          <m:t>σ</m:t>
-        </m:r>
-      </m:oMath>
-      <w:r>
-        <w:t xml:space="preserve">), Stan’s default unconstrained random initialization (in</w:t>
-      </w:r>
-      <w:r>
-        <w:t xml:space="preserve"> </w:t>
-      </w:r>
-      <m:oMath>
-        <m:r>
-          <m:rPr>
-            <m:sty m:val="p"/>
-          </m:rPr>
-          <m:t>[</m:t>
-        </m:r>
-        <m:r>
-          <m:rPr>
-            <m:sty m:val="p"/>
-          </m:rPr>
-          <m:t>−</m:t>
-        </m:r>
-        <m:r>
-          <m:t>2</m:t>
-        </m:r>
-        <m:r>
-          <m:rPr>
-            <m:sty m:val="p"/>
-          </m:rPr>
-          <m:t>,</m:t>
-        </m:r>
-        <m:r>
-          <m:t>2</m:t>
-        </m:r>
-        <m:r>
-          <m:rPr>
-            <m:sty m:val="p"/>
-          </m:rPr>
-          <m:t>]</m:t>
-        </m:r>
-      </m:oMath>
-      <w:r>
-        <w:t xml:space="preserve">) can cause severe numerical instability. Standard deviations randomly drawn near the upper end of this range can generate extreme individual-level parameter deviations, causing MCMC chains to immediately reject initial values (</w:t>
-      </w:r>
       <w:r>
         <w:rPr>
           <w:rStyle w:val="VerbatimChar"/>
         </w:rPr>
-        <w:t xml:space="preserve">log probability evaluates to log(0)</w:t>
-      </w:r>
-      <w:r>
-        <w:t xml:space="preserve">) or fail to start.</w:t>
-      </w:r>
-    </w:p>
-    <w:p>
-      <w:pPr>
-        <w:pStyle w:val="BodyText"/>
-      </w:pPr>
-      <w:r>
-        <w:t xml:space="preserve">To prevent initial value rejection and ensure reliable sampling across all chains, we supply an explicit initialization function (</w:t>
+        <w:t xml:space="preserve">estimate_contrasts()</w:t>
+      </w:r>
+      <w:r>
+        <w:t xml:space="preserve"> </w:t>
+      </w:r>
+      <w:r>
+        <w:t xml:space="preserve">to obtain condition-specific posterior estimates and contrasts, rather than computing them by hand from the raw posterior draws. Because this model has thousands of posterior draws and a large number of by-participant and by-item random effects, we set</w:t>
+      </w:r>
+      <w:r>
+        <w:t xml:space="preserve"> </w:t>
       </w:r>
       <w:r>
         <w:rPr>
           <w:rStyle w:val="VerbatimChar"/>
         </w:rPr>
-        <w:t xml:space="preserve">init_classical</w:t>
-      </w:r>
-      <w:r>
-        <w:t xml:space="preserve">) that sets reasonable starting values for all model parameters. The full code for this function is omitted here for brevity but can be found in the manuscript’s</w:t>
+        <w:t xml:space="preserve">backend = "emmeans"</w:t>
+      </w:r>
+      <w:r>
+        <w:t xml:space="preserve"> </w:t>
+      </w:r>
+      <w:r>
+        <w:t xml:space="preserve">(instead of the default</w:t>
       </w:r>
       <w:r>
         <w:t xml:space="preserve"> </w:t>
@@ -8927,1020 +10089,6 @@
         <w:rPr>
           <w:rStyle w:val="VerbatimChar"/>
         </w:rPr>
-        <w:t xml:space="preserve">.qmd</w:t>
-      </w:r>
-      <w:r>
-        <w:t xml:space="preserve"> </w:t>
-      </w:r>
-      <w:r>
-        <w:t xml:space="preserve">source file on GitHub.</w:t>
-      </w:r>
-    </w:p>
-    <w:p>
-      <w:pPr>
-        <w:pStyle w:val="BodyText"/>
-      </w:pPr>
-      <w:r>
-        <w:t xml:space="preserve">The classical ex-Gaussian model for Experiment 1 is specified and fit as follows:</w:t>
-      </w:r>
-    </w:p>
-    <w:p>
-      <w:pPr>
-        <w:pStyle w:val="SourceCode"/>
-      </w:pPr>
-      <w:r>
-        <w:rPr>
-          <w:rStyle w:val="CommentTok"/>
-        </w:rPr>
-        <w:t xml:space="preserve"># Fit classical ex-Gaussian hierarchical model to Experiment 1 RT data</w:t>
-      </w:r>
-      <w:r>
-        <w:br/>
-      </w:r>
-      <w:r>
-        <w:rPr>
-          <w:rStyle w:val="NormalTok"/>
-        </w:rPr>
-        <w:t xml:space="preserve">blmm_exp1_classical_rt </w:t>
-      </w:r>
-      <w:r>
-        <w:rPr>
-          <w:rStyle w:val="OtherTok"/>
-        </w:rPr>
-        <w:t xml:space="preserve">&lt;-</w:t>
-      </w:r>
-      <w:r>
-        <w:rPr>
-          <w:rStyle w:val="NormalTok"/>
-        </w:rPr>
-        <w:t xml:space="preserve"> </w:t>
-      </w:r>
-      <w:r>
-        <w:rPr>
-          <w:rStyle w:val="FunctionTok"/>
-        </w:rPr>
-        <w:t xml:space="preserve">brm</w:t>
-      </w:r>
-      <w:r>
-        <w:rPr>
-          <w:rStyle w:val="NormalTok"/>
-        </w:rPr>
-        <w:t xml:space="preserve">(</w:t>
-      </w:r>
-      <w:r>
-        <w:br/>
-      </w:r>
-      <w:r>
-        <w:rPr>
-          <w:rStyle w:val="NormalTok"/>
-        </w:rPr>
-        <w:t xml:space="preserve">  </w:t>
-      </w:r>
-      <w:r>
-        <w:rPr>
-          <w:rStyle w:val="AttributeTok"/>
-        </w:rPr>
-        <w:t xml:space="preserve">data =</w:t>
-      </w:r>
-      <w:r>
-        <w:rPr>
-          <w:rStyle w:val="NormalTok"/>
-        </w:rPr>
-        <w:t xml:space="preserve"> data_fit,</w:t>
-      </w:r>
-      <w:r>
-        <w:br/>
-      </w:r>
-      <w:r>
-        <w:rPr>
-          <w:rStyle w:val="NormalTok"/>
-        </w:rPr>
-        <w:t xml:space="preserve">  </w:t>
-      </w:r>
-      <w:r>
-        <w:rPr>
-          <w:rStyle w:val="AttributeTok"/>
-        </w:rPr>
-        <w:t xml:space="preserve">formula =</w:t>
-      </w:r>
-      <w:r>
-        <w:rPr>
-          <w:rStyle w:val="NormalTok"/>
-        </w:rPr>
-        <w:t xml:space="preserve"> </w:t>
-      </w:r>
-      <w:r>
-        <w:rPr>
-          <w:rStyle w:val="FunctionTok"/>
-        </w:rPr>
-        <w:t xml:space="preserve">bf</w:t>
-      </w:r>
-      <w:r>
-        <w:rPr>
-          <w:rStyle w:val="NormalTok"/>
-        </w:rPr>
-        <w:t xml:space="preserve">(</w:t>
-      </w:r>
-      <w:r>
-        <w:br/>
-      </w:r>
-      <w:r>
-        <w:rPr>
-          <w:rStyle w:val="NormalTok"/>
-        </w:rPr>
-        <w:t xml:space="preserve">    rt </w:t>
-      </w:r>
-      <w:r>
-        <w:rPr>
-          <w:rStyle w:val="SpecialCharTok"/>
-        </w:rPr>
-        <w:t xml:space="preserve">~</w:t>
-      </w:r>
-      <w:r>
-        <w:rPr>
-          <w:rStyle w:val="NormalTok"/>
-        </w:rPr>
-        <w:t xml:space="preserve"> Condition </w:t>
-      </w:r>
-      <w:r>
-        <w:rPr>
-          <w:rStyle w:val="SpecialCharTok"/>
-        </w:rPr>
-        <w:t xml:space="preserve">*</w:t>
-      </w:r>
-      <w:r>
-        <w:br/>
-      </w:r>
-      <w:r>
-        <w:rPr>
-          <w:rStyle w:val="NormalTok"/>
-        </w:rPr>
-        <w:t xml:space="preserve">      PrimeDuration </w:t>
-      </w:r>
-      <w:r>
-        <w:rPr>
-          <w:rStyle w:val="SpecialCharTok"/>
-        </w:rPr>
-        <w:t xml:space="preserve">+</w:t>
-      </w:r>
-      <w:r>
-        <w:br/>
-      </w:r>
-      <w:r>
-        <w:rPr>
-          <w:rStyle w:val="NormalTok"/>
-        </w:rPr>
-        <w:t xml:space="preserve">      (</w:t>
-      </w:r>
-      <w:r>
-        <w:rPr>
-          <w:rStyle w:val="DecValTok"/>
-        </w:rPr>
-        <w:t xml:space="preserve">1</w:t>
-      </w:r>
-      <w:r>
-        <w:rPr>
-          <w:rStyle w:val="NormalTok"/>
-        </w:rPr>
-        <w:t xml:space="preserve"> </w:t>
-      </w:r>
-      <w:r>
-        <w:rPr>
-          <w:rStyle w:val="SpecialCharTok"/>
-        </w:rPr>
-        <w:t xml:space="preserve">+</w:t>
-      </w:r>
-      <w:r>
-        <w:rPr>
-          <w:rStyle w:val="NormalTok"/>
-        </w:rPr>
-        <w:t xml:space="preserve"> Condition </w:t>
-      </w:r>
-      <w:r>
-        <w:rPr>
-          <w:rStyle w:val="SpecialCharTok"/>
-        </w:rPr>
-        <w:t xml:space="preserve">*</w:t>
-      </w:r>
-      <w:r>
-        <w:rPr>
-          <w:rStyle w:val="NormalTok"/>
-        </w:rPr>
-        <w:t xml:space="preserve"> PrimeDuration </w:t>
-      </w:r>
-      <w:r>
-        <w:rPr>
-          <w:rStyle w:val="SpecialCharTok"/>
-        </w:rPr>
-        <w:t xml:space="preserve">|</w:t>
-      </w:r>
-      <w:r>
-        <w:rPr>
-          <w:rStyle w:val="NormalTok"/>
-        </w:rPr>
-        <w:t xml:space="preserve"> source) </w:t>
-      </w:r>
-      <w:r>
-        <w:rPr>
-          <w:rStyle w:val="SpecialCharTok"/>
-        </w:rPr>
-        <w:t xml:space="preserve">+</w:t>
-      </w:r>
-      <w:r>
-        <w:br/>
-      </w:r>
-      <w:r>
-        <w:rPr>
-          <w:rStyle w:val="NormalTok"/>
-        </w:rPr>
-        <w:t xml:space="preserve">      (</w:t>
-      </w:r>
-      <w:r>
-        <w:rPr>
-          <w:rStyle w:val="DecValTok"/>
-        </w:rPr>
-        <w:t xml:space="preserve">1</w:t>
-      </w:r>
-      <w:r>
-        <w:rPr>
-          <w:rStyle w:val="NormalTok"/>
-        </w:rPr>
-        <w:t xml:space="preserve"> </w:t>
-      </w:r>
-      <w:r>
-        <w:rPr>
-          <w:rStyle w:val="SpecialCharTok"/>
-        </w:rPr>
-        <w:t xml:space="preserve">+</w:t>
-      </w:r>
-      <w:r>
-        <w:rPr>
-          <w:rStyle w:val="NormalTok"/>
-        </w:rPr>
-        <w:t xml:space="preserve"> Condition </w:t>
-      </w:r>
-      <w:r>
-        <w:rPr>
-          <w:rStyle w:val="SpecialCharTok"/>
-        </w:rPr>
-        <w:t xml:space="preserve">*</w:t>
-      </w:r>
-      <w:r>
-        <w:rPr>
-          <w:rStyle w:val="NormalTok"/>
-        </w:rPr>
-        <w:t xml:space="preserve"> PrimeDuration </w:t>
-      </w:r>
-      <w:r>
-        <w:rPr>
-          <w:rStyle w:val="SpecialCharTok"/>
-        </w:rPr>
-        <w:t xml:space="preserve">|</w:t>
-      </w:r>
-      <w:r>
-        <w:rPr>
-          <w:rStyle w:val="NormalTok"/>
-        </w:rPr>
-        <w:t xml:space="preserve"> Target),</w:t>
-      </w:r>
-      <w:r>
-        <w:br/>
-      </w:r>
-      <w:r>
-        <w:rPr>
-          <w:rStyle w:val="NormalTok"/>
-        </w:rPr>
-        <w:t xml:space="preserve">    tau </w:t>
-      </w:r>
-      <w:r>
-        <w:rPr>
-          <w:rStyle w:val="SpecialCharTok"/>
-        </w:rPr>
-        <w:t xml:space="preserve">~</w:t>
-      </w:r>
-      <w:r>
-        <w:rPr>
-          <w:rStyle w:val="NormalTok"/>
-        </w:rPr>
-        <w:t xml:space="preserve"> Condition </w:t>
-      </w:r>
-      <w:r>
-        <w:rPr>
-          <w:rStyle w:val="SpecialCharTok"/>
-        </w:rPr>
-        <w:t xml:space="preserve">*</w:t>
-      </w:r>
-      <w:r>
-        <w:br/>
-      </w:r>
-      <w:r>
-        <w:rPr>
-          <w:rStyle w:val="NormalTok"/>
-        </w:rPr>
-        <w:t xml:space="preserve">      PrimeDuration </w:t>
-      </w:r>
-      <w:r>
-        <w:rPr>
-          <w:rStyle w:val="SpecialCharTok"/>
-        </w:rPr>
-        <w:t xml:space="preserve">+</w:t>
-      </w:r>
-      <w:r>
-        <w:br/>
-      </w:r>
-      <w:r>
-        <w:rPr>
-          <w:rStyle w:val="NormalTok"/>
-        </w:rPr>
-        <w:t xml:space="preserve">      (</w:t>
-      </w:r>
-      <w:r>
-        <w:rPr>
-          <w:rStyle w:val="DecValTok"/>
-        </w:rPr>
-        <w:t xml:space="preserve">1</w:t>
-      </w:r>
-      <w:r>
-        <w:rPr>
-          <w:rStyle w:val="NormalTok"/>
-        </w:rPr>
-        <w:t xml:space="preserve"> </w:t>
-      </w:r>
-      <w:r>
-        <w:rPr>
-          <w:rStyle w:val="SpecialCharTok"/>
-        </w:rPr>
-        <w:t xml:space="preserve">+</w:t>
-      </w:r>
-      <w:r>
-        <w:rPr>
-          <w:rStyle w:val="NormalTok"/>
-        </w:rPr>
-        <w:t xml:space="preserve"> Condition </w:t>
-      </w:r>
-      <w:r>
-        <w:rPr>
-          <w:rStyle w:val="SpecialCharTok"/>
-        </w:rPr>
-        <w:t xml:space="preserve">*</w:t>
-      </w:r>
-      <w:r>
-        <w:rPr>
-          <w:rStyle w:val="NormalTok"/>
-        </w:rPr>
-        <w:t xml:space="preserve"> PrimeDuration </w:t>
-      </w:r>
-      <w:r>
-        <w:rPr>
-          <w:rStyle w:val="SpecialCharTok"/>
-        </w:rPr>
-        <w:t xml:space="preserve">|</w:t>
-      </w:r>
-      <w:r>
-        <w:rPr>
-          <w:rStyle w:val="NormalTok"/>
-        </w:rPr>
-        <w:t xml:space="preserve"> source) </w:t>
-      </w:r>
-      <w:r>
-        <w:rPr>
-          <w:rStyle w:val="SpecialCharTok"/>
-        </w:rPr>
-        <w:t xml:space="preserve">+</w:t>
-      </w:r>
-      <w:r>
-        <w:br/>
-      </w:r>
-      <w:r>
-        <w:rPr>
-          <w:rStyle w:val="NormalTok"/>
-        </w:rPr>
-        <w:t xml:space="preserve">      (</w:t>
-      </w:r>
-      <w:r>
-        <w:rPr>
-          <w:rStyle w:val="DecValTok"/>
-        </w:rPr>
-        <w:t xml:space="preserve">1</w:t>
-      </w:r>
-      <w:r>
-        <w:rPr>
-          <w:rStyle w:val="NormalTok"/>
-        </w:rPr>
-        <w:t xml:space="preserve"> </w:t>
-      </w:r>
-      <w:r>
-        <w:rPr>
-          <w:rStyle w:val="SpecialCharTok"/>
-        </w:rPr>
-        <w:t xml:space="preserve">+</w:t>
-      </w:r>
-      <w:r>
-        <w:rPr>
-          <w:rStyle w:val="NormalTok"/>
-        </w:rPr>
-        <w:t xml:space="preserve"> Condition </w:t>
-      </w:r>
-      <w:r>
-        <w:rPr>
-          <w:rStyle w:val="SpecialCharTok"/>
-        </w:rPr>
-        <w:t xml:space="preserve">*</w:t>
-      </w:r>
-      <w:r>
-        <w:rPr>
-          <w:rStyle w:val="NormalTok"/>
-        </w:rPr>
-        <w:t xml:space="preserve"> PrimeDuration </w:t>
-      </w:r>
-      <w:r>
-        <w:rPr>
-          <w:rStyle w:val="SpecialCharTok"/>
-        </w:rPr>
-        <w:t xml:space="preserve">|</w:t>
-      </w:r>
-      <w:r>
-        <w:rPr>
-          <w:rStyle w:val="NormalTok"/>
-        </w:rPr>
-        <w:t xml:space="preserve"> Target),</w:t>
-      </w:r>
-      <w:r>
-        <w:br/>
-      </w:r>
-      <w:r>
-        <w:rPr>
-          <w:rStyle w:val="NormalTok"/>
-        </w:rPr>
-        <w:t xml:space="preserve">    sigma </w:t>
-      </w:r>
-      <w:r>
-        <w:rPr>
-          <w:rStyle w:val="SpecialCharTok"/>
-        </w:rPr>
-        <w:t xml:space="preserve">~</w:t>
-      </w:r>
-      <w:r>
-        <w:rPr>
-          <w:rStyle w:val="NormalTok"/>
-        </w:rPr>
-        <w:t xml:space="preserve"> </w:t>
-      </w:r>
-      <w:r>
-        <w:rPr>
-          <w:rStyle w:val="DecValTok"/>
-        </w:rPr>
-        <w:t xml:space="preserve">1</w:t>
-      </w:r>
-      <w:r>
-        <w:br/>
-      </w:r>
-      <w:r>
-        <w:rPr>
-          <w:rStyle w:val="NormalTok"/>
-        </w:rPr>
-        <w:t xml:space="preserve">  ),</w:t>
-      </w:r>
-      <w:r>
-        <w:br/>
-      </w:r>
-      <w:r>
-        <w:rPr>
-          <w:rStyle w:val="NormalTok"/>
-        </w:rPr>
-        <w:t xml:space="preserve">  </w:t>
-      </w:r>
-      <w:r>
-        <w:rPr>
-          <w:rStyle w:val="AttributeTok"/>
-        </w:rPr>
-        <w:t xml:space="preserve">warmup =</w:t>
-      </w:r>
-      <w:r>
-        <w:rPr>
-          <w:rStyle w:val="NormalTok"/>
-        </w:rPr>
-        <w:t xml:space="preserve"> </w:t>
-      </w:r>
-      <w:r>
-        <w:rPr>
-          <w:rStyle w:val="DecValTok"/>
-        </w:rPr>
-        <w:t xml:space="preserve">1000</w:t>
-      </w:r>
-      <w:r>
-        <w:rPr>
-          <w:rStyle w:val="NormalTok"/>
-        </w:rPr>
-        <w:t xml:space="preserve">,</w:t>
-      </w:r>
-      <w:r>
-        <w:br/>
-      </w:r>
-      <w:r>
-        <w:rPr>
-          <w:rStyle w:val="NormalTok"/>
-        </w:rPr>
-        <w:t xml:space="preserve">  </w:t>
-      </w:r>
-      <w:r>
-        <w:rPr>
-          <w:rStyle w:val="AttributeTok"/>
-        </w:rPr>
-        <w:t xml:space="preserve">iter =</w:t>
-      </w:r>
-      <w:r>
-        <w:rPr>
-          <w:rStyle w:val="NormalTok"/>
-        </w:rPr>
-        <w:t xml:space="preserve"> </w:t>
-      </w:r>
-      <w:r>
-        <w:rPr>
-          <w:rStyle w:val="DecValTok"/>
-        </w:rPr>
-        <w:t xml:space="preserve">5000</w:t>
-      </w:r>
-      <w:r>
-        <w:rPr>
-          <w:rStyle w:val="NormalTok"/>
-        </w:rPr>
-        <w:t xml:space="preserve">,</w:t>
-      </w:r>
-      <w:r>
-        <w:br/>
-      </w:r>
-      <w:r>
-        <w:rPr>
-          <w:rStyle w:val="NormalTok"/>
-        </w:rPr>
-        <w:t xml:space="preserve">  </w:t>
-      </w:r>
-      <w:r>
-        <w:rPr>
-          <w:rStyle w:val="AttributeTok"/>
-        </w:rPr>
-        <w:t xml:space="preserve">chains =</w:t>
-      </w:r>
-      <w:r>
-        <w:rPr>
-          <w:rStyle w:val="NormalTok"/>
-        </w:rPr>
-        <w:t xml:space="preserve"> </w:t>
-      </w:r>
-      <w:r>
-        <w:rPr>
-          <w:rStyle w:val="DecValTok"/>
-        </w:rPr>
-        <w:t xml:space="preserve">4</w:t>
-      </w:r>
-      <w:r>
-        <w:rPr>
-          <w:rStyle w:val="NormalTok"/>
-        </w:rPr>
-        <w:t xml:space="preserve">,</w:t>
-      </w:r>
-      <w:r>
-        <w:br/>
-      </w:r>
-      <w:r>
-        <w:rPr>
-          <w:rStyle w:val="NormalTok"/>
-        </w:rPr>
-        <w:t xml:space="preserve">  </w:t>
-      </w:r>
-      <w:r>
-        <w:rPr>
-          <w:rStyle w:val="AttributeTok"/>
-        </w:rPr>
-        <w:t xml:space="preserve">prior =</w:t>
-      </w:r>
-      <w:r>
-        <w:rPr>
-          <w:rStyle w:val="NormalTok"/>
-        </w:rPr>
-        <w:t xml:space="preserve"> priors_classical,</w:t>
-      </w:r>
-      <w:r>
-        <w:br/>
-      </w:r>
-      <w:r>
-        <w:rPr>
-          <w:rStyle w:val="NormalTok"/>
-        </w:rPr>
-        <w:t xml:space="preserve">  </w:t>
-      </w:r>
-      <w:r>
-        <w:rPr>
-          <w:rStyle w:val="AttributeTok"/>
-        </w:rPr>
-        <w:t xml:space="preserve">family =</w:t>
-      </w:r>
-      <w:r>
-        <w:rPr>
-          <w:rStyle w:val="NormalTok"/>
-        </w:rPr>
-        <w:t xml:space="preserve"> </w:t>
-      </w:r>
-      <w:r>
-        <w:rPr>
-          <w:rStyle w:val="FunctionTok"/>
-        </w:rPr>
-        <w:t xml:space="preserve">rt_exgaussian</w:t>
-      </w:r>
-      <w:r>
-        <w:rPr>
-          <w:rStyle w:val="NormalTok"/>
-        </w:rPr>
-        <w:t xml:space="preserve">(</w:t>
-      </w:r>
-      <w:r>
-        <w:br/>
-      </w:r>
-      <w:r>
-        <w:rPr>
-          <w:rStyle w:val="NormalTok"/>
-        </w:rPr>
-        <w:t xml:space="preserve">    </w:t>
-      </w:r>
-      <w:r>
-        <w:rPr>
-          <w:rStyle w:val="AttributeTok"/>
-        </w:rPr>
-        <w:t xml:space="preserve">link =</w:t>
-      </w:r>
-      <w:r>
-        <w:rPr>
-          <w:rStyle w:val="NormalTok"/>
-        </w:rPr>
-        <w:t xml:space="preserve"> </w:t>
-      </w:r>
-      <w:r>
-        <w:rPr>
-          <w:rStyle w:val="StringTok"/>
-        </w:rPr>
-        <w:t xml:space="preserve">"identity"</w:t>
-      </w:r>
-      <w:r>
-        <w:rPr>
-          <w:rStyle w:val="NormalTok"/>
-        </w:rPr>
-        <w:t xml:space="preserve">,</w:t>
-      </w:r>
-      <w:r>
-        <w:br/>
-      </w:r>
-      <w:r>
-        <w:rPr>
-          <w:rStyle w:val="NormalTok"/>
-        </w:rPr>
-        <w:t xml:space="preserve">    </w:t>
-      </w:r>
-      <w:r>
-        <w:rPr>
-          <w:rStyle w:val="AttributeTok"/>
-        </w:rPr>
-        <w:t xml:space="preserve">link_tau =</w:t>
-      </w:r>
-      <w:r>
-        <w:rPr>
-          <w:rStyle w:val="NormalTok"/>
-        </w:rPr>
-        <w:t xml:space="preserve"> </w:t>
-      </w:r>
-      <w:r>
-        <w:rPr>
-          <w:rStyle w:val="StringTok"/>
-        </w:rPr>
-        <w:t xml:space="preserve">"log"</w:t>
-      </w:r>
-      <w:r>
-        <w:rPr>
-          <w:rStyle w:val="NormalTok"/>
-        </w:rPr>
-        <w:t xml:space="preserve">,</w:t>
-      </w:r>
-      <w:r>
-        <w:br/>
-      </w:r>
-      <w:r>
-        <w:rPr>
-          <w:rStyle w:val="NormalTok"/>
-        </w:rPr>
-        <w:t xml:space="preserve">    </w:t>
-      </w:r>
-      <w:r>
-        <w:rPr>
-          <w:rStyle w:val="AttributeTok"/>
-        </w:rPr>
-        <w:t xml:space="preserve">link_sigma =</w:t>
-      </w:r>
-      <w:r>
-        <w:rPr>
-          <w:rStyle w:val="NormalTok"/>
-        </w:rPr>
-        <w:t xml:space="preserve"> </w:t>
-      </w:r>
-      <w:r>
-        <w:rPr>
-          <w:rStyle w:val="StringTok"/>
-        </w:rPr>
-        <w:t xml:space="preserve">"log"</w:t>
-      </w:r>
-      <w:r>
-        <w:br/>
-      </w:r>
-      <w:r>
-        <w:rPr>
-          <w:rStyle w:val="NormalTok"/>
-        </w:rPr>
-        <w:t xml:space="preserve">  ), </w:t>
-      </w:r>
-      <w:r>
-        <w:rPr>
-          <w:rStyle w:val="CommentTok"/>
-        </w:rPr>
-        <w:t xml:space="preserve"># {cogmod} family with identity/log links</w:t>
-      </w:r>
-      <w:r>
-        <w:br/>
-      </w:r>
-      <w:r>
-        <w:rPr>
-          <w:rStyle w:val="NormalTok"/>
-        </w:rPr>
-        <w:t xml:space="preserve">  </w:t>
-      </w:r>
-      <w:r>
-        <w:rPr>
-          <w:rStyle w:val="AttributeTok"/>
-        </w:rPr>
-        <w:t xml:space="preserve">stanvars =</w:t>
-      </w:r>
-      <w:r>
-        <w:rPr>
-          <w:rStyle w:val="NormalTok"/>
-        </w:rPr>
-        <w:t xml:space="preserve"> </w:t>
-      </w:r>
-      <w:r>
-        <w:rPr>
-          <w:rStyle w:val="FunctionTok"/>
-        </w:rPr>
-        <w:t xml:space="preserve">rt_exgaussian_stanvars</w:t>
-      </w:r>
-      <w:r>
-        <w:rPr>
-          <w:rStyle w:val="NormalTok"/>
-        </w:rPr>
-        <w:t xml:space="preserve">(), </w:t>
-      </w:r>
-      <w:r>
-        <w:rPr>
-          <w:rStyle w:val="CommentTok"/>
-        </w:rPr>
-        <w:t xml:space="preserve"># Stan code injected into the model</w:t>
-      </w:r>
-      <w:r>
-        <w:br/>
-      </w:r>
-      <w:r>
-        <w:rPr>
-          <w:rStyle w:val="NormalTok"/>
-        </w:rPr>
-        <w:t xml:space="preserve">  </w:t>
-      </w:r>
-      <w:r>
-        <w:rPr>
-          <w:rStyle w:val="AttributeTok"/>
-        </w:rPr>
-        <w:t xml:space="preserve">inits =</w:t>
-      </w:r>
-      <w:r>
-        <w:rPr>
-          <w:rStyle w:val="NormalTok"/>
-        </w:rPr>
-        <w:t xml:space="preserve"> init_classical,</w:t>
-      </w:r>
-      <w:r>
-        <w:br/>
-      </w:r>
-      <w:r>
-        <w:rPr>
-          <w:rStyle w:val="NormalTok"/>
-        </w:rPr>
-        <w:t xml:space="preserve">  </w:t>
-      </w:r>
-      <w:r>
-        <w:rPr>
-          <w:rStyle w:val="AttributeTok"/>
-        </w:rPr>
-        <w:t xml:space="preserve">cores =</w:t>
-      </w:r>
-      <w:r>
-        <w:rPr>
-          <w:rStyle w:val="NormalTok"/>
-        </w:rPr>
-        <w:t xml:space="preserve"> </w:t>
-      </w:r>
-      <w:r>
-        <w:rPr>
-          <w:rStyle w:val="DecValTok"/>
-        </w:rPr>
-        <w:t xml:space="preserve">4</w:t>
-      </w:r>
-      <w:r>
-        <w:rPr>
-          <w:rStyle w:val="NormalTok"/>
-        </w:rPr>
-        <w:t xml:space="preserve">,</w:t>
-      </w:r>
-      <w:r>
-        <w:br/>
-      </w:r>
-      <w:r>
-        <w:rPr>
-          <w:rStyle w:val="NormalTok"/>
-        </w:rPr>
-        <w:t xml:space="preserve">  </w:t>
-      </w:r>
-      <w:r>
-        <w:rPr>
-          <w:rStyle w:val="AttributeTok"/>
-        </w:rPr>
-        <w:t xml:space="preserve">backend =</w:t>
-      </w:r>
-      <w:r>
-        <w:rPr>
-          <w:rStyle w:val="NormalTok"/>
-        </w:rPr>
-        <w:t xml:space="preserve"> </w:t>
-      </w:r>
-      <w:r>
-        <w:rPr>
-          <w:rStyle w:val="StringTok"/>
-        </w:rPr>
-        <w:t xml:space="preserve">"cmdstanr"</w:t>
-      </w:r>
-      <w:r>
-        <w:rPr>
-          <w:rStyle w:val="NormalTok"/>
-        </w:rPr>
-        <w:t xml:space="preserve">,</w:t>
-      </w:r>
-      <w:r>
-        <w:br/>
-      </w:r>
-      <w:r>
-        <w:rPr>
-          <w:rStyle w:val="NormalTok"/>
-        </w:rPr>
-        <w:t xml:space="preserve">  </w:t>
-      </w:r>
-      <w:r>
-        <w:rPr>
-          <w:rStyle w:val="AttributeTok"/>
-        </w:rPr>
-        <w:t xml:space="preserve">threads =</w:t>
-      </w:r>
-      <w:r>
-        <w:rPr>
-          <w:rStyle w:val="NormalTok"/>
-        </w:rPr>
-        <w:t xml:space="preserve"> </w:t>
-      </w:r>
-      <w:r>
-        <w:rPr>
-          <w:rStyle w:val="FunctionTok"/>
-        </w:rPr>
-        <w:t xml:space="preserve">threading</w:t>
-      </w:r>
-      <w:r>
-        <w:rPr>
-          <w:rStyle w:val="NormalTok"/>
-        </w:rPr>
-        <w:t xml:space="preserve">(</w:t>
-      </w:r>
-      <w:r>
-        <w:rPr>
-          <w:rStyle w:val="DecValTok"/>
-        </w:rPr>
-        <w:t xml:space="preserve">2</w:t>
-      </w:r>
-      <w:r>
-        <w:rPr>
-          <w:rStyle w:val="NormalTok"/>
-        </w:rPr>
-        <w:t xml:space="preserve">)</w:t>
-      </w:r>
-      <w:r>
-        <w:br/>
-      </w:r>
-      <w:r>
-        <w:rPr>
-          <w:rStyle w:val="NormalTok"/>
-        </w:rPr>
-        <w:t xml:space="preserve">)</w:t>
-      </w:r>
-    </w:p>
-    <w:p>
-      <w:pPr>
-        <w:pStyle w:val="FirstParagraph"/>
-      </w:pPr>
-      <w:r>
-        <w:t xml:space="preserve">Depending on the hardware used, this model may take more than 30 minutes to fit. Because of this, it is recommended to fit it once and then save the fitted model object to a file for later use.</w:t>
-      </w:r>
-    </w:p>
-    <w:bookmarkEnd w:id="61"/>
-    <w:bookmarkStart w:id="64" w:name="X200fa075adb2cb377ac0870063090d98aadcfe7"/>
-    <w:p>
-      <w:pPr>
-        <w:pStyle w:val="Heading3"/>
-      </w:pPr>
-      <w:r>
-        <w:t xml:space="preserve">Estimating Ex-Gaussian Parameters with</w:t>
-      </w:r>
-      <w:r>
-        <w:t xml:space="preserve"> </w:t>
-      </w:r>
-      <w:r>
-        <w:rPr>
-          <w:rStyle w:val="VerbatimChar"/>
-        </w:rPr>
-        <w:t xml:space="preserve">{easystats}</w:t>
-      </w:r>
-    </w:p>
-    <w:p>
-      <w:pPr>
-        <w:pStyle w:val="FirstParagraph"/>
-      </w:pPr>
-      <w:r>
-        <w:t xml:space="preserve">As in the Simulation Example, we use</w:t>
-      </w:r>
-      <w:r>
-        <w:t xml:space="preserve"> </w:t>
-      </w:r>
-      <w:r>
-        <w:rPr>
-          <w:rStyle w:val="VerbatimChar"/>
-        </w:rPr>
-        <w:t xml:space="preserve">{modelbased}</w:t>
-      </w:r>
-      <w:r>
-        <w:t xml:space="preserve">’s</w:t>
-      </w:r>
-      <w:r>
-        <w:t xml:space="preserve"> </w:t>
-      </w:r>
-      <w:r>
-        <w:rPr>
-          <w:rStyle w:val="VerbatimChar"/>
-        </w:rPr>
-        <w:t xml:space="preserve">estimate_means()</w:t>
-      </w:r>
-      <w:r>
-        <w:t xml:space="preserve"> </w:t>
-      </w:r>
-      <w:r>
-        <w:t xml:space="preserve">and</w:t>
-      </w:r>
-      <w:r>
-        <w:t xml:space="preserve"> </w:t>
-      </w:r>
-      <w:r>
-        <w:rPr>
-          <w:rStyle w:val="VerbatimChar"/>
-        </w:rPr>
-        <w:t xml:space="preserve">estimate_contrasts()</w:t>
-      </w:r>
-      <w:r>
-        <w:t xml:space="preserve"> </w:t>
-      </w:r>
-      <w:r>
-        <w:t xml:space="preserve">to obtain condition-specific posterior estimates and contrasts, rather than computing them by hand from the raw posterior draws. Because this model has thousands of posterior draws and a large number of by-participant and by-item random effects, we set</w:t>
-      </w:r>
-      <w:r>
-        <w:t xml:space="preserve"> </w:t>
-      </w:r>
-      <w:r>
-        <w:rPr>
-          <w:rStyle w:val="VerbatimChar"/>
-        </w:rPr>
-        <w:t xml:space="preserve">backend = "emmeans"</w:t>
-      </w:r>
-      <w:r>
-        <w:t xml:space="preserve"> </w:t>
-      </w:r>
-      <w:r>
-        <w:t xml:space="preserve">(instead of the default</w:t>
-      </w:r>
-      <w:r>
-        <w:t xml:space="preserve"> </w:t>
-      </w:r>
-      <w:r>
-        <w:rPr>
-          <w:rStyle w:val="VerbatimChar"/>
-        </w:rPr>
         <w:t xml:space="preserve">marginaleffects</w:t>
       </w:r>
       <w:r>
@@ -9950,7 +10098,7 @@
         <w:t xml:space="preserve">backend) to keep the marginal computations memory-efficient.</w:t>
       </w:r>
     </w:p>
-    <w:bookmarkStart w:id="62" w:name="tbl-real-means"/>
+    <w:bookmarkStart w:id="74" w:name="tbl-real-means"/>
     <w:p>
       <w:pPr>
         <w:pStyle w:val="FigureTitle"/>
@@ -10009,17 +10157,15 @@
     <w:tbl>
       <w:tblPr>
         <w:tblStyle w:val="Table"/>
-        <w:tblW w:type="pct" w:w="4740"/>
+        <w:tblW w:type="pct" w:w="4375"/>
         <w:tblLayout w:type="fixed"/>
         <w:tblLook w:firstRow="1" w:lastRow="0" w:firstColumn="0" w:lastColumn="0" w:noHBand="0" w:noVBand="0" w:val="0020"/>
       </w:tblPr>
       <w:tblGrid>
-        <w:gridCol w:w="1234"/>
-        <w:gridCol w:w="1645"/>
-        <w:gridCol w:w="1234"/>
-        <w:gridCol w:w="822"/>
-        <w:gridCol w:w="1748"/>
-        <w:gridCol w:w="822"/>
+        <w:gridCol w:w="1320"/>
+        <w:gridCol w:w="1760"/>
+        <w:gridCol w:w="1320"/>
+        <w:gridCol w:w="2530"/>
       </w:tblGrid>
       <w:tr>
         <w:trPr>
@@ -10065,29 +10211,7 @@
               <w:pStyle w:val="Compact"/>
             </w:pPr>
             <w:r>
-              <w:t xml:space="preserve">Mean</w:t>
-            </w:r>
-          </w:p>
-        </w:tc>
-        <w:tc>
-          <w:tcPr/>
-          <w:p>
-            <w:pPr>
-              <w:pStyle w:val="Compact"/>
-            </w:pPr>
-            <w:r>
-              <w:t xml:space="preserve">95% CrI</w:t>
-            </w:r>
-          </w:p>
-        </w:tc>
-        <w:tc>
-          <w:tcPr/>
-          <w:p>
-            <w:pPr>
-              <w:pStyle w:val="Compact"/>
-            </w:pPr>
-            <w:r>
-              <w:t xml:space="preserve">pd</w:t>
+              <w:t xml:space="preserve">Mean [95% CrI]</w:t>
             </w:r>
           </w:p>
         </w:tc>
@@ -10133,29 +10257,7 @@
               <w:pStyle w:val="Compact"/>
             </w:pPr>
             <w:r>
-              <w:t xml:space="preserve">509.6</w:t>
-            </w:r>
-          </w:p>
-        </w:tc>
-        <w:tc>
-          <w:tcPr/>
-          <w:p>
-            <w:pPr>
-              <w:pStyle w:val="Compact"/>
-            </w:pPr>
-            <w:r>
-              <w:t xml:space="preserve">[494.7, 524.1]</w:t>
-            </w:r>
-          </w:p>
-        </w:tc>
-        <w:tc>
-          <w:tcPr/>
-          <w:p>
-            <w:pPr>
-              <w:pStyle w:val="Compact"/>
-            </w:pPr>
-            <w:r>
-              <w:t xml:space="preserve">1.000</w:t>
+              <w:t xml:space="preserve">509.9 [494.7, 525.8]</w:t>
             </w:r>
           </w:p>
         </w:tc>
@@ -10195,29 +10297,7 @@
               <w:pStyle w:val="Compact"/>
             </w:pPr>
             <w:r>
-              <w:t xml:space="preserve">111.7</w:t>
-            </w:r>
-          </w:p>
-        </w:tc>
-        <w:tc>
-          <w:tcPr/>
-          <w:p>
-            <w:pPr>
-              <w:pStyle w:val="Compact"/>
-            </w:pPr>
-            <w:r>
-              <w:t xml:space="preserve">[101.7, 121.9]</w:t>
-            </w:r>
-          </w:p>
-        </w:tc>
-        <w:tc>
-          <w:tcPr/>
-          <w:p>
-            <w:pPr>
-              <w:pStyle w:val="Compact"/>
-            </w:pPr>
-            <w:r>
-              <w:t xml:space="preserve">1.000</w:t>
+              <w:t xml:space="preserve">111.5 [101.5, 122.0]</w:t>
             </w:r>
           </w:p>
         </w:tc>
@@ -10260,29 +10340,7 @@
               <w:pStyle w:val="Compact"/>
             </w:pPr>
             <w:r>
-              <w:t xml:space="preserve">498.0</w:t>
-            </w:r>
-          </w:p>
-        </w:tc>
-        <w:tc>
-          <w:tcPr/>
-          <w:p>
-            <w:pPr>
-              <w:pStyle w:val="Compact"/>
-            </w:pPr>
-            <w:r>
-              <w:t xml:space="preserve">[482.9, 512.9]</w:t>
-            </w:r>
-          </w:p>
-        </w:tc>
-        <w:tc>
-          <w:tcPr/>
-          <w:p>
-            <w:pPr>
-              <w:pStyle w:val="Compact"/>
-            </w:pPr>
-            <w:r>
-              <w:t xml:space="preserve">1.000</w:t>
+              <w:t xml:space="preserve">498.2 [482.9, 514.4]</w:t>
             </w:r>
           </w:p>
         </w:tc>
@@ -10322,29 +10380,7 @@
               <w:pStyle w:val="Compact"/>
             </w:pPr>
             <w:r>
-              <w:t xml:space="preserve">101.5</w:t>
-            </w:r>
-          </w:p>
-        </w:tc>
-        <w:tc>
-          <w:tcPr/>
-          <w:p>
-            <w:pPr>
-              <w:pStyle w:val="Compact"/>
-            </w:pPr>
-            <w:r>
-              <w:t xml:space="preserve">[91.0, 112.2]</w:t>
-            </w:r>
-          </w:p>
-        </w:tc>
-        <w:tc>
-          <w:tcPr/>
-          <w:p>
-            <w:pPr>
-              <w:pStyle w:val="Compact"/>
-            </w:pPr>
-            <w:r>
-              <w:t xml:space="preserve">1.000</w:t>
+              <w:t xml:space="preserve">101.2 [90.8, 112.0]</w:t>
             </w:r>
           </w:p>
         </w:tc>
@@ -10390,29 +10426,7 @@
               <w:pStyle w:val="Compact"/>
             </w:pPr>
             <w:r>
-              <w:t xml:space="preserve">529.6</w:t>
-            </w:r>
-          </w:p>
-        </w:tc>
-        <w:tc>
-          <w:tcPr/>
-          <w:p>
-            <w:pPr>
-              <w:pStyle w:val="Compact"/>
-            </w:pPr>
-            <w:r>
-              <w:t xml:space="preserve">[514.7, 544.2]</w:t>
-            </w:r>
-          </w:p>
-        </w:tc>
-        <w:tc>
-          <w:tcPr/>
-          <w:p>
-            <w:pPr>
-              <w:pStyle w:val="Compact"/>
-            </w:pPr>
-            <w:r>
-              <w:t xml:space="preserve">1.000</w:t>
+              <w:t xml:space="preserve">529.8 [514.7, 545.6]</w:t>
             </w:r>
           </w:p>
         </w:tc>
@@ -10452,29 +10466,7 @@
               <w:pStyle w:val="Compact"/>
             </w:pPr>
             <w:r>
-              <w:t xml:space="preserve">113.7</w:t>
-            </w:r>
-          </w:p>
-        </w:tc>
-        <w:tc>
-          <w:tcPr/>
-          <w:p>
-            <w:pPr>
-              <w:pStyle w:val="Compact"/>
-            </w:pPr>
-            <w:r>
-              <w:t xml:space="preserve">[102.9, 125.0]</w:t>
-            </w:r>
-          </w:p>
-        </w:tc>
-        <w:tc>
-          <w:tcPr/>
-          <w:p>
-            <w:pPr>
-              <w:pStyle w:val="Compact"/>
-            </w:pPr>
-            <w:r>
-              <w:t xml:space="preserve">1.000</w:t>
+              <w:t xml:space="preserve">113.4 [102.5, 124.8]</w:t>
             </w:r>
           </w:p>
         </w:tc>
@@ -10517,29 +10509,7 @@
               <w:pStyle w:val="Compact"/>
             </w:pPr>
             <w:r>
-              <w:t xml:space="preserve">535.0</w:t>
-            </w:r>
-          </w:p>
-        </w:tc>
-        <w:tc>
-          <w:tcPr/>
-          <w:p>
-            <w:pPr>
-              <w:pStyle w:val="Compact"/>
-            </w:pPr>
-            <w:r>
-              <w:t xml:space="preserve">[520.3, 549.4]</w:t>
-            </w:r>
-          </w:p>
-        </w:tc>
-        <w:tc>
-          <w:tcPr/>
-          <w:p>
-            <w:pPr>
-              <w:pStyle w:val="Compact"/>
-            </w:pPr>
-            <w:r>
-              <w:t xml:space="preserve">1.000</w:t>
+              <w:t xml:space="preserve">535.3 [520.3, 551.0]</w:t>
             </w:r>
           </w:p>
         </w:tc>
@@ -10579,35 +10549,13 @@
               <w:pStyle w:val="Compact"/>
             </w:pPr>
             <w:r>
-              <w:t xml:space="preserve">105.5</w:t>
-            </w:r>
-          </w:p>
-        </w:tc>
-        <w:tc>
-          <w:tcPr/>
-          <w:p>
-            <w:pPr>
-              <w:pStyle w:val="Compact"/>
-            </w:pPr>
-            <w:r>
-              <w:t xml:space="preserve">[95.3, 116.2]</w:t>
-            </w:r>
-          </w:p>
-        </w:tc>
-        <w:tc>
-          <w:tcPr/>
-          <w:p>
-            <w:pPr>
-              <w:pStyle w:val="Compact"/>
-            </w:pPr>
-            <w:r>
-              <w:t xml:space="preserve">1.000</w:t>
+              <w:t xml:space="preserve">105.3 [95.0, 116.0]</w:t>
             </w:r>
           </w:p>
         </w:tc>
       </w:tr>
     </w:tbl>
-    <w:bookmarkEnd w:id="62"/>
+    <w:bookmarkEnd w:id="74"/>
     <w:p>
       <w:pPr>
         <w:pStyle w:val="AfterWithoutNote"/>
@@ -10672,7 +10620,7 @@
         <w:t xml:space="preserve">below presents the model’s population-level effects (main effect of relatedness, main effect of prime duration, and their interaction) alongside simple priming contrasts (Unrelated minus Identical) at each prime duration, for both parameters side by side.</w:t>
       </w:r>
     </w:p>
-    <w:bookmarkStart w:id="63" w:name="tbl-real-contrasts"/>
+    <w:bookmarkStart w:id="75" w:name="tbl-real-contrasts"/>
     <w:p>
       <w:pPr>
         <w:pStyle w:val="FigureTitle"/>
@@ -10751,16 +10699,16 @@
     <w:tbl>
       <w:tblPr>
         <w:tblStyle w:val="Table"/>
-        <w:tblW w:type="pct" w:w="4876"/>
+        <w:tblW w:type="pct" w:w="4842"/>
         <w:tblLayout w:type="fixed"/>
         <w:tblLook w:firstRow="1" w:lastRow="0" w:firstColumn="0" w:lastColumn="0" w:noHBand="0" w:noVBand="0" w:val="0020"/>
       </w:tblPr>
       <w:tblGrid>
-        <w:gridCol w:w="2814"/>
-        <w:gridCol w:w="1440"/>
-        <w:gridCol w:w="1440"/>
-        <w:gridCol w:w="1505"/>
-        <w:gridCol w:w="523"/>
+        <w:gridCol w:w="2417"/>
+        <w:gridCol w:w="1834"/>
+        <w:gridCol w:w="1000"/>
+        <w:gridCol w:w="1750"/>
+        <w:gridCol w:w="666"/>
       </w:tblGrid>
       <w:tr>
         <w:trPr>
@@ -10795,7 +10743,7 @@
               <w:pStyle w:val="Compact"/>
             </w:pPr>
             <w:r>
-              <w:t xml:space="preserve">Classical Parameter</w:t>
+              <w:t xml:space="preserve">Parameter</w:t>
             </w:r>
           </w:p>
         </w:tc>
@@ -10863,7 +10811,7 @@
               <w:pStyle w:val="Compact"/>
             </w:pPr>
             <w:r>
-              <w:t xml:space="preserve">-28.5 [-32.4, -24.7]</w:t>
+              <w:t xml:space="preserve">28.5 [24.7, 32.3]</w:t>
             </w:r>
           </w:p>
         </w:tc>
@@ -10917,7 +10865,7 @@
               <w:pStyle w:val="Compact"/>
             </w:pPr>
             <w:r>
-              <w:t xml:space="preserve">-3.1 [-8.1, 1.9]</w:t>
+              <w:t xml:space="preserve">3.1 [-1.9, 8.0]</w:t>
             </w:r>
           </w:p>
         </w:tc>
@@ -10941,7 +10889,7 @@
               <w:pStyle w:val="Compact"/>
             </w:pPr>
             <w:r>
-              <w:t xml:space="preserve">Main Effect of Prime Duration</w:t>
+              <w:t xml:space="preserve">Main Effect of Duration</w:t>
             </w:r>
           </w:p>
         </w:tc>
@@ -10974,7 +10922,7 @@
               <w:pStyle w:val="Compact"/>
             </w:pPr>
             <w:r>
-              <w:t xml:space="preserve">3.1 [-0.2, 6.5]</w:t>
+              <w:t xml:space="preserve">-3.1 [-6.4, 0.2]</w:t>
             </w:r>
           </w:p>
         </w:tc>
@@ -10985,7 +10933,7 @@
               <w:pStyle w:val="Compact"/>
             </w:pPr>
             <w:r>
-              <w:t xml:space="preserve">0.967</w:t>
+              <w:t xml:space="preserve">0.969</w:t>
             </w:r>
           </w:p>
         </w:tc>
@@ -10998,7 +10946,7 @@
               <w:pStyle w:val="Compact"/>
             </w:pPr>
             <w:r>
-              <w:t xml:space="preserve">Main Effect of Prime Duration</w:t>
+              <w:t xml:space="preserve">Main Effect of Duration</w:t>
             </w:r>
           </w:p>
         </w:tc>
@@ -11028,7 +10976,7 @@
               <w:pStyle w:val="Compact"/>
             </w:pPr>
             <w:r>
-              <w:t xml:space="preserve">9.2 [3.5, 14.8]</w:t>
+              <w:t xml:space="preserve">-9.2 [-14.8, -3.7]</w:t>
             </w:r>
           </w:p>
         </w:tc>
@@ -11039,7 +10987,7 @@
               <w:pStyle w:val="Compact"/>
             </w:pPr>
             <w:r>
-              <w:t xml:space="preserve">1.000</w:t>
+              <w:t xml:space="preserve">0.999</w:t>
             </w:r>
           </w:p>
         </w:tc>
@@ -11052,7 +11000,7 @@
               <w:pStyle w:val="Compact"/>
             </w:pPr>
             <w:r>
-              <w:t xml:space="preserve">Relatedness x Prime Duration Interaction</w:t>
+              <w:t xml:space="preserve">Relatedness × Duration</w:t>
             </w:r>
           </w:p>
         </w:tc>
@@ -11109,7 +11057,7 @@
               <w:pStyle w:val="Compact"/>
             </w:pPr>
             <w:r>
-              <w:t xml:space="preserve">Relatedness x Prime Duration Interaction</w:t>
+              <w:t xml:space="preserve">Relatedness × Duration</w:t>
             </w:r>
           </w:p>
         </w:tc>
@@ -11139,7 +11087,7 @@
               <w:pStyle w:val="Compact"/>
             </w:pPr>
             <w:r>
-              <w:t xml:space="preserve">2.1 [-8.5, 12.6]</w:t>
+              <w:t xml:space="preserve">2.2 [-8.4, 12.6]</w:t>
             </w:r>
           </w:p>
         </w:tc>
@@ -11150,7 +11098,7 @@
               <w:pStyle w:val="Compact"/>
             </w:pPr>
             <w:r>
-              <w:t xml:space="preserve">0.650</w:t>
+              <w:t xml:space="preserve">0.658</w:t>
             </w:r>
           </w:p>
         </w:tc>
@@ -11196,7 +11144,7 @@
               <w:pStyle w:val="Compact"/>
             </w:pPr>
             <w:r>
-              <w:t xml:space="preserve">-20.0 [-25.0, -14.9]</w:t>
+              <w:t xml:space="preserve">20.0 [15.0, 25.0]</w:t>
             </w:r>
           </w:p>
         </w:tc>
@@ -11250,7 +11198,7 @@
               <w:pStyle w:val="Compact"/>
             </w:pPr>
             <w:r>
-              <w:t xml:space="preserve">-2.0 [-9.5, 5.4]</w:t>
+              <w:t xml:space="preserve">1.9 [-5.3, 9.3]</w:t>
             </w:r>
           </w:p>
         </w:tc>
@@ -11261,7 +11209,7 @@
               <w:pStyle w:val="Compact"/>
             </w:pPr>
             <w:r>
-              <w:t xml:space="preserve">0.703</w:t>
+              <w:t xml:space="preserve">0.699</w:t>
             </w:r>
           </w:p>
         </w:tc>
@@ -11307,7 +11255,7 @@
               <w:pStyle w:val="Compact"/>
             </w:pPr>
             <w:r>
-              <w:t xml:space="preserve">-37.1 [-42.2, -31.9]</w:t>
+              <w:t xml:space="preserve">37.1 [31.9, 42.1]</w:t>
             </w:r>
           </w:p>
         </w:tc>
@@ -11361,7 +11309,7 @@
               <w:pStyle w:val="Compact"/>
             </w:pPr>
             <w:r>
-              <w:t xml:space="preserve">-4.1 [-11.2, 2.9]</w:t>
+              <w:t xml:space="preserve">4.1 [-3.2, 11.2]</w:t>
             </w:r>
           </w:p>
         </w:tc>
@@ -11372,13 +11320,13 @@
               <w:pStyle w:val="Compact"/>
             </w:pPr>
             <w:r>
-              <w:t xml:space="preserve">0.871</w:t>
+              <w:t xml:space="preserve">0.865</w:t>
             </w:r>
           </w:p>
         </w:tc>
       </w:tr>
     </w:tbl>
-    <w:bookmarkEnd w:id="63"/>
+    <w:bookmarkEnd w:id="75"/>
     <w:p>
       <w:pPr>
         <w:pStyle w:val="AfterWithoutNote"/>
@@ -11412,7 +11360,7 @@
         <w:t xml:space="preserve"> </w:t>
       </w:r>
       <w:r>
-        <w:t xml:space="preserve">shows a robust overall main effect of relatedness (-28.5 ms, 95% CrI [-32.4, -24.7]). Unlike the effect reported as</w:t>
+        <w:t xml:space="preserve">shows a robust overall main effect of relatedness (28.5 ms, 95% CrI [24.7, 32.3], pd = 1.000). Unlike the effect reported as</w:t>
       </w:r>
       <w:r>
         <w:t xml:space="preserve"> </w:t>
@@ -11440,7 +11388,7 @@
         <w:t xml:space="preserve"> </w:t>
       </w:r>
       <w:r>
-        <w:t xml:space="preserve">is non-credible under the classical parameterization (3.1 ms, 95% CrI [-0.2, 6.5], with the 95% CrI narrowly containing zero). The model also reveals a credible interaction between relatedness and prime duration (17.1 ms, 95% CrI [10.5, 23.8]), indicating that the priming effect on</w:t>
+        <w:t xml:space="preserve">is non-credible under the classical parameterization (-3.1 ms, 95% CrI [-6.4, 0.2], pd = 0.969, with the 95% CrI narrowly containing zero). The model also reveals a credible interaction between relatedness and prime duration (17.1 ms, 95% CrI [10.5, 23.8], pd = 1.000), indicating that the priming effect on</w:t>
       </w:r>
       <w:r>
         <w:t xml:space="preserve"> </w:t>
@@ -11454,7 +11402,7 @@
         <w:t xml:space="preserve"> </w:t>
       </w:r>
       <w:r>
-        <w:t xml:space="preserve">was larger at 50 ms (-37.1 ms, 95% CrI [-42.2, -31.9]) than at 33 ms (-20.0 ms, 95% CrI [-25.0, -14.9]).</w:t>
+        <w:t xml:space="preserve">was larger at 50 ms (37.1 ms, 95% CrI [31.9, 42.1], pd = 1.000) than at 33 ms (20.0 ms, 95% CrI [15.0, 25.0], pd = 1.000).</w:t>
       </w:r>
     </w:p>
     <w:p>
@@ -11473,7 +11421,7 @@
         </m:r>
       </m:oMath>
       <w:r>
-        <w:t xml:space="preserve">, the main effect of relatedness is small and non-credible (-3.1 ms, 95% CrI [-8.1, 1.9]), as is the interaction term (2.1 ms, 95% CrI [-8.5, 12.6]). Consequently, the priming effect (i.e., the difference between related and unrelated prime conditions) on</w:t>
+        <w:t xml:space="preserve">, the main effect of relatedness is small and non-credible (3.1 ms, 95% CrI [-1.9, 8.0], pd = 0.889), as is the interaction term (2.2 ms, 95% CrI [-8.4, 12.6], pd = 0.658). Consequently, the priming effect (i.e., the difference between related and unrelated prime conditions) on</w:t>
       </w:r>
       <w:r>
         <w:t xml:space="preserve"> </w:t>
@@ -11487,7 +11435,7 @@
         <w:t xml:space="preserve"> </w:t>
       </w:r>
       <w:r>
-        <w:t xml:space="preserve">is non-credible at 33 ms (-2.0 ms, 95% CrI [-9.5, 5.4]) and 50 ms (-4.1 ms, 95% CrI [-11.2, 2.9]), consistent with Forster’s</w:t>
+        <w:t xml:space="preserve">is non-credible at 33 ms (1.9 ms, 95% CrI [-5.3, 9.3], pd = 0.699) and 50 ms (4.1 ms, 95% CrI [-3.2, 11.2], pd = 0.865), consistent with Forster’s</w:t>
       </w:r>
       <w:r>
         <w:t xml:space="preserve"> </w:t>
@@ -11549,14 +11497,14 @@
         <w:t xml:space="preserve"> </w:t>
       </w:r>
       <w:r>
-        <w:t xml:space="preserve">(9.2 ms, 95% CrI [3.5, 14.8]), showing that increasing prime duration from 33 ms to 50 ms moderately shortened the right tail.</w:t>
-      </w:r>
-    </w:p>
-    <w:bookmarkEnd w:id="64"/>
-    <w:bookmarkStart w:id="65" w:name="comparison-with-angele-et-al.-2023"/>
-    <w:p>
-      <w:pPr>
-        <w:pStyle w:val="Heading3"/>
+        <w:t xml:space="preserve">(-9.2 ms, 95% CrI [-14.8, -3.7], pd = 0.999), showing that increasing prime duration from 33 ms to 50 ms moderately shortened the right tail.</w:t>
+      </w:r>
+    </w:p>
+    <w:bookmarkEnd w:id="76"/>
+    <w:bookmarkStart w:id="77" w:name="comparison-with-angele-et-al.-2023"/>
+    <w:p>
+      <w:pPr>
+        <w:pStyle w:val="Heading2"/>
       </w:pPr>
       <w:r>
         <w:t xml:space="preserve">Comparison with Angele et al. (2023)</w:t>
@@ -12031,7 +11979,7 @@
         <w:t xml:space="preserve"> </w:t>
       </w:r>
       <w:r>
-        <w:t xml:space="preserve">is not credible (3.1 ms, 95% CrI [-0.2, 6.5], with the 95% CrI containing zero). Instead, our reanalysis shows that the overall reduction in RTs at 50 ms prime duration was driven almost entirely by a compression of the exponential tail</w:t>
+        <w:t xml:space="preserve">is uncertain (-3.1 ms, 95% CrI [-6.4, 0.2], pd = 0.969, with the 95% CrI containing zero). Instead, our reanalysis shows that the overall reduction in RTs at 50 ms prime duration was driven almost entirely by a compression of the exponential tail</w:t>
       </w:r>
       <w:r>
         <w:t xml:space="preserve"> </w:t>
@@ -12045,7 +11993,7 @@
         <w:t xml:space="preserve"> </w:t>
       </w:r>
       <w:r>
-        <w:t xml:space="preserve">(9.2 ms, 95% CrI [3.5, 14.8]). The effect on</w:t>
+        <w:t xml:space="preserve">(-9.2 ms, 95% CrI [-14.8, -3.7], pd = 0.999). The effect on</w:t>
       </w:r>
       <w:r>
         <w:t xml:space="preserve"> </w:t>
@@ -12128,7 +12076,7 @@
         <w:t xml:space="preserve"> </w:t>
       </w:r>
       <w:r>
-        <w:t xml:space="preserve">shift (3.1 ms) and a credible</w:t>
+        <w:t xml:space="preserve">shift (-3.1 ms) and a credible</w:t>
       </w:r>
       <w:r>
         <w:t xml:space="preserve"> </w:t>
@@ -12142,7 +12090,7 @@
         <w:t xml:space="preserve"> </w:t>
       </w:r>
       <w:r>
-        <w:t xml:space="preserve">tail reduction (9.2 ms).</w:t>
+        <w:t xml:space="preserve">tail reduction (-9.2 ms).</w:t>
       </w:r>
     </w:p>
     <w:p>
@@ -12187,7 +12135,7 @@
         <w:t xml:space="preserve"> </w:t>
       </w:r>
       <w:r>
-        <w:t xml:space="preserve">(-28.5 ms, 95% CrI [-32.4, -24.7]) and the interaction (17.1 ms, 95% CrI [10.5, 23.8]) closely mirror the</w:t>
+        <w:t xml:space="preserve">(28.5 ms, 95% CrI [24.7, 32.3], pd = 1.000) and the interaction (17.1 ms, 95% CrI [10.5, 23.8], pd = 1.000) closely mirror the</w:t>
       </w:r>
       <w:r>
         <w:t xml:space="preserve"> </w:t>
@@ -12296,7 +12244,7 @@
         <w:t xml:space="preserve"> </w:t>
       </w:r>
       <w:r>
-        <w:t xml:space="preserve">showed no credible priming differences (-3.1 ms, 95% CrI [-8.1, 1.9]). When</w:t>
+        <w:t xml:space="preserve">showed no credible priming differences (3.1 ms, 95% CrI [-1.9, 8.0], pd = 0.889). When</w:t>
       </w:r>
       <w:r>
         <w:t xml:space="preserve"> </w:t>
@@ -12457,7 +12405,7 @@
         <w:t xml:space="preserve"> </w:t>
       </w:r>
       <w:r>
-        <w:t xml:space="preserve">9.2 ms) was attributed to the Gaussian location parameter (</w:t>
+        <w:t xml:space="preserve">-9.2 ms) was attributed to the Gaussian location parameter (</w:t>
       </w:r>
       <w:r>
         <w:rPr>
@@ -12480,18 +12428,58 @@
         <w:t xml:space="preserve"> </w:t>
       </w:r>
       <w:r>
-        <w:t xml:space="preserve">(pd = 0.967), underscoring that parameterization affects not only which component an effect is attributed to, but the confidence with which its existence can be claimed at all.</w:t>
-      </w:r>
-    </w:p>
-    <w:bookmarkEnd w:id="65"/>
-    <w:bookmarkEnd w:id="66"/>
-    <w:bookmarkStart w:id="67" w:name="conclusion"/>
+        <w:t xml:space="preserve">(pd = 0.969), underscoring that parameterization affects not only which component an effect is attributed to, but the confidence with which its existence can be claimed at all.</w:t>
+      </w:r>
+    </w:p>
+    <w:bookmarkEnd w:id="77"/>
+    <w:bookmarkEnd w:id="78"/>
+    <w:bookmarkStart w:id="79" w:name="conclusion"/>
+    <w:p>
+      <w:pPr>
+        <w:pStyle w:val="Heading1"/>
+      </w:pPr>
+      <w:r>
+        <w:t xml:space="preserve">Conclusion</w:t>
+      </w:r>
+    </w:p>
+    <w:p>
+      <w:pPr>
+        <w:pStyle w:val="FirstParagraph"/>
+      </w:pPr>
+      <w:r>
+        <w:t xml:space="preserve">With this discussion, we hope to encourage researchers to use the appropriate ex-Gaussian parameterization when modeling reaction-time data with the {brms} package. The ex-Gaussian distribution provides a powerful framework for moving beyond analyses of the mean by separating differences in the central portion of the reaction-time distribution from differences in its right tail.</w:t>
+      </w:r>
+    </w:p>
+    <w:p>
+      <w:pPr>
+        <w:pStyle w:val="BodyText"/>
+      </w:pPr>
+      <w:r>
+        <w:t xml:space="preserve">However, this flexibility also requires careful attention to model parameterization. In particular, researchers should not assume that parameters with familiar labels necessarily have the same interpretation across software implementations. Researchers should therefore examine the statistical definition and underlying implementation of a model before fitting it and interpreting its parameters. This is especially important when using flexible modeling software that may adopt parameterizations that differ from those commonly used in a particular research literature. We hope this commentary serves both as a practical guide to fitting the classical ex-Gaussian model in {brms} and as a broader reminder that convenient software defaults should not replace careful consideration of what a model actually estimates.</w:t>
+      </w:r>
+    </w:p>
+    <w:p>
+      <w:r>
+        <w:br w:type="page"/>
+      </w:r>
+    </w:p>
+    <w:bookmarkEnd w:id="79"/>
+    <w:bookmarkStart w:id="87" w:name="declarations"/>
+    <w:p>
+      <w:pPr>
+        <w:pStyle w:val="Heading1"/>
+      </w:pPr>
+      <w:r>
+        <w:t xml:space="preserve">Declarations</w:t>
+      </w:r>
+    </w:p>
+    <w:bookmarkStart w:id="80" w:name="funding"/>
     <w:p>
       <w:pPr>
         <w:pStyle w:val="Heading2"/>
       </w:pPr>
       <w:r>
-        <w:t xml:space="preserve">Conclusion</w:t>
+        <w:t xml:space="preserve">Funding</w:t>
       </w:r>
     </w:p>
     <w:p>
@@ -12499,20 +12487,165 @@
         <w:pStyle w:val="FirstParagraph"/>
       </w:pPr>
       <w:r>
-        <w:t xml:space="preserve">With this discussion, we hope to encourage researchers to use the appropriate ex-Gaussian parameterization when modeling reaction-time data with the {brms} package. The ex-Gaussian distribution provides a powerful framework for moving beyond analyses of the mean by separating differences in the central portion of the reaction-time distribution from differences in its right tail.</w:t>
-      </w:r>
-    </w:p>
-    <w:p>
-      <w:pPr>
-        <w:pStyle w:val="BodyText"/>
-      </w:pPr>
-      <w:r>
-        <w:t xml:space="preserve">However, this flexibility also requires careful attention to model parameterization. In particular, researchers should not assume that parameters with familiar labels necessarily have the same interpretation across software implementations. Researchers should therefore examine the statistical definition and underlying implementation of a model before fitting it and interpreting its parameters. This is especially important when using flexible modeling software that may adopt parameterizations that differ from those commonly used in a particular research literature. We hope this commentary serves both as a practical guide to fitting the classical ex-Gaussian model in {brms} and as a broader reminder that convenient software defaults should not replace careful consideration of what a model actually estimates.</w:t>
-      </w:r>
-    </w:p>
-    <w:bookmarkEnd w:id="67"/>
-    <w:bookmarkEnd w:id="68"/>
-    <w:bookmarkStart w:id="197" w:name="references"/>
+        <w:t xml:space="preserve">No funding to report.</w:t>
+      </w:r>
+    </w:p>
+    <w:bookmarkEnd w:id="80"/>
+    <w:bookmarkStart w:id="81" w:name="conflicts-of-interest"/>
+    <w:p>
+      <w:pPr>
+        <w:pStyle w:val="Heading2"/>
+      </w:pPr>
+      <w:r>
+        <w:t xml:space="preserve">Conflicts of Interest</w:t>
+      </w:r>
+    </w:p>
+    <w:p>
+      <w:pPr>
+        <w:pStyle w:val="FirstParagraph"/>
+      </w:pPr>
+      <w:r>
+        <w:t xml:space="preserve">The authors declare no conflicts of interest.</w:t>
+      </w:r>
+    </w:p>
+    <w:bookmarkEnd w:id="81"/>
+    <w:bookmarkStart w:id="82" w:name="ethics-approval"/>
+    <w:p>
+      <w:pPr>
+        <w:pStyle w:val="Heading2"/>
+      </w:pPr>
+      <w:r>
+        <w:t xml:space="preserve">Ethics Approval</w:t>
+      </w:r>
+    </w:p>
+    <w:p>
+      <w:pPr>
+        <w:pStyle w:val="FirstParagraph"/>
+      </w:pPr>
+      <w:r>
+        <w:t xml:space="preserve">Not applicable.</w:t>
+      </w:r>
+      <w:r>
+        <w:t xml:space="preserve"> </w:t>
+      </w:r>
+      <w:r>
+        <w:t xml:space="preserve">No human data was collected.</w:t>
+      </w:r>
+    </w:p>
+    <w:bookmarkEnd w:id="82"/>
+    <w:bookmarkStart w:id="83" w:name="consent-for-publication"/>
+    <w:p>
+      <w:pPr>
+        <w:pStyle w:val="Heading2"/>
+      </w:pPr>
+      <w:r>
+        <w:t xml:space="preserve">Consent for Publication</w:t>
+      </w:r>
+    </w:p>
+    <w:p>
+      <w:pPr>
+        <w:pStyle w:val="FirstParagraph"/>
+      </w:pPr>
+      <w:r>
+        <w:t xml:space="preserve">I consent for my paper to be published in BRM.</w:t>
+      </w:r>
+    </w:p>
+    <w:bookmarkEnd w:id="83"/>
+    <w:bookmarkStart w:id="84" w:name="consent-to-participate"/>
+    <w:p>
+      <w:pPr>
+        <w:pStyle w:val="Heading2"/>
+      </w:pPr>
+      <w:r>
+        <w:t xml:space="preserve">Consent to Participate</w:t>
+      </w:r>
+    </w:p>
+    <w:p>
+      <w:pPr>
+        <w:pStyle w:val="FirstParagraph"/>
+      </w:pPr>
+      <w:r>
+        <w:t xml:space="preserve">Not applicable.</w:t>
+      </w:r>
+      <w:r>
+        <w:t xml:space="preserve"> </w:t>
+      </w:r>
+      <w:r>
+        <w:t xml:space="preserve">No human data was collected.</w:t>
+      </w:r>
+    </w:p>
+    <w:bookmarkEnd w:id="84"/>
+    <w:bookmarkStart w:id="85" w:name="availability-of-data-code-and-materials"/>
+    <w:p>
+      <w:pPr>
+        <w:pStyle w:val="Heading2"/>
+      </w:pPr>
+      <w:r>
+        <w:t xml:space="preserve">Availability of Data, Code, and Materials</w:t>
+      </w:r>
+    </w:p>
+    <w:p>
+      <w:pPr>
+        <w:pStyle w:val="FirstParagraph"/>
+      </w:pPr>
+      <w:r>
+        <w:t xml:space="preserve">All data and code are stored here: https://github.com/jgeller112/exGauss_commentary.</w:t>
+      </w:r>
+    </w:p>
+    <w:bookmarkEnd w:id="85"/>
+    <w:bookmarkStart w:id="86" w:name="authors-contributions"/>
+    <w:p>
+      <w:pPr>
+        <w:pStyle w:val="Heading2"/>
+      </w:pPr>
+      <w:r>
+        <w:t xml:space="preserve">Authors’ Contributions</w:t>
+      </w:r>
+    </w:p>
+    <w:p>
+      <w:pPr>
+        <w:pStyle w:val="Compact"/>
+        <w:numPr>
+          <w:ilvl w:val="0"/>
+          <w:numId w:val="1002"/>
+        </w:numPr>
+      </w:pPr>
+      <w:r>
+        <w:t xml:space="preserve">JG - Conceptualization, Data curation, Formal analysis, Project administration, Resources, Visualization, Writing—original draft</w:t>
+      </w:r>
+    </w:p>
+    <w:p>
+      <w:pPr>
+        <w:pStyle w:val="Compact"/>
+        <w:numPr>
+          <w:ilvl w:val="0"/>
+          <w:numId w:val="1002"/>
+        </w:numPr>
+      </w:pPr>
+      <w:r>
+        <w:t xml:space="preserve">BA - Formal analysis, Validation, Writing—original draft, Writing—review &amp; editing</w:t>
+      </w:r>
+    </w:p>
+    <w:p>
+      <w:pPr>
+        <w:pStyle w:val="Compact"/>
+        <w:numPr>
+          <w:ilvl w:val="0"/>
+          <w:numId w:val="1002"/>
+        </w:numPr>
+      </w:pPr>
+      <w:r>
+        <w:t xml:space="preserve">DM - Formal analysis, Validation, Software, Writing—review &amp; editing</w:t>
+      </w:r>
+    </w:p>
+    <w:p>
+      <w:r>
+        <w:br w:type="page"/>
+      </w:r>
+    </w:p>
+    <w:bookmarkEnd w:id="86"/>
+    <w:bookmarkEnd w:id="87"/>
+    <w:bookmarkStart w:id="225" w:name="references"/>
     <w:p>
       <w:pPr>
         <w:pStyle w:val="Heading1"/>
@@ -12521,8 +12654,8 @@
         <w:t xml:space="preserve">References</w:t>
       </w:r>
     </w:p>
-    <w:bookmarkStart w:id="196" w:name="refs"/>
-    <w:bookmarkStart w:id="70" w:name="ref-rmarkdown2026"/>
+    <w:bookmarkStart w:id="224" w:name="refs"/>
+    <w:bookmarkStart w:id="89" w:name="ref-rmarkdown2026"/>
     <w:p>
       <w:pPr>
         <w:pStyle w:val="Bibliography"/>
@@ -12553,7 +12686,7 @@
       <w:r>
         <w:t xml:space="preserve"> </w:t>
       </w:r>
-      <w:hyperlink r:id="rId69">
+      <w:hyperlink r:id="rId88">
         <w:r>
           <w:rPr>
             <w:rStyle w:val="Hyperlink"/>
@@ -12562,8 +12695,8 @@
         </w:r>
       </w:hyperlink>
     </w:p>
-    <w:bookmarkEnd w:id="70"/>
-    <w:bookmarkStart w:id="72" w:name="ref-angele2023"/>
+    <w:bookmarkEnd w:id="89"/>
+    <w:bookmarkStart w:id="91" w:name="ref-angele2023"/>
     <w:p>
       <w:pPr>
         <w:pStyle w:val="Bibliography"/>
@@ -12600,7 +12733,7 @@
       <w:r>
         <w:t xml:space="preserve"> </w:t>
       </w:r>
-      <w:hyperlink r:id="rId71">
+      <w:hyperlink r:id="rId90">
         <w:r>
           <w:rPr>
             <w:rStyle w:val="Hyperlink"/>
@@ -12609,8 +12742,8 @@
         </w:r>
       </w:hyperlink>
     </w:p>
-    <w:bookmarkEnd w:id="72"/>
-    <w:bookmarkStart w:id="74" w:name="ref-angele2024reading"/>
+    <w:bookmarkEnd w:id="91"/>
+    <w:bookmarkStart w:id="93" w:name="ref-angele2024reading"/>
     <w:p>
       <w:pPr>
         <w:pStyle w:val="Bibliography"/>
@@ -12647,7 +12780,7 @@
       <w:r>
         <w:t xml:space="preserve"> </w:t>
       </w:r>
-      <w:hyperlink r:id="rId73">
+      <w:hyperlink r:id="rId92">
         <w:r>
           <w:rPr>
             <w:rStyle w:val="Hyperlink"/>
@@ -12656,8 +12789,8 @@
         </w:r>
       </w:hyperlink>
     </w:p>
-    <w:bookmarkEnd w:id="74"/>
-    <w:bookmarkStart w:id="76" w:name="ref-tinytable"/>
+    <w:bookmarkEnd w:id="93"/>
+    <w:bookmarkStart w:id="95" w:name="ref-tinytable"/>
     <w:p>
       <w:pPr>
         <w:pStyle w:val="Bibliography"/>
@@ -12912,7 +13045,7 @@
       <w:r>
         <w:t xml:space="preserve"> </w:t>
       </w:r>
-      <w:hyperlink r:id="rId75">
+      <w:hyperlink r:id="rId94">
         <w:r>
           <w:rPr>
             <w:rStyle w:val="Hyperlink"/>
@@ -12921,8 +13054,8 @@
         </w:r>
       </w:hyperlink>
     </w:p>
-    <w:bookmarkEnd w:id="76"/>
-    <w:bookmarkStart w:id="78" w:name="ref-baayen2010analyzing"/>
+    <w:bookmarkEnd w:id="95"/>
+    <w:bookmarkStart w:id="97" w:name="ref-baayen2010analyzing"/>
     <w:p>
       <w:pPr>
         <w:pStyle w:val="Bibliography"/>
@@ -12959,7 +13092,7 @@
       <w:r>
         <w:t xml:space="preserve"> </w:t>
       </w:r>
-      <w:hyperlink r:id="rId77">
+      <w:hyperlink r:id="rId96">
         <w:r>
           <w:rPr>
             <w:rStyle w:val="Hyperlink"/>
@@ -12968,8 +13101,8 @@
         </w:r>
       </w:hyperlink>
     </w:p>
-    <w:bookmarkEnd w:id="78"/>
-    <w:bookmarkStart w:id="80" w:name="ref-balota2011"/>
+    <w:bookmarkEnd w:id="97"/>
+    <w:bookmarkStart w:id="99" w:name="ref-balota2011"/>
     <w:p>
       <w:pPr>
         <w:pStyle w:val="Bibliography"/>
@@ -13006,7 +13139,7 @@
       <w:r>
         <w:t xml:space="preserve"> </w:t>
       </w:r>
-      <w:hyperlink r:id="rId79">
+      <w:hyperlink r:id="rId98">
         <w:r>
           <w:rPr>
             <w:rStyle w:val="Hyperlink"/>
@@ -13015,8 +13148,8 @@
         </w:r>
       </w:hyperlink>
     </w:p>
-    <w:bookmarkEnd w:id="80"/>
-    <w:bookmarkStart w:id="82" w:name="ref-balota2008"/>
+    <w:bookmarkEnd w:id="99"/>
+    <w:bookmarkStart w:id="101" w:name="ref-balota2008"/>
     <w:p>
       <w:pPr>
         <w:pStyle w:val="Bibliography"/>
@@ -13053,7 +13186,7 @@
       <w:r>
         <w:t xml:space="preserve"> </w:t>
       </w:r>
-      <w:hyperlink r:id="rId81">
+      <w:hyperlink r:id="rId100">
         <w:r>
           <w:rPr>
             <w:rStyle w:val="Hyperlink"/>
@@ -13062,8 +13195,8 @@
         </w:r>
       </w:hyperlink>
     </w:p>
-    <w:bookmarkEnd w:id="82"/>
-    <w:bookmarkStart w:id="84" w:name="ref-julia"/>
+    <w:bookmarkEnd w:id="101"/>
+    <w:bookmarkStart w:id="103" w:name="ref-julia"/>
     <w:p>
       <w:pPr>
         <w:pStyle w:val="Bibliography"/>
@@ -13100,7 +13233,7 @@
       <w:r>
         <w:t xml:space="preserve"> </w:t>
       </w:r>
-      <w:hyperlink r:id="rId83">
+      <w:hyperlink r:id="rId102">
         <w:r>
           <w:rPr>
             <w:rStyle w:val="Hyperlink"/>
@@ -13109,8 +13242,8 @@
         </w:r>
       </w:hyperlink>
     </w:p>
-    <w:bookmarkEnd w:id="84"/>
-    <w:bookmarkStart w:id="86" w:name="ref-brms2017"/>
+    <w:bookmarkEnd w:id="103"/>
+    <w:bookmarkStart w:id="105" w:name="ref-brms2017"/>
     <w:p>
       <w:pPr>
         <w:pStyle w:val="Bibliography"/>
@@ -13189,7 +13322,7 @@
       <w:r>
         <w:t xml:space="preserve"> </w:t>
       </w:r>
-      <w:hyperlink r:id="rId85">
+      <w:hyperlink r:id="rId104">
         <w:r>
           <w:rPr>
             <w:rStyle w:val="Hyperlink"/>
@@ -13198,8 +13331,8 @@
         </w:r>
       </w:hyperlink>
     </w:p>
-    <w:bookmarkEnd w:id="86"/>
-    <w:bookmarkStart w:id="88" w:name="ref-brms2018"/>
+    <w:bookmarkEnd w:id="105"/>
+    <w:bookmarkStart w:id="107" w:name="ref-brms2018"/>
     <w:p>
       <w:pPr>
         <w:pStyle w:val="Bibliography"/>
@@ -13269,7 +13402,7 @@
       <w:r>
         <w:t xml:space="preserve"> </w:t>
       </w:r>
-      <w:hyperlink r:id="rId87">
+      <w:hyperlink r:id="rId106">
         <w:r>
           <w:rPr>
             <w:rStyle w:val="Hyperlink"/>
@@ -13278,8 +13411,8 @@
         </w:r>
       </w:hyperlink>
     </w:p>
-    <w:bookmarkEnd w:id="88"/>
-    <w:bookmarkStart w:id="90" w:name="ref-brms2021"/>
+    <w:bookmarkEnd w:id="107"/>
+    <w:bookmarkStart w:id="109" w:name="ref-brms2021"/>
     <w:p>
       <w:pPr>
         <w:pStyle w:val="Bibliography"/>
@@ -13349,7 +13482,7 @@
       <w:r>
         <w:t xml:space="preserve"> </w:t>
       </w:r>
-      <w:hyperlink r:id="rId89">
+      <w:hyperlink r:id="rId108">
         <w:r>
           <w:rPr>
             <w:rStyle w:val="Hyperlink"/>
@@ -13358,8 +13491,8 @@
         </w:r>
       </w:hyperlink>
     </w:p>
-    <w:bookmarkEnd w:id="90"/>
-    <w:bookmarkStart w:id="92" w:name="ref-stan"/>
+    <w:bookmarkEnd w:id="109"/>
+    <w:bookmarkStart w:id="111" w:name="ref-stan"/>
     <w:p>
       <w:pPr>
         <w:pStyle w:val="Bibliography"/>
@@ -13396,7 +13529,7 @@
       <w:r>
         <w:t xml:space="preserve"> </w:t>
       </w:r>
-      <w:hyperlink r:id="rId91">
+      <w:hyperlink r:id="rId110">
         <w:r>
           <w:rPr>
             <w:rStyle w:val="Hyperlink"/>
@@ -13405,8 +13538,8 @@
         </w:r>
       </w:hyperlink>
     </w:p>
-    <w:bookmarkEnd w:id="92"/>
-    <w:bookmarkStart w:id="94" w:name="ref-qs2"/>
+    <w:bookmarkEnd w:id="111"/>
+    <w:bookmarkStart w:id="113" w:name="ref-qs2"/>
     <w:p>
       <w:pPr>
         <w:pStyle w:val="Bibliography"/>
@@ -13430,7 +13563,7 @@
       <w:r>
         <w:t xml:space="preserve"> </w:t>
       </w:r>
-      <w:hyperlink r:id="rId93">
+      <w:hyperlink r:id="rId112">
         <w:r>
           <w:rPr>
             <w:rStyle w:val="Hyperlink"/>
@@ -13439,8 +13572,8 @@
         </w:r>
       </w:hyperlink>
     </w:p>
-    <w:bookmarkEnd w:id="94"/>
-    <w:bookmarkStart w:id="95" w:name="ref-dewitt2018"/>
+    <w:bookmarkEnd w:id="113"/>
+    <w:bookmarkStart w:id="114" w:name="ref-dewitt2018"/>
     <w:p>
       <w:pPr>
         <w:pStyle w:val="Bibliography"/>
@@ -13465,8 +13598,8 @@
         <w:t xml:space="preserve">(,. M. R. J. Z. Chuck Kalish &amp; T. Rogers, Eds.; p. 306311).</w:t>
       </w:r>
     </w:p>
-    <w:bookmarkEnd w:id="95"/>
-    <w:bookmarkStart w:id="97" w:name="ref-forster1998pros"/>
+    <w:bookmarkEnd w:id="114"/>
+    <w:bookmarkStart w:id="116" w:name="ref-forster1998pros"/>
     <w:p>
       <w:pPr>
         <w:pStyle w:val="Bibliography"/>
@@ -13503,22 +13636,69 @@
       <w:r>
         <w:t xml:space="preserve"> </w:t>
       </w:r>
-      <w:hyperlink r:id="rId96">
+      <w:hyperlink r:id="rId115">
         <w:r>
           <w:rPr>
             <w:rStyle w:val="Hyperlink"/>
           </w:rPr>
-          <w:t xml:space="preserve">https://doi.org/10.1023/a:1023202116609</w:t>
+          <w:t xml:space="preserve">https://doi.org/10.1023/A:1023202116609</w:t>
         </w:r>
       </w:hyperlink>
     </w:p>
-    <w:bookmarkEnd w:id="97"/>
-    <w:bookmarkStart w:id="99" w:name="ref-geller2025"/>
+    <w:bookmarkEnd w:id="116"/>
+    <w:bookmarkStart w:id="118" w:name="ref-forster1984"/>
     <w:p>
       <w:pPr>
         <w:pStyle w:val="Bibliography"/>
       </w:pPr>
       <w:r>
+        <w:t xml:space="preserve">Forster, K. I., &amp; Davis, C. (1984). Repetition priming and frequency attenuation in lexical access.</w:t>
+      </w:r>
+      <w:r>
+        <w:t xml:space="preserve"> </w:t>
+      </w:r>
+      <w:r>
+        <w:rPr>
+          <w:i/>
+          <w:iCs/>
+        </w:rPr>
+        <w:t xml:space="preserve">Journal of Experimental Psychology: Learning, Memory, and Cognition</w:t>
+      </w:r>
+      <w:r>
+        <w:t xml:space="preserve">,</w:t>
+      </w:r>
+      <w:r>
+        <w:t xml:space="preserve"> </w:t>
+      </w:r>
+      <w:r>
+        <w:rPr>
+          <w:i/>
+          <w:iCs/>
+        </w:rPr>
+        <w:t xml:space="preserve">10</w:t>
+      </w:r>
+      <w:r>
+        <w:t xml:space="preserve">(4), 680–698.</w:t>
+      </w:r>
+      <w:r>
+        <w:t xml:space="preserve"> </w:t>
+      </w:r>
+      <w:hyperlink r:id="rId117">
+        <w:r>
+          <w:rPr>
+            <w:rStyle w:val="Hyperlink"/>
+          </w:rPr>
+          <w:t xml:space="preserve">https://doi.org/10.1037/0278-7393.10.4.680</w:t>
+        </w:r>
+      </w:hyperlink>
+    </w:p>
+    <w:bookmarkEnd w:id="118"/>
+    <w:bookmarkStart w:id="120" w:name="ref-geller2025"/>
+    <w:p>
+      <w:pPr>
+        <w:pStyle w:val="Bibliography"/>
+      </w:pPr>
+      <w:r>
         <w:t xml:space="preserve">Geller, J., Gómez, P., Buchanan, E. M., &amp; Makowski, D. (2025). A distributional response time analysis of the perceptual disfluency effect.</w:t>
       </w:r>
       <w:r>
@@ -13550,7 +13730,7 @@
       <w:r>
         <w:t xml:space="preserve"> </w:t>
       </w:r>
-      <w:hyperlink r:id="rId98">
+      <w:hyperlink r:id="rId119">
         <w:r>
           <w:rPr>
             <w:rStyle w:val="Hyperlink"/>
@@ -13559,8 +13739,8 @@
         </w:r>
       </w:hyperlink>
     </w:p>
-    <w:bookmarkEnd w:id="99"/>
-    <w:bookmarkStart w:id="101" w:name="ref-gigerenzer2018statistical"/>
+    <w:bookmarkEnd w:id="120"/>
+    <w:bookmarkStart w:id="122" w:name="ref-gigerenzer2018statistical"/>
     <w:p>
       <w:pPr>
         <w:pStyle w:val="Bibliography"/>
@@ -13597,7 +13777,7 @@
       <w:r>
         <w:t xml:space="preserve"> </w:t>
       </w:r>
-      <w:hyperlink r:id="rId100">
+      <w:hyperlink r:id="rId121">
         <w:r>
           <w:rPr>
             <w:rStyle w:val="Hyperlink"/>
@@ -13606,8 +13786,8 @@
         </w:r>
       </w:hyperlink>
     </w:p>
-    <w:bookmarkEnd w:id="101"/>
-    <w:bookmarkStart w:id="103" w:name="ref-fs"/>
+    <w:bookmarkEnd w:id="122"/>
+    <w:bookmarkStart w:id="124" w:name="ref-fs"/>
     <w:p>
       <w:pPr>
         <w:pStyle w:val="Bibliography"/>
@@ -13666,7 +13846,7 @@
       <w:r>
         <w:t xml:space="preserve"> </w:t>
       </w:r>
-      <w:hyperlink r:id="rId102">
+      <w:hyperlink r:id="rId123">
         <w:r>
           <w:rPr>
             <w:rStyle w:val="Hyperlink"/>
@@ -13675,8 +13855,8 @@
         </w:r>
       </w:hyperlink>
     </w:p>
-    <w:bookmarkEnd w:id="103"/>
-    <w:bookmarkStart w:id="105" w:name="ref-kane2003"/>
+    <w:bookmarkEnd w:id="124"/>
+    <w:bookmarkStart w:id="126" w:name="ref-kane2003"/>
     <w:p>
       <w:pPr>
         <w:pStyle w:val="Bibliography"/>
@@ -13713,7 +13893,7 @@
       <w:r>
         <w:t xml:space="preserve"> </w:t>
       </w:r>
-      <w:hyperlink r:id="rId104">
+      <w:hyperlink r:id="rId125">
         <w:r>
           <w:rPr>
             <w:rStyle w:val="Hyperlink"/>
@@ -13722,8 +13902,8 @@
         </w:r>
       </w:hyperlink>
     </w:p>
-    <w:bookmarkEnd w:id="105"/>
-    <w:bookmarkStart w:id="107" w:name="ref-ggdist2024"/>
+    <w:bookmarkEnd w:id="126"/>
+    <w:bookmarkStart w:id="128" w:name="ref-ggdist2024"/>
     <w:p>
       <w:pPr>
         <w:pStyle w:val="Bibliography"/>
@@ -13769,7 +13949,7 @@
       <w:r>
         <w:t xml:space="preserve"> </w:t>
       </w:r>
-      <w:hyperlink r:id="rId106">
+      <w:hyperlink r:id="rId127">
         <w:r>
           <w:rPr>
             <w:rStyle w:val="Hyperlink"/>
@@ -13778,8 +13958,8 @@
         </w:r>
       </w:hyperlink>
     </w:p>
-    <w:bookmarkEnd w:id="107"/>
-    <w:bookmarkStart w:id="109" w:name="ref-ggdist2025"/>
+    <w:bookmarkEnd w:id="128"/>
+    <w:bookmarkStart w:id="130" w:name="ref-ggdist2025"/>
     <w:p>
       <w:pPr>
         <w:pStyle w:val="Bibliography"/>
@@ -13810,7 +13990,7 @@
       <w:r>
         <w:t xml:space="preserve"> </w:t>
       </w:r>
-      <w:hyperlink r:id="rId108">
+      <w:hyperlink r:id="rId129">
         <w:r>
           <w:rPr>
             <w:rStyle w:val="Hyperlink"/>
@@ -13819,8 +13999,8 @@
         </w:r>
       </w:hyperlink>
     </w:p>
-    <w:bookmarkEnd w:id="109"/>
-    <w:bookmarkStart w:id="111" w:name="ref-kinoshita2023"/>
+    <w:bookmarkEnd w:id="130"/>
+    <w:bookmarkStart w:id="132" w:name="ref-kinoshita2023"/>
     <w:p>
       <w:pPr>
         <w:pStyle w:val="Bibliography"/>
@@ -13857,7 +14037,7 @@
       <w:r>
         <w:t xml:space="preserve"> </w:t>
       </w:r>
-      <w:hyperlink r:id="rId110">
+      <w:hyperlink r:id="rId131">
         <w:r>
           <w:rPr>
             <w:rStyle w:val="Hyperlink"/>
@@ -13866,8 +14046,8 @@
         </w:r>
       </w:hyperlink>
     </w:p>
-    <w:bookmarkEnd w:id="111"/>
-    <w:bookmarkStart w:id="113" w:name="ref-emmeans"/>
+    <w:bookmarkEnd w:id="132"/>
+    <w:bookmarkStart w:id="134" w:name="ref-emmeans"/>
     <w:p>
       <w:pPr>
         <w:pStyle w:val="Bibliography"/>
@@ -13891,7 +14071,7 @@
       <w:r>
         <w:t xml:space="preserve"> </w:t>
       </w:r>
-      <w:hyperlink r:id="rId112">
+      <w:hyperlink r:id="rId133">
         <w:r>
           <w:rPr>
             <w:rStyle w:val="Hyperlink"/>
@@ -13900,8 +14080,8 @@
         </w:r>
       </w:hyperlink>
     </w:p>
-    <w:bookmarkEnd w:id="113"/>
-    <w:bookmarkStart w:id="115" w:name="ref-parameters"/>
+    <w:bookmarkEnd w:id="134"/>
+    <w:bookmarkStart w:id="136" w:name="ref-parameters"/>
     <w:p>
       <w:pPr>
         <w:pStyle w:val="Bibliography"/>
@@ -13947,7 +14127,7 @@
       <w:r>
         <w:t xml:space="preserve"> </w:t>
       </w:r>
-      <w:hyperlink r:id="rId114">
+      <w:hyperlink r:id="rId135">
         <w:r>
           <w:rPr>
             <w:rStyle w:val="Hyperlink"/>
@@ -13956,14 +14136,23 @@
         </w:r>
       </w:hyperlink>
     </w:p>
-    <w:bookmarkEnd w:id="115"/>
-    <w:bookmarkStart w:id="117" w:name="ref-ludecke2019insight"/>
+    <w:bookmarkEnd w:id="136"/>
+    <w:bookmarkStart w:id="138" w:name="ref-ludecke2019insight"/>
     <w:p>
       <w:pPr>
         <w:pStyle w:val="Bibliography"/>
       </w:pPr>
       <w:r>
-        <w:t xml:space="preserve">Lüdecke, D., Waggoner, P. D., &amp; Makowski, D. (2019). Insight: A machine-readable</w:t>
+        <w:t xml:space="preserve">Lüdecke, D., Waggoner, P. D., &amp; Makowski, D. (2019).</w:t>
+      </w:r>
+      <w:r>
+        <w:t xml:space="preserve"> </w:t>
+      </w:r>
+      <w:r>
+        <w:t xml:space="preserve">insight</w:t>
+      </w:r>
+      <w:r>
+        <w:t xml:space="preserve">: A unified interface to access information from model objects in</w:t>
       </w:r>
       <w:r>
         <w:t xml:space="preserve"> </w:t>
@@ -13972,10 +14161,7 @@
         <w:t xml:space="preserve">R</w:t>
       </w:r>
       <w:r>
-        <w:t xml:space="preserve"> </w:t>
-      </w:r>
-      <w:r>
-        <w:t xml:space="preserve">package for accessing statistical model information.</w:t>
+        <w:t xml:space="preserve">.</w:t>
       </w:r>
       <w:r>
         <w:t xml:space="preserve"> </w:t>
@@ -14006,7 +14192,7 @@
       <w:r>
         <w:t xml:space="preserve"> </w:t>
       </w:r>
-      <w:hyperlink r:id="rId116">
+      <w:hyperlink r:id="rId137">
         <w:r>
           <w:rPr>
             <w:rStyle w:val="Hyperlink"/>
@@ -14015,8 +14201,8 @@
         </w:r>
       </w:hyperlink>
     </w:p>
-    <w:bookmarkEnd w:id="117"/>
-    <w:bookmarkStart w:id="119" w:name="ref-makowski2026cogmod"/>
+    <w:bookmarkEnd w:id="138"/>
+    <w:bookmarkStart w:id="140" w:name="ref-makowski2026cogmod"/>
     <w:p>
       <w:pPr>
         <w:pStyle w:val="Bibliography"/>
@@ -14032,21 +14218,14 @@
           <w:i/>
           <w:iCs/>
         </w:rPr>
-        <w:t xml:space="preserve">Cogmod: Cognitive computational modeling in</w:t>
-      </w:r>
-      <w:r>
-        <w:rPr>
-          <w:i/>
-          <w:iCs/>
-        </w:rPr>
-        <w:t xml:space="preserve"> </w:t>
-      </w:r>
-      <w:r>
-        <w:rPr>
-          <w:i/>
-          <w:iCs/>
-        </w:rPr>
-        <w:t xml:space="preserve">R</w:t>
+        <w:t xml:space="preserve">cogmod</w:t>
+      </w:r>
+      <w:r>
+        <w:rPr>
+          <w:i/>
+          <w:iCs/>
+        </w:rPr>
+        <w:t xml:space="preserve">: Cognitive models for response time and choice data</w:t>
       </w:r>
       <w:r>
         <w:t xml:space="preserve">.</w:t>
@@ -14054,7 +14233,7 @@
       <w:r>
         <w:t xml:space="preserve"> </w:t>
       </w:r>
-      <w:hyperlink r:id="rId118">
+      <w:hyperlink r:id="rId139">
         <w:r>
           <w:rPr>
             <w:rStyle w:val="Hyperlink"/>
@@ -14063,8 +14242,8 @@
         </w:r>
       </w:hyperlink>
     </w:p>
-    <w:bookmarkEnd w:id="119"/>
-    <w:bookmarkStart w:id="121" w:name="ref-bayestestR"/>
+    <w:bookmarkEnd w:id="140"/>
+    <w:bookmarkStart w:id="142" w:name="ref-bayestestR"/>
     <w:p>
       <w:pPr>
         <w:pStyle w:val="Bibliography"/>
@@ -14110,7 +14289,7 @@
       <w:r>
         <w:t xml:space="preserve"> </w:t>
       </w:r>
-      <w:hyperlink r:id="rId120">
+      <w:hyperlink r:id="rId141">
         <w:r>
           <w:rPr>
             <w:rStyle w:val="Hyperlink"/>
@@ -14119,14 +14298,14 @@
         </w:r>
       </w:hyperlink>
     </w:p>
-    <w:bookmarkEnd w:id="121"/>
-    <w:bookmarkStart w:id="123" w:name="ref-makowski2025modelbased"/>
+    <w:bookmarkEnd w:id="142"/>
+    <w:bookmarkStart w:id="144" w:name="ref-makowski2025modelbased"/>
     <w:p>
       <w:pPr>
         <w:pStyle w:val="Bibliography"/>
       </w:pPr>
       <w:r>
-        <w:t xml:space="preserve">Makowski, D., Lüdecke, D., Patil, I., &amp; Ben-Shachar, M. S. (2025). Estimation of model-based predictions, contrasts and marginal effects using</w:t>
+        <w:t xml:space="preserve">Makowski, D., Ben-Shachar, M. S., Wiernik, B. M., Patil, I., Thériault, R., &amp; Lüdecke, D. (2025).</w:t>
       </w:r>
       <w:r>
         <w:t xml:space="preserve"> </w:t>
@@ -14135,7 +14314,19 @@
         <w:t xml:space="preserve">modelbased</w:t>
       </w:r>
       <w:r>
-        <w:t xml:space="preserve">.</w:t>
+        <w:t xml:space="preserve">: An</w:t>
+      </w:r>
+      <w:r>
+        <w:t xml:space="preserve"> </w:t>
+      </w:r>
+      <w:r>
+        <w:t xml:space="preserve">R</w:t>
+      </w:r>
+      <w:r>
+        <w:t xml:space="preserve"> </w:t>
+      </w:r>
+      <w:r>
+        <w:t xml:space="preserve">package to make the most out of your statistical models through marginal means, marginal effects, and model predictions.</w:t>
       </w:r>
       <w:r>
         <w:t xml:space="preserve"> </w:t>
@@ -14166,7 +14357,7 @@
       <w:r>
         <w:t xml:space="preserve"> </w:t>
       </w:r>
-      <w:hyperlink r:id="rId122">
+      <w:hyperlink r:id="rId143">
         <w:r>
           <w:rPr>
             <w:rStyle w:val="Hyperlink"/>
@@ -14175,8 +14366,8 @@
         </w:r>
       </w:hyperlink>
     </w:p>
-    <w:bookmarkEnd w:id="123"/>
-    <w:bookmarkStart w:id="125" w:name="ref-matzke2009"/>
+    <w:bookmarkEnd w:id="144"/>
+    <w:bookmarkStart w:id="146" w:name="ref-matzke2009"/>
     <w:p>
       <w:pPr>
         <w:pStyle w:val="Bibliography"/>
@@ -14213,7 +14404,7 @@
       <w:r>
         <w:t xml:space="preserve"> </w:t>
       </w:r>
-      <w:hyperlink r:id="rId124">
+      <w:hyperlink r:id="rId145">
         <w:r>
           <w:rPr>
             <w:rStyle w:val="Hyperlink"/>
@@ -14222,8 +14413,8 @@
         </w:r>
       </w:hyperlink>
     </w:p>
-    <w:bookmarkEnd w:id="125"/>
-    <w:bookmarkStart w:id="127" w:name="ref-here"/>
+    <w:bookmarkEnd w:id="146"/>
+    <w:bookmarkStart w:id="148" w:name="ref-here"/>
     <w:p>
       <w:pPr>
         <w:pStyle w:val="Bibliography"/>
@@ -14254,7 +14445,7 @@
       <w:r>
         <w:t xml:space="preserve"> </w:t>
       </w:r>
-      <w:hyperlink r:id="rId126">
+      <w:hyperlink r:id="rId147">
         <w:r>
           <w:rPr>
             <w:rStyle w:val="Hyperlink"/>
@@ -14263,8 +14454,8 @@
         </w:r>
       </w:hyperlink>
     </w:p>
-    <w:bookmarkEnd w:id="127"/>
-    <w:bookmarkStart w:id="129" w:name="ref-patchwork"/>
+    <w:bookmarkEnd w:id="148"/>
+    <w:bookmarkStart w:id="150" w:name="ref-patchwork"/>
     <w:p>
       <w:pPr>
         <w:pStyle w:val="Bibliography"/>
@@ -14295,7 +14486,7 @@
       <w:r>
         <w:t xml:space="preserve"> </w:t>
       </w:r>
-      <w:hyperlink r:id="rId128">
+      <w:hyperlink r:id="rId149">
         <w:r>
           <w:rPr>
             <w:rStyle w:val="Hyperlink"/>
@@ -14304,8 +14495,8 @@
         </w:r>
       </w:hyperlink>
     </w:p>
-    <w:bookmarkEnd w:id="129"/>
-    <w:bookmarkStart w:id="131" w:name="ref-ragg"/>
+    <w:bookmarkEnd w:id="150"/>
+    <w:bookmarkStart w:id="152" w:name="ref-ragg"/>
     <w:p>
       <w:pPr>
         <w:pStyle w:val="Bibliography"/>
@@ -14329,7 +14520,7 @@
       <w:r>
         <w:t xml:space="preserve"> </w:t>
       </w:r>
-      <w:hyperlink r:id="rId130">
+      <w:hyperlink r:id="rId151">
         <w:r>
           <w:rPr>
             <w:rStyle w:val="Hyperlink"/>
@@ -14338,14 +14529,64 @@
         </w:r>
       </w:hyperlink>
     </w:p>
-    <w:bookmarkEnd w:id="131"/>
-    <w:bookmarkStart w:id="133" w:name="ref-pfadt2025methodological"/>
+    <w:bookmarkEnd w:id="152"/>
+    <w:bookmarkStart w:id="154" w:name="ref-peirce2019"/>
     <w:p>
       <w:pPr>
         <w:pStyle w:val="Bibliography"/>
       </w:pPr>
       <w:r>
-        <w:t xml:space="preserve">Pfadt, J. M., Bartoš, F., Godmann, H. R., Waaijers, M., Groot, L., Heo, I., et al. (2025). A methodological metamorphosis: The rapid rise of bayesian inference and open science practices in psychology.</w:t>
+        <w:t xml:space="preserve">Peirce, J., Gray, J. R., Simpson, S., MacAskill, M., Höchenberger, R., Sogo, H., Kastman, E., &amp; Lindeløv, J. K. (2019). PsychoPy2: Experiments in behavior made easy.</w:t>
+      </w:r>
+      <w:r>
+        <w:t xml:space="preserve"> </w:t>
+      </w:r>
+      <w:r>
+        <w:rPr>
+          <w:i/>
+          <w:iCs/>
+        </w:rPr>
+        <w:t xml:space="preserve">Behavior Research Methods</w:t>
+      </w:r>
+      <w:r>
+        <w:t xml:space="preserve">,</w:t>
+      </w:r>
+      <w:r>
+        <w:t xml:space="preserve"> </w:t>
+      </w:r>
+      <w:r>
+        <w:rPr>
+          <w:i/>
+          <w:iCs/>
+        </w:rPr>
+        <w:t xml:space="preserve">51</w:t>
+      </w:r>
+      <w:r>
+        <w:t xml:space="preserve">(1), 195–203.</w:t>
+      </w:r>
+      <w:r>
+        <w:t xml:space="preserve"> </w:t>
+      </w:r>
+      <w:hyperlink r:id="rId153">
+        <w:r>
+          <w:rPr>
+            <w:rStyle w:val="Hyperlink"/>
+          </w:rPr>
+          <w:t xml:space="preserve">https://doi.org/10.3758/s13428-018-01193-y</w:t>
+        </w:r>
+      </w:hyperlink>
+    </w:p>
+    <w:bookmarkEnd w:id="154"/>
+    <w:bookmarkStart w:id="156" w:name="ref-pfadt2025methodological"/>
+    <w:p>
+      <w:pPr>
+        <w:pStyle w:val="Bibliography"/>
+      </w:pPr>
+      <w:r>
+        <w:t xml:space="preserve">Pfadt, J. M., Bartoš, F., Godmann, H. R., Waaijers, M., Groot, L., Heo, I., et al.</w:t>
+      </w:r>
+      <w:r>
+        <w:t xml:space="preserve"> (2025). A methodological metamorphosis: The rapid rise of bayesian inference and open science practices in psychology.</w:t>
       </w:r>
       <w:r>
         <w:t xml:space="preserve"> </w:t>
@@ -14363,7 +14604,7 @@
       <w:r>
         <w:t xml:space="preserve"> </w:t>
       </w:r>
-      <w:hyperlink r:id="rId132">
+      <w:hyperlink r:id="rId155">
         <w:r>
           <w:rPr>
             <w:rStyle w:val="Hyperlink"/>
@@ -14372,8 +14613,8 @@
         </w:r>
       </w:hyperlink>
     </w:p>
-    <w:bookmarkEnd w:id="133"/>
-    <w:bookmarkStart w:id="135" w:name="ref-R"/>
+    <w:bookmarkEnd w:id="156"/>
+    <w:bookmarkStart w:id="158" w:name="ref-R"/>
     <w:p>
       <w:pPr>
         <w:pStyle w:val="Bibliography"/>
@@ -14397,7 +14638,7 @@
       <w:r>
         <w:t xml:space="preserve"> </w:t>
       </w:r>
-      <w:hyperlink r:id="rId134">
+      <w:hyperlink r:id="rId157">
         <w:r>
           <w:rPr>
             <w:rStyle w:val="Hyperlink"/>
@@ -14406,8 +14647,8 @@
         </w:r>
       </w:hyperlink>
     </w:p>
-    <w:bookmarkEnd w:id="135"/>
-    <w:bookmarkStart w:id="137" w:name="ref-ratcliff1976"/>
+    <w:bookmarkEnd w:id="158"/>
+    <w:bookmarkStart w:id="160" w:name="ref-ratcliff1976"/>
     <w:p>
       <w:pPr>
         <w:pStyle w:val="Bibliography"/>
@@ -14444,7 +14685,7 @@
       <w:r>
         <w:t xml:space="preserve"> </w:t>
       </w:r>
-      <w:hyperlink r:id="rId136">
+      <w:hyperlink r:id="rId159">
         <w:r>
           <w:rPr>
             <w:rStyle w:val="Hyperlink"/>
@@ -14453,13 +14694,47 @@
         </w:r>
       </w:hyperlink>
     </w:p>
-    <w:bookmarkEnd w:id="137"/>
-    <w:bookmarkStart w:id="139" w:name="ref-serranocarot2026"/>
+    <w:bookmarkEnd w:id="160"/>
+    <w:bookmarkStart w:id="162" w:name="ref-rix"/>
     <w:p>
       <w:pPr>
         <w:pStyle w:val="Bibliography"/>
       </w:pPr>
       <w:r>
+        <w:t xml:space="preserve">Rodrigues, B., &amp; Baumann, P. (2026).</w:t>
+      </w:r>
+      <w:r>
+        <w:t xml:space="preserve"> </w:t>
+      </w:r>
+      <w:r>
+        <w:rPr>
+          <w:i/>
+          <w:iCs/>
+        </w:rPr>
+        <w:t xml:space="preserve">Rix: Reproducible data science environments with ’nix’</w:t>
+      </w:r>
+      <w:r>
+        <w:t xml:space="preserve">.</w:t>
+      </w:r>
+      <w:r>
+        <w:t xml:space="preserve"> </w:t>
+      </w:r>
+      <w:hyperlink r:id="rId161">
+        <w:r>
+          <w:rPr>
+            <w:rStyle w:val="Hyperlink"/>
+          </w:rPr>
+          <w:t xml:space="preserve">https://docs.ropensci.org/rix/</w:t>
+        </w:r>
+      </w:hyperlink>
+    </w:p>
+    <w:bookmarkEnd w:id="162"/>
+    <w:bookmarkStart w:id="164" w:name="ref-serranocarot2026"/>
+    <w:p>
+      <w:pPr>
+        <w:pStyle w:val="Bibliography"/>
+      </w:pPr>
+      <w:r>
         <w:t xml:space="preserve">Serrano-Carot, M., Gómez, P., &amp; Angele, B. (2026). Articles as flankers: The effect of grammatical gender depends on the task.</w:t>
       </w:r>
       <w:r>
@@ -14491,7 +14766,7 @@
       <w:r>
         <w:t xml:space="preserve"> </w:t>
       </w:r>
-      <w:hyperlink r:id="rId138">
+      <w:hyperlink r:id="rId163">
         <w:r>
           <w:rPr>
             <w:rStyle w:val="Hyperlink"/>
@@ -14500,8 +14775,8 @@
         </w:r>
       </w:hyperlink>
     </w:p>
-    <w:bookmarkEnd w:id="139"/>
-    <w:bookmarkStart w:id="140" w:name="ref-python"/>
+    <w:bookmarkEnd w:id="164"/>
+    <w:bookmarkStart w:id="165" w:name="ref-python"/>
     <w:p>
       <w:pPr>
         <w:pStyle w:val="Bibliography"/>
@@ -14523,8 +14798,8 @@
         <w:t xml:space="preserve">. CreateSpace.</w:t>
       </w:r>
     </w:p>
-    <w:bookmarkEnd w:id="140"/>
-    <w:bookmarkStart w:id="142" w:name="ref-vazire2018"/>
+    <w:bookmarkEnd w:id="165"/>
+    <w:bookmarkStart w:id="167" w:name="ref-vazire2018"/>
     <w:p>
       <w:pPr>
         <w:pStyle w:val="Bibliography"/>
@@ -14561,7 +14836,7 @@
       <w:r>
         <w:t xml:space="preserve"> </w:t>
       </w:r>
-      <w:hyperlink r:id="rId141">
+      <w:hyperlink r:id="rId166">
         <w:r>
           <w:rPr>
             <w:rStyle w:val="Hyperlink"/>
@@ -14570,8 +14845,8 @@
         </w:r>
       </w:hyperlink>
     </w:p>
-    <w:bookmarkEnd w:id="142"/>
-    <w:bookmarkStart w:id="144" w:name="ref-whelan2008"/>
+    <w:bookmarkEnd w:id="167"/>
+    <w:bookmarkStart w:id="169" w:name="ref-whelan2008"/>
     <w:p>
       <w:pPr>
         <w:pStyle w:val="Bibliography"/>
@@ -14608,7 +14883,7 @@
       <w:r>
         <w:t xml:space="preserve"> </w:t>
       </w:r>
-      <w:hyperlink r:id="rId143">
+      <w:hyperlink r:id="rId168">
         <w:r>
           <w:rPr>
             <w:rStyle w:val="Hyperlink"/>
@@ -14617,8 +14892,8 @@
         </w:r>
       </w:hyperlink>
     </w:p>
-    <w:bookmarkEnd w:id="144"/>
-    <w:bookmarkStart w:id="146" w:name="ref-tidyverse"/>
+    <w:bookmarkEnd w:id="169"/>
+    <w:bookmarkStart w:id="171" w:name="ref-tidyverse"/>
     <w:p>
       <w:pPr>
         <w:pStyle w:val="Bibliography"/>
@@ -14664,7 +14939,7 @@
       <w:r>
         <w:t xml:space="preserve"> </w:t>
       </w:r>
-      <w:hyperlink r:id="rId145">
+      <w:hyperlink r:id="rId170">
         <w:r>
           <w:rPr>
             <w:rStyle w:val="Hyperlink"/>
@@ -14673,8 +14948,8 @@
         </w:r>
       </w:hyperlink>
     </w:p>
-    <w:bookmarkEnd w:id="146"/>
-    <w:bookmarkStart w:id="148" w:name="ref-wilcox"/>
+    <w:bookmarkEnd w:id="171"/>
+    <w:bookmarkStart w:id="173" w:name="ref-wilcox"/>
     <w:p>
       <w:pPr>
         <w:pStyle w:val="Bibliography"/>
@@ -14711,7 +14986,7 @@
       <w:r>
         <w:t xml:space="preserve"> </w:t>
       </w:r>
-      <w:hyperlink r:id="rId147">
+      <w:hyperlink r:id="rId172">
         <w:r>
           <w:rPr>
             <w:rStyle w:val="Hyperlink"/>
@@ -14720,8 +14995,8 @@
         </w:r>
       </w:hyperlink>
     </w:p>
-    <w:bookmarkEnd w:id="148"/>
-    <w:bookmarkStart w:id="150" w:name="ref-rmarkdown2018"/>
+    <w:bookmarkEnd w:id="173"/>
+    <w:bookmarkStart w:id="175" w:name="ref-rmarkdown2018"/>
     <w:p>
       <w:pPr>
         <w:pStyle w:val="Bibliography"/>
@@ -14745,7 +15020,7 @@
       <w:r>
         <w:t xml:space="preserve"> </w:t>
       </w:r>
-      <w:hyperlink r:id="rId149">
+      <w:hyperlink r:id="rId174">
         <w:r>
           <w:rPr>
             <w:rStyle w:val="Hyperlink"/>
@@ -14754,8 +15029,8 @@
         </w:r>
       </w:hyperlink>
     </w:p>
-    <w:bookmarkEnd w:id="150"/>
-    <w:bookmarkStart w:id="152" w:name="ref-rmarkdown2020"/>
+    <w:bookmarkEnd w:id="175"/>
+    <w:bookmarkStart w:id="177" w:name="ref-rmarkdown2020"/>
     <w:p>
       <w:pPr>
         <w:pStyle w:val="Bibliography"/>
@@ -14779,7 +15054,7 @@
       <w:r>
         <w:t xml:space="preserve"> </w:t>
       </w:r>
-      <w:hyperlink r:id="rId151">
+      <w:hyperlink r:id="rId176">
         <w:r>
           <w:rPr>
             <w:rStyle w:val="Hyperlink"/>
@@ -14788,8 +15063,8 @@
         </w:r>
       </w:hyperlink>
     </w:p>
-    <w:bookmarkEnd w:id="152"/>
-    <w:bookmarkStart w:id="153" w:name="ref-rmarkdown2026"/>
+    <w:bookmarkEnd w:id="177"/>
+    <w:bookmarkStart w:id="178" w:name="ref-rmarkdown2026"/>
     <w:p>
       <w:pPr>
         <w:pStyle w:val="Bibliography"/>
@@ -14820,7 +15095,7 @@
       <w:r>
         <w:t xml:space="preserve"> </w:t>
       </w:r>
-      <w:hyperlink r:id="rId69">
+      <w:hyperlink r:id="rId88">
         <w:r>
           <w:rPr>
             <w:rStyle w:val="Hyperlink"/>
@@ -14829,8 +15104,8 @@
         </w:r>
       </w:hyperlink>
     </w:p>
-    <w:bookmarkEnd w:id="153"/>
-    <w:bookmarkStart w:id="154" w:name="ref-angele2023"/>
+    <w:bookmarkEnd w:id="178"/>
+    <w:bookmarkStart w:id="179" w:name="ref-angele2023"/>
     <w:p>
       <w:pPr>
         <w:pStyle w:val="Bibliography"/>
@@ -14867,7 +15142,7 @@
       <w:r>
         <w:t xml:space="preserve"> </w:t>
       </w:r>
-      <w:hyperlink r:id="rId71">
+      <w:hyperlink r:id="rId90">
         <w:r>
           <w:rPr>
             <w:rStyle w:val="Hyperlink"/>
@@ -14876,8 +15151,8 @@
         </w:r>
       </w:hyperlink>
     </w:p>
-    <w:bookmarkEnd w:id="154"/>
-    <w:bookmarkStart w:id="155" w:name="ref-angele2024reading"/>
+    <w:bookmarkEnd w:id="179"/>
+    <w:bookmarkStart w:id="180" w:name="ref-angele2024reading"/>
     <w:p>
       <w:pPr>
         <w:pStyle w:val="Bibliography"/>
@@ -14914,7 +15189,7 @@
       <w:r>
         <w:t xml:space="preserve"> </w:t>
       </w:r>
-      <w:hyperlink r:id="rId73">
+      <w:hyperlink r:id="rId92">
         <w:r>
           <w:rPr>
             <w:rStyle w:val="Hyperlink"/>
@@ -14923,8 +15198,8 @@
         </w:r>
       </w:hyperlink>
     </w:p>
-    <w:bookmarkEnd w:id="155"/>
-    <w:bookmarkStart w:id="156" w:name="ref-tinytable"/>
+    <w:bookmarkEnd w:id="180"/>
+    <w:bookmarkStart w:id="181" w:name="ref-tinytable"/>
     <w:p>
       <w:pPr>
         <w:pStyle w:val="Bibliography"/>
@@ -15179,7 +15454,7 @@
       <w:r>
         <w:t xml:space="preserve"> </w:t>
       </w:r>
-      <w:hyperlink r:id="rId75">
+      <w:hyperlink r:id="rId94">
         <w:r>
           <w:rPr>
             <w:rStyle w:val="Hyperlink"/>
@@ -15188,8 +15463,8 @@
         </w:r>
       </w:hyperlink>
     </w:p>
-    <w:bookmarkEnd w:id="156"/>
-    <w:bookmarkStart w:id="157" w:name="ref-baayen2010analyzing"/>
+    <w:bookmarkEnd w:id="181"/>
+    <w:bookmarkStart w:id="182" w:name="ref-baayen2010analyzing"/>
     <w:p>
       <w:pPr>
         <w:pStyle w:val="Bibliography"/>
@@ -15226,7 +15501,7 @@
       <w:r>
         <w:t xml:space="preserve"> </w:t>
       </w:r>
-      <w:hyperlink r:id="rId77">
+      <w:hyperlink r:id="rId96">
         <w:r>
           <w:rPr>
             <w:rStyle w:val="Hyperlink"/>
@@ -15235,8 +15510,8 @@
         </w:r>
       </w:hyperlink>
     </w:p>
-    <w:bookmarkEnd w:id="157"/>
-    <w:bookmarkStart w:id="158" w:name="ref-balota2011"/>
+    <w:bookmarkEnd w:id="182"/>
+    <w:bookmarkStart w:id="183" w:name="ref-balota2011"/>
     <w:p>
       <w:pPr>
         <w:pStyle w:val="Bibliography"/>
@@ -15273,7 +15548,7 @@
       <w:r>
         <w:t xml:space="preserve"> </w:t>
       </w:r>
-      <w:hyperlink r:id="rId79">
+      <w:hyperlink r:id="rId98">
         <w:r>
           <w:rPr>
             <w:rStyle w:val="Hyperlink"/>
@@ -15282,8 +15557,8 @@
         </w:r>
       </w:hyperlink>
     </w:p>
-    <w:bookmarkEnd w:id="158"/>
-    <w:bookmarkStart w:id="159" w:name="ref-balota2008"/>
+    <w:bookmarkEnd w:id="183"/>
+    <w:bookmarkStart w:id="184" w:name="ref-balota2008"/>
     <w:p>
       <w:pPr>
         <w:pStyle w:val="Bibliography"/>
@@ -15320,7 +15595,7 @@
       <w:r>
         <w:t xml:space="preserve"> </w:t>
       </w:r>
-      <w:hyperlink r:id="rId81">
+      <w:hyperlink r:id="rId100">
         <w:r>
           <w:rPr>
             <w:rStyle w:val="Hyperlink"/>
@@ -15329,8 +15604,8 @@
         </w:r>
       </w:hyperlink>
     </w:p>
-    <w:bookmarkEnd w:id="159"/>
-    <w:bookmarkStart w:id="160" w:name="ref-julia"/>
+    <w:bookmarkEnd w:id="184"/>
+    <w:bookmarkStart w:id="185" w:name="ref-julia"/>
     <w:p>
       <w:pPr>
         <w:pStyle w:val="Bibliography"/>
@@ -15367,7 +15642,7 @@
       <w:r>
         <w:t xml:space="preserve"> </w:t>
       </w:r>
-      <w:hyperlink r:id="rId83">
+      <w:hyperlink r:id="rId102">
         <w:r>
           <w:rPr>
             <w:rStyle w:val="Hyperlink"/>
@@ -15376,8 +15651,8 @@
         </w:r>
       </w:hyperlink>
     </w:p>
-    <w:bookmarkEnd w:id="160"/>
-    <w:bookmarkStart w:id="161" w:name="ref-brms2017"/>
+    <w:bookmarkEnd w:id="185"/>
+    <w:bookmarkStart w:id="186" w:name="ref-brms2017"/>
     <w:p>
       <w:pPr>
         <w:pStyle w:val="Bibliography"/>
@@ -15456,7 +15731,7 @@
       <w:r>
         <w:t xml:space="preserve"> </w:t>
       </w:r>
-      <w:hyperlink r:id="rId85">
+      <w:hyperlink r:id="rId104">
         <w:r>
           <w:rPr>
             <w:rStyle w:val="Hyperlink"/>
@@ -15465,8 +15740,8 @@
         </w:r>
       </w:hyperlink>
     </w:p>
-    <w:bookmarkEnd w:id="161"/>
-    <w:bookmarkStart w:id="162" w:name="ref-brms2018"/>
+    <w:bookmarkEnd w:id="186"/>
+    <w:bookmarkStart w:id="187" w:name="ref-brms2018"/>
     <w:p>
       <w:pPr>
         <w:pStyle w:val="Bibliography"/>
@@ -15536,7 +15811,7 @@
       <w:r>
         <w:t xml:space="preserve"> </w:t>
       </w:r>
-      <w:hyperlink r:id="rId87">
+      <w:hyperlink r:id="rId106">
         <w:r>
           <w:rPr>
             <w:rStyle w:val="Hyperlink"/>
@@ -15545,8 +15820,8 @@
         </w:r>
       </w:hyperlink>
     </w:p>
-    <w:bookmarkEnd w:id="162"/>
-    <w:bookmarkStart w:id="163" w:name="ref-brms2021"/>
+    <w:bookmarkEnd w:id="187"/>
+    <w:bookmarkStart w:id="188" w:name="ref-brms2021"/>
     <w:p>
       <w:pPr>
         <w:pStyle w:val="Bibliography"/>
@@ -15616,7 +15891,7 @@
       <w:r>
         <w:t xml:space="preserve"> </w:t>
       </w:r>
-      <w:hyperlink r:id="rId89">
+      <w:hyperlink r:id="rId108">
         <w:r>
           <w:rPr>
             <w:rStyle w:val="Hyperlink"/>
@@ -15625,8 +15900,8 @@
         </w:r>
       </w:hyperlink>
     </w:p>
-    <w:bookmarkEnd w:id="163"/>
-    <w:bookmarkStart w:id="164" w:name="ref-stan"/>
+    <w:bookmarkEnd w:id="188"/>
+    <w:bookmarkStart w:id="189" w:name="ref-stan"/>
     <w:p>
       <w:pPr>
         <w:pStyle w:val="Bibliography"/>
@@ -15663,7 +15938,7 @@
       <w:r>
         <w:t xml:space="preserve"> </w:t>
       </w:r>
-      <w:hyperlink r:id="rId91">
+      <w:hyperlink r:id="rId110">
         <w:r>
           <w:rPr>
             <w:rStyle w:val="Hyperlink"/>
@@ -15672,8 +15947,8 @@
         </w:r>
       </w:hyperlink>
     </w:p>
-    <w:bookmarkEnd w:id="164"/>
-    <w:bookmarkStart w:id="165" w:name="ref-qs2"/>
+    <w:bookmarkEnd w:id="189"/>
+    <w:bookmarkStart w:id="190" w:name="ref-qs2"/>
     <w:p>
       <w:pPr>
         <w:pStyle w:val="Bibliography"/>
@@ -15697,7 +15972,7 @@
       <w:r>
         <w:t xml:space="preserve"> </w:t>
       </w:r>
-      <w:hyperlink r:id="rId93">
+      <w:hyperlink r:id="rId112">
         <w:r>
           <w:rPr>
             <w:rStyle w:val="Hyperlink"/>
@@ -15706,8 +15981,8 @@
         </w:r>
       </w:hyperlink>
     </w:p>
-    <w:bookmarkEnd w:id="165"/>
-    <w:bookmarkStart w:id="166" w:name="ref-dewitt2018"/>
+    <w:bookmarkEnd w:id="190"/>
+    <w:bookmarkStart w:id="191" w:name="ref-dewitt2018"/>
     <w:p>
       <w:pPr>
         <w:pStyle w:val="Bibliography"/>
@@ -15732,8 +16007,8 @@
         <w:t xml:space="preserve">(,. M. R. J. Z. Chuck Kalish &amp; T. Rogers, Eds.; p. 306311).</w:t>
       </w:r>
     </w:p>
-    <w:bookmarkEnd w:id="166"/>
-    <w:bookmarkStart w:id="167" w:name="ref-forster1998pros"/>
+    <w:bookmarkEnd w:id="191"/>
+    <w:bookmarkStart w:id="192" w:name="ref-forster1998pros"/>
     <w:p>
       <w:pPr>
         <w:pStyle w:val="Bibliography"/>
@@ -15770,22 +16045,69 @@
       <w:r>
         <w:t xml:space="preserve"> </w:t>
       </w:r>
-      <w:hyperlink r:id="rId96">
+      <w:hyperlink r:id="rId115">
         <w:r>
           <w:rPr>
             <w:rStyle w:val="Hyperlink"/>
           </w:rPr>
-          <w:t xml:space="preserve">https://doi.org/10.1023/a:1023202116609</w:t>
+          <w:t xml:space="preserve">https://doi.org/10.1023/A:1023202116609</w:t>
         </w:r>
       </w:hyperlink>
     </w:p>
-    <w:bookmarkEnd w:id="167"/>
-    <w:bookmarkStart w:id="168" w:name="ref-geller2025"/>
+    <w:bookmarkEnd w:id="192"/>
+    <w:bookmarkStart w:id="193" w:name="ref-forster1984"/>
     <w:p>
       <w:pPr>
         <w:pStyle w:val="Bibliography"/>
       </w:pPr>
       <w:r>
+        <w:t xml:space="preserve">Forster, K. I., &amp; Davis, C. (1984). Repetition priming and frequency attenuation in lexical access.</w:t>
+      </w:r>
+      <w:r>
+        <w:t xml:space="preserve"> </w:t>
+      </w:r>
+      <w:r>
+        <w:rPr>
+          <w:i/>
+          <w:iCs/>
+        </w:rPr>
+        <w:t xml:space="preserve">Journal of Experimental Psychology: Learning, Memory, and Cognition</w:t>
+      </w:r>
+      <w:r>
+        <w:t xml:space="preserve">,</w:t>
+      </w:r>
+      <w:r>
+        <w:t xml:space="preserve"> </w:t>
+      </w:r>
+      <w:r>
+        <w:rPr>
+          <w:i/>
+          <w:iCs/>
+        </w:rPr>
+        <w:t xml:space="preserve">10</w:t>
+      </w:r>
+      <w:r>
+        <w:t xml:space="preserve">(4), 680–698.</w:t>
+      </w:r>
+      <w:r>
+        <w:t xml:space="preserve"> </w:t>
+      </w:r>
+      <w:hyperlink r:id="rId117">
+        <w:r>
+          <w:rPr>
+            <w:rStyle w:val="Hyperlink"/>
+          </w:rPr>
+          <w:t xml:space="preserve">https://doi.org/10.1037/0278-7393.10.4.680</w:t>
+        </w:r>
+      </w:hyperlink>
+    </w:p>
+    <w:bookmarkEnd w:id="193"/>
+    <w:bookmarkStart w:id="194" w:name="ref-geller2025"/>
+    <w:p>
+      <w:pPr>
+        <w:pStyle w:val="Bibliography"/>
+      </w:pPr>
+      <w:r>
         <w:t xml:space="preserve">Geller, J., Gómez, P., Buchanan, E. M., &amp; Makowski, D. (2025). A distributional response time analysis of the perceptual disfluency effect.</w:t>
       </w:r>
       <w:r>
@@ -15817,7 +16139,7 @@
       <w:r>
         <w:t xml:space="preserve"> </w:t>
       </w:r>
-      <w:hyperlink r:id="rId98">
+      <w:hyperlink r:id="rId119">
         <w:r>
           <w:rPr>
             <w:rStyle w:val="Hyperlink"/>
@@ -15826,8 +16148,8 @@
         </w:r>
       </w:hyperlink>
     </w:p>
-    <w:bookmarkEnd w:id="168"/>
-    <w:bookmarkStart w:id="169" w:name="ref-gigerenzer2018statistical"/>
+    <w:bookmarkEnd w:id="194"/>
+    <w:bookmarkStart w:id="195" w:name="ref-gigerenzer2018statistical"/>
     <w:p>
       <w:pPr>
         <w:pStyle w:val="Bibliography"/>
@@ -15864,7 +16186,7 @@
       <w:r>
         <w:t xml:space="preserve"> </w:t>
       </w:r>
-      <w:hyperlink r:id="rId100">
+      <w:hyperlink r:id="rId121">
         <w:r>
           <w:rPr>
             <w:rStyle w:val="Hyperlink"/>
@@ -15873,8 +16195,8 @@
         </w:r>
       </w:hyperlink>
     </w:p>
-    <w:bookmarkEnd w:id="169"/>
-    <w:bookmarkStart w:id="170" w:name="ref-fs"/>
+    <w:bookmarkEnd w:id="195"/>
+    <w:bookmarkStart w:id="196" w:name="ref-fs"/>
     <w:p>
       <w:pPr>
         <w:pStyle w:val="Bibliography"/>
@@ -15933,7 +16255,7 @@
       <w:r>
         <w:t xml:space="preserve"> </w:t>
       </w:r>
-      <w:hyperlink r:id="rId102">
+      <w:hyperlink r:id="rId123">
         <w:r>
           <w:rPr>
             <w:rStyle w:val="Hyperlink"/>
@@ -15942,8 +16264,8 @@
         </w:r>
       </w:hyperlink>
     </w:p>
-    <w:bookmarkEnd w:id="170"/>
-    <w:bookmarkStart w:id="171" w:name="ref-kane2003"/>
+    <w:bookmarkEnd w:id="196"/>
+    <w:bookmarkStart w:id="197" w:name="ref-kane2003"/>
     <w:p>
       <w:pPr>
         <w:pStyle w:val="Bibliography"/>
@@ -15980,7 +16302,7 @@
       <w:r>
         <w:t xml:space="preserve"> </w:t>
       </w:r>
-      <w:hyperlink r:id="rId104">
+      <w:hyperlink r:id="rId125">
         <w:r>
           <w:rPr>
             <w:rStyle w:val="Hyperlink"/>
@@ -15989,8 +16311,8 @@
         </w:r>
       </w:hyperlink>
     </w:p>
-    <w:bookmarkEnd w:id="171"/>
-    <w:bookmarkStart w:id="172" w:name="ref-ggdist2024"/>
+    <w:bookmarkEnd w:id="197"/>
+    <w:bookmarkStart w:id="198" w:name="ref-ggdist2024"/>
     <w:p>
       <w:pPr>
         <w:pStyle w:val="Bibliography"/>
@@ -16036,7 +16358,7 @@
       <w:r>
         <w:t xml:space="preserve"> </w:t>
       </w:r>
-      <w:hyperlink r:id="rId106">
+      <w:hyperlink r:id="rId127">
         <w:r>
           <w:rPr>
             <w:rStyle w:val="Hyperlink"/>
@@ -16045,8 +16367,8 @@
         </w:r>
       </w:hyperlink>
     </w:p>
-    <w:bookmarkEnd w:id="172"/>
-    <w:bookmarkStart w:id="173" w:name="ref-ggdist2025"/>
+    <w:bookmarkEnd w:id="198"/>
+    <w:bookmarkStart w:id="199" w:name="ref-ggdist2025"/>
     <w:p>
       <w:pPr>
         <w:pStyle w:val="Bibliography"/>
@@ -16077,7 +16399,7 @@
       <w:r>
         <w:t xml:space="preserve"> </w:t>
       </w:r>
-      <w:hyperlink r:id="rId108">
+      <w:hyperlink r:id="rId129">
         <w:r>
           <w:rPr>
             <w:rStyle w:val="Hyperlink"/>
@@ -16086,8 +16408,8 @@
         </w:r>
       </w:hyperlink>
     </w:p>
-    <w:bookmarkEnd w:id="173"/>
-    <w:bookmarkStart w:id="174" w:name="ref-kinoshita2023"/>
+    <w:bookmarkEnd w:id="199"/>
+    <w:bookmarkStart w:id="200" w:name="ref-kinoshita2023"/>
     <w:p>
       <w:pPr>
         <w:pStyle w:val="Bibliography"/>
@@ -16124,7 +16446,7 @@
       <w:r>
         <w:t xml:space="preserve"> </w:t>
       </w:r>
-      <w:hyperlink r:id="rId110">
+      <w:hyperlink r:id="rId131">
         <w:r>
           <w:rPr>
             <w:rStyle w:val="Hyperlink"/>
@@ -16133,8 +16455,8 @@
         </w:r>
       </w:hyperlink>
     </w:p>
-    <w:bookmarkEnd w:id="174"/>
-    <w:bookmarkStart w:id="175" w:name="ref-emmeans"/>
+    <w:bookmarkEnd w:id="200"/>
+    <w:bookmarkStart w:id="201" w:name="ref-emmeans"/>
     <w:p>
       <w:pPr>
         <w:pStyle w:val="Bibliography"/>
@@ -16158,7 +16480,7 @@
       <w:r>
         <w:t xml:space="preserve"> </w:t>
       </w:r>
-      <w:hyperlink r:id="rId112">
+      <w:hyperlink r:id="rId133">
         <w:r>
           <w:rPr>
             <w:rStyle w:val="Hyperlink"/>
@@ -16167,8 +16489,8 @@
         </w:r>
       </w:hyperlink>
     </w:p>
-    <w:bookmarkEnd w:id="175"/>
-    <w:bookmarkStart w:id="176" w:name="ref-parameters"/>
+    <w:bookmarkEnd w:id="201"/>
+    <w:bookmarkStart w:id="202" w:name="ref-parameters"/>
     <w:p>
       <w:pPr>
         <w:pStyle w:val="Bibliography"/>
@@ -16214,7 +16536,7 @@
       <w:r>
         <w:t xml:space="preserve"> </w:t>
       </w:r>
-      <w:hyperlink r:id="rId114">
+      <w:hyperlink r:id="rId135">
         <w:r>
           <w:rPr>
             <w:rStyle w:val="Hyperlink"/>
@@ -16223,14 +16545,23 @@
         </w:r>
       </w:hyperlink>
     </w:p>
-    <w:bookmarkEnd w:id="176"/>
-    <w:bookmarkStart w:id="177" w:name="ref-ludecke2019insight"/>
+    <w:bookmarkEnd w:id="202"/>
+    <w:bookmarkStart w:id="203" w:name="ref-ludecke2019insight"/>
     <w:p>
       <w:pPr>
         <w:pStyle w:val="Bibliography"/>
       </w:pPr>
       <w:r>
-        <w:t xml:space="preserve">Lüdecke, D., Waggoner, P. D., &amp; Makowski, D. (2019). Insight: A machine-readable</w:t>
+        <w:t xml:space="preserve">Lüdecke, D., Waggoner, P. D., &amp; Makowski, D. (2019).</w:t>
+      </w:r>
+      <w:r>
+        <w:t xml:space="preserve"> </w:t>
+      </w:r>
+      <w:r>
+        <w:t xml:space="preserve">insight</w:t>
+      </w:r>
+      <w:r>
+        <w:t xml:space="preserve">: A unified interface to access information from model objects in</w:t>
       </w:r>
       <w:r>
         <w:t xml:space="preserve"> </w:t>
@@ -16239,10 +16570,7 @@
         <w:t xml:space="preserve">R</w:t>
       </w:r>
       <w:r>
-        <w:t xml:space="preserve"> </w:t>
-      </w:r>
-      <w:r>
-        <w:t xml:space="preserve">package for accessing statistical model information.</w:t>
+        <w:t xml:space="preserve">.</w:t>
       </w:r>
       <w:r>
         <w:t xml:space="preserve"> </w:t>
@@ -16273,7 +16601,7 @@
       <w:r>
         <w:t xml:space="preserve"> </w:t>
       </w:r>
-      <w:hyperlink r:id="rId116">
+      <w:hyperlink r:id="rId137">
         <w:r>
           <w:rPr>
             <w:rStyle w:val="Hyperlink"/>
@@ -16282,8 +16610,8 @@
         </w:r>
       </w:hyperlink>
     </w:p>
-    <w:bookmarkEnd w:id="177"/>
-    <w:bookmarkStart w:id="178" w:name="ref-makowski2026cogmod"/>
+    <w:bookmarkEnd w:id="203"/>
+    <w:bookmarkStart w:id="204" w:name="ref-makowski2026cogmod"/>
     <w:p>
       <w:pPr>
         <w:pStyle w:val="Bibliography"/>
@@ -16299,21 +16627,14 @@
           <w:i/>
           <w:iCs/>
         </w:rPr>
-        <w:t xml:space="preserve">Cogmod: Cognitive computational modeling in</w:t>
-      </w:r>
-      <w:r>
-        <w:rPr>
-          <w:i/>
-          <w:iCs/>
-        </w:rPr>
-        <w:t xml:space="preserve"> </w:t>
-      </w:r>
-      <w:r>
-        <w:rPr>
-          <w:i/>
-          <w:iCs/>
-        </w:rPr>
-        <w:t xml:space="preserve">R</w:t>
+        <w:t xml:space="preserve">cogmod</w:t>
+      </w:r>
+      <w:r>
+        <w:rPr>
+          <w:i/>
+          <w:iCs/>
+        </w:rPr>
+        <w:t xml:space="preserve">: Cognitive models for response time and choice data</w:t>
       </w:r>
       <w:r>
         <w:t xml:space="preserve">.</w:t>
@@ -16321,7 +16642,7 @@
       <w:r>
         <w:t xml:space="preserve"> </w:t>
       </w:r>
-      <w:hyperlink r:id="rId118">
+      <w:hyperlink r:id="rId139">
         <w:r>
           <w:rPr>
             <w:rStyle w:val="Hyperlink"/>
@@ -16330,8 +16651,8 @@
         </w:r>
       </w:hyperlink>
     </w:p>
-    <w:bookmarkEnd w:id="178"/>
-    <w:bookmarkStart w:id="179" w:name="ref-bayestestR"/>
+    <w:bookmarkEnd w:id="204"/>
+    <w:bookmarkStart w:id="205" w:name="ref-bayestestR"/>
     <w:p>
       <w:pPr>
         <w:pStyle w:val="Bibliography"/>
@@ -16377,7 +16698,7 @@
       <w:r>
         <w:t xml:space="preserve"> </w:t>
       </w:r>
-      <w:hyperlink r:id="rId120">
+      <w:hyperlink r:id="rId141">
         <w:r>
           <w:rPr>
             <w:rStyle w:val="Hyperlink"/>
@@ -16386,14 +16707,14 @@
         </w:r>
       </w:hyperlink>
     </w:p>
-    <w:bookmarkEnd w:id="179"/>
-    <w:bookmarkStart w:id="180" w:name="ref-makowski2025modelbased"/>
+    <w:bookmarkEnd w:id="205"/>
+    <w:bookmarkStart w:id="206" w:name="ref-makowski2025modelbased"/>
     <w:p>
       <w:pPr>
         <w:pStyle w:val="Bibliography"/>
       </w:pPr>
       <w:r>
-        <w:t xml:space="preserve">Makowski, D., Lüdecke, D., Patil, I., &amp; Ben-Shachar, M. S. (2025). Estimation of model-based predictions, contrasts and marginal effects using</w:t>
+        <w:t xml:space="preserve">Makowski, D., Ben-Shachar, M. S., Wiernik, B. M., Patil, I., Thériault, R., &amp; Lüdecke, D. (2025).</w:t>
       </w:r>
       <w:r>
         <w:t xml:space="preserve"> </w:t>
@@ -16402,7 +16723,19 @@
         <w:t xml:space="preserve">modelbased</w:t>
       </w:r>
       <w:r>
-        <w:t xml:space="preserve">.</w:t>
+        <w:t xml:space="preserve">: An</w:t>
+      </w:r>
+      <w:r>
+        <w:t xml:space="preserve"> </w:t>
+      </w:r>
+      <w:r>
+        <w:t xml:space="preserve">R</w:t>
+      </w:r>
+      <w:r>
+        <w:t xml:space="preserve"> </w:t>
+      </w:r>
+      <w:r>
+        <w:t xml:space="preserve">package to make the most out of your statistical models through marginal means, marginal effects, and model predictions.</w:t>
       </w:r>
       <w:r>
         <w:t xml:space="preserve"> </w:t>
@@ -16433,7 +16766,7 @@
       <w:r>
         <w:t xml:space="preserve"> </w:t>
       </w:r>
-      <w:hyperlink r:id="rId122">
+      <w:hyperlink r:id="rId143">
         <w:r>
           <w:rPr>
             <w:rStyle w:val="Hyperlink"/>
@@ -16442,8 +16775,8 @@
         </w:r>
       </w:hyperlink>
     </w:p>
-    <w:bookmarkEnd w:id="180"/>
-    <w:bookmarkStart w:id="181" w:name="ref-matzke2009"/>
+    <w:bookmarkEnd w:id="206"/>
+    <w:bookmarkStart w:id="207" w:name="ref-matzke2009"/>
     <w:p>
       <w:pPr>
         <w:pStyle w:val="Bibliography"/>
@@ -16480,7 +16813,7 @@
       <w:r>
         <w:t xml:space="preserve"> </w:t>
       </w:r>
-      <w:hyperlink r:id="rId124">
+      <w:hyperlink r:id="rId145">
         <w:r>
           <w:rPr>
             <w:rStyle w:val="Hyperlink"/>
@@ -16489,8 +16822,8 @@
         </w:r>
       </w:hyperlink>
     </w:p>
-    <w:bookmarkEnd w:id="181"/>
-    <w:bookmarkStart w:id="182" w:name="ref-here"/>
+    <w:bookmarkEnd w:id="207"/>
+    <w:bookmarkStart w:id="208" w:name="ref-here"/>
     <w:p>
       <w:pPr>
         <w:pStyle w:val="Bibliography"/>
@@ -16521,7 +16854,7 @@
       <w:r>
         <w:t xml:space="preserve"> </w:t>
       </w:r>
-      <w:hyperlink r:id="rId126">
+      <w:hyperlink r:id="rId147">
         <w:r>
           <w:rPr>
             <w:rStyle w:val="Hyperlink"/>
@@ -16530,8 +16863,8 @@
         </w:r>
       </w:hyperlink>
     </w:p>
-    <w:bookmarkEnd w:id="182"/>
-    <w:bookmarkStart w:id="183" w:name="ref-patchwork"/>
+    <w:bookmarkEnd w:id="208"/>
+    <w:bookmarkStart w:id="209" w:name="ref-patchwork"/>
     <w:p>
       <w:pPr>
         <w:pStyle w:val="Bibliography"/>
@@ -16562,7 +16895,7 @@
       <w:r>
         <w:t xml:space="preserve"> </w:t>
       </w:r>
-      <w:hyperlink r:id="rId128">
+      <w:hyperlink r:id="rId149">
         <w:r>
           <w:rPr>
             <w:rStyle w:val="Hyperlink"/>
@@ -16571,8 +16904,8 @@
         </w:r>
       </w:hyperlink>
     </w:p>
-    <w:bookmarkEnd w:id="183"/>
-    <w:bookmarkStart w:id="184" w:name="ref-ragg"/>
+    <w:bookmarkEnd w:id="209"/>
+    <w:bookmarkStart w:id="210" w:name="ref-ragg"/>
     <w:p>
       <w:pPr>
         <w:pStyle w:val="Bibliography"/>
@@ -16596,7 +16929,7 @@
       <w:r>
         <w:t xml:space="preserve"> </w:t>
       </w:r>
-      <w:hyperlink r:id="rId130">
+      <w:hyperlink r:id="rId151">
         <w:r>
           <w:rPr>
             <w:rStyle w:val="Hyperlink"/>
@@ -16605,14 +16938,64 @@
         </w:r>
       </w:hyperlink>
     </w:p>
-    <w:bookmarkEnd w:id="184"/>
-    <w:bookmarkStart w:id="185" w:name="ref-pfadt2025methodological"/>
+    <w:bookmarkEnd w:id="210"/>
+    <w:bookmarkStart w:id="211" w:name="ref-peirce2019"/>
     <w:p>
       <w:pPr>
         <w:pStyle w:val="Bibliography"/>
       </w:pPr>
       <w:r>
-        <w:t xml:space="preserve">Pfadt, J. M., Bartoš, F., Godmann, H. R., Waaijers, M., Groot, L., Heo, I., et al. (2025). A methodological metamorphosis: The rapid rise of bayesian inference and open science practices in psychology.</w:t>
+        <w:t xml:space="preserve">Peirce, J., Gray, J. R., Simpson, S., MacAskill, M., Höchenberger, R., Sogo, H., Kastman, E., &amp; Lindeløv, J. K. (2019). PsychoPy2: Experiments in behavior made easy.</w:t>
+      </w:r>
+      <w:r>
+        <w:t xml:space="preserve"> </w:t>
+      </w:r>
+      <w:r>
+        <w:rPr>
+          <w:i/>
+          <w:iCs/>
+        </w:rPr>
+        <w:t xml:space="preserve">Behavior Research Methods</w:t>
+      </w:r>
+      <w:r>
+        <w:t xml:space="preserve">,</w:t>
+      </w:r>
+      <w:r>
+        <w:t xml:space="preserve"> </w:t>
+      </w:r>
+      <w:r>
+        <w:rPr>
+          <w:i/>
+          <w:iCs/>
+        </w:rPr>
+        <w:t xml:space="preserve">51</w:t>
+      </w:r>
+      <w:r>
+        <w:t xml:space="preserve">(1), 195–203.</w:t>
+      </w:r>
+      <w:r>
+        <w:t xml:space="preserve"> </w:t>
+      </w:r>
+      <w:hyperlink r:id="rId153">
+        <w:r>
+          <w:rPr>
+            <w:rStyle w:val="Hyperlink"/>
+          </w:rPr>
+          <w:t xml:space="preserve">https://doi.org/10.3758/s13428-018-01193-y</w:t>
+        </w:r>
+      </w:hyperlink>
+    </w:p>
+    <w:bookmarkEnd w:id="211"/>
+    <w:bookmarkStart w:id="212" w:name="ref-pfadt2025methodological"/>
+    <w:p>
+      <w:pPr>
+        <w:pStyle w:val="Bibliography"/>
+      </w:pPr>
+      <w:r>
+        <w:t xml:space="preserve">Pfadt, J. M., Bartoš, F., Godmann, H. R., Waaijers, M., Groot, L., Heo, I., et al.</w:t>
+      </w:r>
+      <w:r>
+        <w:t xml:space="preserve"> (2025). A methodological metamorphosis: The rapid rise of bayesian inference and open science practices in psychology.</w:t>
       </w:r>
       <w:r>
         <w:t xml:space="preserve"> </w:t>
@@ -16630,7 +17013,7 @@
       <w:r>
         <w:t xml:space="preserve"> </w:t>
       </w:r>
-      <w:hyperlink r:id="rId132">
+      <w:hyperlink r:id="rId155">
         <w:r>
           <w:rPr>
             <w:rStyle w:val="Hyperlink"/>
@@ -16639,8 +17022,8 @@
         </w:r>
       </w:hyperlink>
     </w:p>
-    <w:bookmarkEnd w:id="185"/>
-    <w:bookmarkStart w:id="186" w:name="ref-R"/>
+    <w:bookmarkEnd w:id="212"/>
+    <w:bookmarkStart w:id="213" w:name="ref-R"/>
     <w:p>
       <w:pPr>
         <w:pStyle w:val="Bibliography"/>
@@ -16664,7 +17047,7 @@
       <w:r>
         <w:t xml:space="preserve"> </w:t>
       </w:r>
-      <w:hyperlink r:id="rId134">
+      <w:hyperlink r:id="rId157">
         <w:r>
           <w:rPr>
             <w:rStyle w:val="Hyperlink"/>
@@ -16673,8 +17056,8 @@
         </w:r>
       </w:hyperlink>
     </w:p>
-    <w:bookmarkEnd w:id="186"/>
-    <w:bookmarkStart w:id="187" w:name="ref-ratcliff1976"/>
+    <w:bookmarkEnd w:id="213"/>
+    <w:bookmarkStart w:id="214" w:name="ref-ratcliff1976"/>
     <w:p>
       <w:pPr>
         <w:pStyle w:val="Bibliography"/>
@@ -16711,7 +17094,7 @@
       <w:r>
         <w:t xml:space="preserve"> </w:t>
       </w:r>
-      <w:hyperlink r:id="rId136">
+      <w:hyperlink r:id="rId159">
         <w:r>
           <w:rPr>
             <w:rStyle w:val="Hyperlink"/>
@@ -16720,13 +17103,47 @@
         </w:r>
       </w:hyperlink>
     </w:p>
-    <w:bookmarkEnd w:id="187"/>
-    <w:bookmarkStart w:id="188" w:name="ref-serranocarot2026"/>
+    <w:bookmarkEnd w:id="214"/>
+    <w:bookmarkStart w:id="215" w:name="ref-rix"/>
     <w:p>
       <w:pPr>
         <w:pStyle w:val="Bibliography"/>
       </w:pPr>
       <w:r>
+        <w:t xml:space="preserve">Rodrigues, B., &amp; Baumann, P. (2026).</w:t>
+      </w:r>
+      <w:r>
+        <w:t xml:space="preserve"> </w:t>
+      </w:r>
+      <w:r>
+        <w:rPr>
+          <w:i/>
+          <w:iCs/>
+        </w:rPr>
+        <w:t xml:space="preserve">Rix: Reproducible data science environments with ’nix’</w:t>
+      </w:r>
+      <w:r>
+        <w:t xml:space="preserve">.</w:t>
+      </w:r>
+      <w:r>
+        <w:t xml:space="preserve"> </w:t>
+      </w:r>
+      <w:hyperlink r:id="rId161">
+        <w:r>
+          <w:rPr>
+            <w:rStyle w:val="Hyperlink"/>
+          </w:rPr>
+          <w:t xml:space="preserve">https://docs.ropensci.org/rix/</w:t>
+        </w:r>
+      </w:hyperlink>
+    </w:p>
+    <w:bookmarkEnd w:id="215"/>
+    <w:bookmarkStart w:id="216" w:name="ref-serranocarot2026"/>
+    <w:p>
+      <w:pPr>
+        <w:pStyle w:val="Bibliography"/>
+      </w:pPr>
+      <w:r>
         <w:t xml:space="preserve">Serrano-Carot, M., Gómez, P., &amp; Angele, B. (2026). Articles as flankers: The effect of grammatical gender depends on the task.</w:t>
       </w:r>
       <w:r>
@@ -16758,7 +17175,7 @@
       <w:r>
         <w:t xml:space="preserve"> </w:t>
       </w:r>
-      <w:hyperlink r:id="rId138">
+      <w:hyperlink r:id="rId163">
         <w:r>
           <w:rPr>
             <w:rStyle w:val="Hyperlink"/>
@@ -16767,8 +17184,8 @@
         </w:r>
       </w:hyperlink>
     </w:p>
-    <w:bookmarkEnd w:id="188"/>
-    <w:bookmarkStart w:id="189" w:name="ref-python"/>
+    <w:bookmarkEnd w:id="216"/>
+    <w:bookmarkStart w:id="217" w:name="ref-python"/>
     <w:p>
       <w:pPr>
         <w:pStyle w:val="Bibliography"/>
@@ -16790,8 +17207,8 @@
         <w:t xml:space="preserve">. CreateSpace.</w:t>
       </w:r>
     </w:p>
-    <w:bookmarkEnd w:id="189"/>
-    <w:bookmarkStart w:id="190" w:name="ref-vazire2018"/>
+    <w:bookmarkEnd w:id="217"/>
+    <w:bookmarkStart w:id="218" w:name="ref-vazire2018"/>
     <w:p>
       <w:pPr>
         <w:pStyle w:val="Bibliography"/>
@@ -16828,7 +17245,7 @@
       <w:r>
         <w:t xml:space="preserve"> </w:t>
       </w:r>
-      <w:hyperlink r:id="rId141">
+      <w:hyperlink r:id="rId166">
         <w:r>
           <w:rPr>
             <w:rStyle w:val="Hyperlink"/>
@@ -16837,8 +17254,8 @@
         </w:r>
       </w:hyperlink>
     </w:p>
-    <w:bookmarkEnd w:id="190"/>
-    <w:bookmarkStart w:id="191" w:name="ref-whelan2008"/>
+    <w:bookmarkEnd w:id="218"/>
+    <w:bookmarkStart w:id="219" w:name="ref-whelan2008"/>
     <w:p>
       <w:pPr>
         <w:pStyle w:val="Bibliography"/>
@@ -16875,7 +17292,7 @@
       <w:r>
         <w:t xml:space="preserve"> </w:t>
       </w:r>
-      <w:hyperlink r:id="rId143">
+      <w:hyperlink r:id="rId168">
         <w:r>
           <w:rPr>
             <w:rStyle w:val="Hyperlink"/>
@@ -16884,8 +17301,8 @@
         </w:r>
       </w:hyperlink>
     </w:p>
-    <w:bookmarkEnd w:id="191"/>
-    <w:bookmarkStart w:id="192" w:name="ref-tidyverse"/>
+    <w:bookmarkEnd w:id="219"/>
+    <w:bookmarkStart w:id="220" w:name="ref-tidyverse"/>
     <w:p>
       <w:pPr>
         <w:pStyle w:val="Bibliography"/>
@@ -16931,7 +17348,7 @@
       <w:r>
         <w:t xml:space="preserve"> </w:t>
       </w:r>
-      <w:hyperlink r:id="rId145">
+      <w:hyperlink r:id="rId170">
         <w:r>
           <w:rPr>
             <w:rStyle w:val="Hyperlink"/>
@@ -16940,8 +17357,8 @@
         </w:r>
       </w:hyperlink>
     </w:p>
-    <w:bookmarkEnd w:id="192"/>
-    <w:bookmarkStart w:id="193" w:name="ref-wilcox"/>
+    <w:bookmarkEnd w:id="220"/>
+    <w:bookmarkStart w:id="221" w:name="ref-wilcox"/>
     <w:p>
       <w:pPr>
         <w:pStyle w:val="Bibliography"/>
@@ -16978,7 +17395,7 @@
       <w:r>
         <w:t xml:space="preserve"> </w:t>
       </w:r>
-      <w:hyperlink r:id="rId147">
+      <w:hyperlink r:id="rId172">
         <w:r>
           <w:rPr>
             <w:rStyle w:val="Hyperlink"/>
@@ -16987,8 +17404,8 @@
         </w:r>
       </w:hyperlink>
     </w:p>
-    <w:bookmarkEnd w:id="193"/>
-    <w:bookmarkStart w:id="194" w:name="ref-rmarkdown2018"/>
+    <w:bookmarkEnd w:id="221"/>
+    <w:bookmarkStart w:id="222" w:name="ref-rmarkdown2018"/>
     <w:p>
       <w:pPr>
         <w:pStyle w:val="Bibliography"/>
@@ -17012,7 +17429,7 @@
       <w:r>
         <w:t xml:space="preserve"> </w:t>
       </w:r>
-      <w:hyperlink r:id="rId149">
+      <w:hyperlink r:id="rId174">
         <w:r>
           <w:rPr>
             <w:rStyle w:val="Hyperlink"/>
@@ -17021,8 +17438,8 @@
         </w:r>
       </w:hyperlink>
     </w:p>
-    <w:bookmarkEnd w:id="194"/>
-    <w:bookmarkStart w:id="195" w:name="ref-rmarkdown2020"/>
+    <w:bookmarkEnd w:id="222"/>
+    <w:bookmarkStart w:id="223" w:name="ref-rmarkdown2020"/>
     <w:p>
       <w:pPr>
         <w:pStyle w:val="Bibliography"/>
@@ -17046,7 +17463,7 @@
       <w:r>
         <w:t xml:space="preserve"> </w:t>
       </w:r>
-      <w:hyperlink r:id="rId151">
+      <w:hyperlink r:id="rId176">
         <w:r>
           <w:rPr>
             <w:rStyle w:val="Hyperlink"/>
@@ -17055,12 +17472,12 @@
         </w:r>
       </w:hyperlink>
     </w:p>
-    <w:bookmarkEnd w:id="195"/>
-    <w:bookmarkEnd w:id="196"/>
+    <w:bookmarkEnd w:id="223"/>
+    <w:bookmarkEnd w:id="224"/>
     <w:sectPr>
       <w:lnNumType w:countBy="1" w:restart="continuous"/>
     </w:sectPr>
-    <w:bookmarkEnd w:id="197"/>
+    <w:bookmarkEnd w:id="225"/>
     <w:sectPr>
       <w:headerReference r:id="rId8" w:type="even"/>
       <w:headerReference r:id="rId9" w:type="default"/>
@@ -17126,7 +17543,7 @@
       </w:r>
     </w:p>
   </w:footnote>
-  <w:footnote w:id="35">
+  <w:footnote w:id="40">
     <w:p>
       <w:pPr>
         <w:pStyle w:val="FootnoteText"/>
@@ -17511,11 +17928,34 @@
         <w:t xml:space="preserve">)</w:t>
       </w:r>
       <w:r>
-        <w:t xml:space="preserve">.</w:t>
+        <w:t xml:space="preserve">. In addition, we use rix</w:t>
+      </w:r>
+      <w:r>
+        <w:t xml:space="preserve"> </w:t>
+      </w:r>
+      <w:r>
+        <w:t xml:space="preserve">(</w:t>
+      </w:r>
+      <w:hyperlink w:anchor="ref-rix">
+        <w:r>
+          <w:rPr>
+            <w:rStyle w:val="Hyperlink"/>
+          </w:rPr>
+          <w:t xml:space="preserve">Rodrigues &amp; Baumann, 2026</w:t>
+        </w:r>
+      </w:hyperlink>
+      <w:r>
+        <w:t xml:space="preserve">)</w:t>
+      </w:r>
+      <w:r>
+        <w:t xml:space="preserve"> </w:t>
+      </w:r>
+      <w:r>
+        <w:t xml:space="preserve">which uses the nix package and software ecosystem to ensure computational reproducibility.</w:t>
       </w:r>
     </w:p>
   </w:footnote>
-  <w:footnote w:id="49">
+  <w:footnote w:id="58">
     <w:p>
       <w:pPr>
         <w:pStyle w:val="FootnoteText"/>
@@ -17529,7 +17969,7 @@
       <w:r>
         <w:t xml:space="preserve"> </w:t>
       </w:r>
-      <w:hyperlink r:id="rId50">
+      <w:hyperlink r:id="rId59">
         <w:r>
           <w:rPr>
             <w:rStyle w:val="Hyperlink"/>
@@ -18062,6 +18502,109 @@
       </w:pPr>
     </w:lvl>
   </w:abstractNum>
+  <w:abstractNum w:abstractNumId="991">
+    <w:nsid w:val="0000A991"/>
+    <w:multiLevelType w:val="multilevel"/>
+    <w:lvl w:ilvl="0">
+      <w:numFmt w:val="bullet"/>
+      <w:lvlText w:val=""/>
+      <w:lvlJc w:val="left"/>
+      <w:pPr>
+        <w:ind w:left="720" w:hanging="360"/>
+      </w:pPr>
+      <w:rPr>
+        <w:rFonts w:ascii="Symbol" w:hAnsi="Symbol" w:cs="Symbol" w:hint="default"/>
+      </w:rPr>
+    </w:lvl>
+    <w:lvl w:ilvl="1">
+      <w:numFmt w:val="bullet"/>
+      <w:lvlText w:val="o"/>
+      <w:lvlJc w:val="left"/>
+      <w:pPr>
+        <w:ind w:left="1440" w:hanging="360"/>
+      </w:pPr>
+      <w:rPr>
+        <w:rFonts w:ascii="Courier New" w:hAnsi="Courier New" w:cs="Courier New" w:hint="default"/>
+      </w:rPr>
+    </w:lvl>
+    <w:lvl w:ilvl="2">
+      <w:numFmt w:val="bullet"/>
+      <w:lvlText w:val=""/>
+      <w:lvlJc w:val="left"/>
+      <w:pPr>
+        <w:ind w:left="2160" w:hanging="360"/>
+      </w:pPr>
+      <w:rPr>
+        <w:rFonts w:ascii="Wingdings" w:hAnsi="Wingdings" w:cs="Wingdings" w:hint="default"/>
+      </w:rPr>
+    </w:lvl>
+    <w:lvl w:ilvl="3">
+      <w:numFmt w:val="bullet"/>
+      <w:lvlText w:val=""/>
+      <w:lvlJc w:val="left"/>
+      <w:pPr>
+        <w:ind w:left="2880" w:hanging="360"/>
+      </w:pPr>
+      <w:rPr>
+        <w:rFonts w:ascii="Symbol" w:hAnsi="Symbol" w:cs="Symbol" w:hint="default"/>
+      </w:rPr>
+    </w:lvl>
+    <w:lvl w:ilvl="4">
+      <w:numFmt w:val="bullet"/>
+      <w:lvlText w:val="o"/>
+      <w:lvlJc w:val="left"/>
+      <w:pPr>
+        <w:ind w:left="3600" w:hanging="360"/>
+      </w:pPr>
+      <w:rPr>
+        <w:rFonts w:ascii="Courier New" w:hAnsi="Courier New" w:cs="Courier New" w:hint="default"/>
+      </w:rPr>
+    </w:lvl>
+    <w:lvl w:ilvl="5">
+      <w:numFmt w:val="bullet"/>
+      <w:lvlText w:val=""/>
+      <w:lvlJc w:val="left"/>
+      <w:pPr>
+        <w:ind w:left="4320" w:hanging="360"/>
+      </w:pPr>
+      <w:rPr>
+        <w:rFonts w:ascii="Wingdings" w:hAnsi="Wingdings" w:cs="Wingdings" w:hint="default"/>
+      </w:rPr>
+    </w:lvl>
+    <w:lvl w:ilvl="6">
+      <w:numFmt w:val="bullet"/>
+      <w:lvlText w:val=""/>
+      <w:lvlJc w:val="left"/>
+      <w:pPr>
+        <w:ind w:left="5040" w:hanging="360"/>
+      </w:pPr>
+      <w:rPr>
+        <w:rFonts w:ascii="Symbol" w:hAnsi="Symbol" w:cs="Symbol" w:hint="default"/>
+      </w:rPr>
+    </w:lvl>
+    <w:lvl w:ilvl="7">
+      <w:numFmt w:val="bullet"/>
+      <w:lvlText w:val="o"/>
+      <w:lvlJc w:val="left"/>
+      <w:pPr>
+        <w:ind w:left="5760" w:hanging="360"/>
+      </w:pPr>
+      <w:rPr>
+        <w:rFonts w:ascii="Courier New" w:hAnsi="Courier New" w:cs="Courier New" w:hint="default"/>
+      </w:rPr>
+    </w:lvl>
+    <w:lvl w:ilvl="8">
+      <w:numFmt w:val="bullet"/>
+      <w:lvlText w:val=""/>
+      <w:lvlJc w:val="left"/>
+      <w:pPr>
+        <w:ind w:left="6480" w:hanging="360"/>
+      </w:pPr>
+      <w:rPr>
+        <w:rFonts w:ascii="Wingdings" w:hAnsi="Wingdings" w:cs="Wingdings" w:hint="default"/>
+      </w:rPr>
+    </w:lvl>
+  </w:abstractNum>
   <w:num w16cid:durableId="423961382" w:numId="1">
     <w:abstractNumId w:val="10"/>
   </w:num>
@@ -18157,6 +18700,9 @@
     <w:lvlOverride w:ilvl="8">
       <w:startOverride w:val="1"/>
     </w:lvlOverride>
+  </w:num>
+  <w:num w:numId="1002">
+    <w:abstractNumId w:val="991"/>
   </w:num>
 </w:numbering>
 </file>
